--- a/FAI-SI-PFC-I-FalaCidade-2026-v1.9.docx
+++ b/FAI-SI-PFC-I-FalaCidade-2026-v1.9.docx
@@ -4,7 +4,7 @@
   <w:body>
     <w:p>
       <w:pPr>
-        <w:pStyle w:val="1825"/>
+        <w:pStyle w:val="1829"/>
         <w:pBdr/>
         <w:spacing/>
         <w:ind/>
@@ -35,7 +35,7 @@
     </w:p>
     <w:p>
       <w:pPr>
-        <w:pStyle w:val="1825"/>
+        <w:pStyle w:val="1829"/>
         <w:pBdr/>
         <w:spacing/>
         <w:ind/>
@@ -66,7 +66,7 @@
     </w:p>
     <w:p>
       <w:pPr>
-        <w:pStyle w:val="1825"/>
+        <w:pStyle w:val="1829"/>
         <w:pBdr/>
         <w:spacing/>
         <w:ind/>
@@ -96,7 +96,7 @@
     </w:p>
     <w:p>
       <w:pPr>
-        <w:pStyle w:val="1825"/>
+        <w:pStyle w:val="1829"/>
         <w:pBdr/>
         <w:spacing/>
         <w:ind/>
@@ -126,7 +126,7 @@
     </w:p>
     <w:p>
       <w:pPr>
-        <w:pStyle w:val="1825"/>
+        <w:pStyle w:val="1829"/>
         <w:pBdr/>
         <w:spacing/>
         <w:ind/>
@@ -157,7 +157,7 @@
     </w:p>
     <w:p>
       <w:pPr>
-        <w:pStyle w:val="1825"/>
+        <w:pStyle w:val="1829"/>
         <w:pBdr/>
         <w:spacing/>
         <w:ind/>
@@ -188,7 +188,7 @@
     </w:p>
     <w:p>
       <w:pPr>
-        <w:pStyle w:val="1825"/>
+        <w:pStyle w:val="1829"/>
         <w:pBdr/>
         <w:spacing/>
         <w:ind/>
@@ -219,7 +219,7 @@
     </w:p>
     <w:p>
       <w:pPr>
-        <w:pStyle w:val="1825"/>
+        <w:pStyle w:val="1829"/>
         <w:pBdr/>
         <w:spacing/>
         <w:ind/>
@@ -249,7 +249,7 @@
     </w:p>
     <w:p>
       <w:pPr>
-        <w:pStyle w:val="1825"/>
+        <w:pStyle w:val="1829"/>
         <w:pBdr/>
         <w:spacing/>
         <w:ind/>
@@ -279,7 +279,7 @@
     </w:p>
     <w:p>
       <w:pPr>
-        <w:pStyle w:val="1825"/>
+        <w:pStyle w:val="1829"/>
         <w:pBdr/>
         <w:spacing/>
         <w:ind/>
@@ -309,7 +309,7 @@
     </w:p>
     <w:p>
       <w:pPr>
-        <w:pStyle w:val="1825"/>
+        <w:pStyle w:val="1829"/>
         <w:pBdr/>
         <w:spacing/>
         <w:ind/>
@@ -339,7 +339,7 @@
     </w:p>
     <w:p>
       <w:pPr>
-        <w:pStyle w:val="1825"/>
+        <w:pStyle w:val="1829"/>
         <w:pBdr/>
         <w:spacing/>
         <w:ind/>
@@ -369,7 +369,7 @@
     </w:p>
     <w:p>
       <w:pPr>
-        <w:pStyle w:val="1825"/>
+        <w:pStyle w:val="1829"/>
         <w:pBdr/>
         <w:spacing w:line="360" w:lineRule="auto"/>
         <w:ind/>
@@ -471,7 +471,7 @@
     </w:p>
     <w:p>
       <w:pPr>
-        <w:pStyle w:val="1825"/>
+        <w:pStyle w:val="1829"/>
         <w:pBdr/>
         <w:spacing/>
         <w:ind/>
@@ -501,7 +501,7 @@
     </w:p>
     <w:p>
       <w:pPr>
-        <w:pStyle w:val="1825"/>
+        <w:pStyle w:val="1829"/>
         <w:pBdr/>
         <w:spacing/>
         <w:ind/>
@@ -531,7 +531,7 @@
     </w:p>
     <w:p>
       <w:pPr>
-        <w:pStyle w:val="1825"/>
+        <w:pStyle w:val="1829"/>
         <w:pBdr/>
         <w:spacing/>
         <w:ind/>
@@ -561,7 +561,7 @@
     </w:p>
     <w:p>
       <w:pPr>
-        <w:pStyle w:val="1825"/>
+        <w:pStyle w:val="1829"/>
         <w:pBdr/>
         <w:spacing/>
         <w:ind/>
@@ -591,7 +591,7 @@
     </w:p>
     <w:p>
       <w:pPr>
-        <w:pStyle w:val="1825"/>
+        <w:pStyle w:val="1829"/>
         <w:pBdr/>
         <w:spacing/>
         <w:ind/>
@@ -621,7 +621,7 @@
     </w:p>
     <w:p>
       <w:pPr>
-        <w:pStyle w:val="1825"/>
+        <w:pStyle w:val="1829"/>
         <w:pBdr/>
         <w:spacing/>
         <w:ind/>
@@ -652,7 +652,7 @@
     </w:p>
     <w:p>
       <w:pPr>
-        <w:pStyle w:val="1825"/>
+        <w:pStyle w:val="1829"/>
         <w:pBdr/>
         <w:spacing/>
         <w:ind/>
@@ -683,7 +683,7 @@
     </w:p>
     <w:p>
       <w:pPr>
-        <w:pStyle w:val="1825"/>
+        <w:pStyle w:val="1829"/>
         <w:pBdr/>
         <w:spacing/>
         <w:ind/>
@@ -703,7 +703,7 @@
     </w:p>
     <w:p>
       <w:pPr>
-        <w:pStyle w:val="1825"/>
+        <w:pStyle w:val="1829"/>
         <w:pBdr/>
         <w:spacing/>
         <w:ind/>
@@ -734,7 +734,7 @@
     </w:p>
     <w:p>
       <w:pPr>
-        <w:pStyle w:val="1825"/>
+        <w:pStyle w:val="1829"/>
         <w:pBdr/>
         <w:spacing/>
         <w:ind/>
@@ -765,7 +765,7 @@
     </w:p>
     <w:p>
       <w:pPr>
-        <w:pStyle w:val="1825"/>
+        <w:pStyle w:val="1829"/>
         <w:pBdr/>
         <w:spacing/>
         <w:ind/>
@@ -795,7 +795,7 @@
     </w:p>
     <w:p>
       <w:pPr>
-        <w:pStyle w:val="1825"/>
+        <w:pStyle w:val="1829"/>
         <w:pBdr/>
         <w:spacing/>
         <w:ind/>
@@ -826,7 +826,7 @@
     </w:p>
     <w:p>
       <w:pPr>
-        <w:pStyle w:val="1825"/>
+        <w:pStyle w:val="1829"/>
         <w:pBdr/>
         <w:spacing/>
         <w:ind/>
@@ -857,7 +857,7 @@
     </w:p>
     <w:p>
       <w:pPr>
-        <w:pStyle w:val="1825"/>
+        <w:pStyle w:val="1829"/>
         <w:pBdr/>
         <w:spacing/>
         <w:ind/>
@@ -888,7 +888,7 @@
     </w:p>
     <w:p>
       <w:pPr>
-        <w:pStyle w:val="1825"/>
+        <w:pStyle w:val="1829"/>
         <w:pBdr/>
         <w:spacing/>
         <w:ind/>
@@ -918,7 +918,7 @@
     </w:p>
     <w:p>
       <w:pPr>
-        <w:pStyle w:val="1825"/>
+        <w:pStyle w:val="1829"/>
         <w:pBdr/>
         <w:spacing/>
         <w:ind/>
@@ -948,7 +948,7 @@
     </w:p>
     <w:p>
       <w:pPr>
-        <w:pStyle w:val="1825"/>
+        <w:pStyle w:val="1829"/>
         <w:pBdr/>
         <w:spacing/>
         <w:ind/>
@@ -978,7 +978,7 @@
     </w:p>
     <w:p>
       <w:pPr>
-        <w:pStyle w:val="1825"/>
+        <w:pStyle w:val="1829"/>
         <w:pBdr/>
         <w:spacing/>
         <w:ind/>
@@ -1008,7 +1008,7 @@
     </w:p>
     <w:p>
       <w:pPr>
-        <w:pStyle w:val="1825"/>
+        <w:pStyle w:val="1829"/>
         <w:pBdr/>
         <w:spacing w:line="360" w:lineRule="auto"/>
         <w:ind/>
@@ -1293,7 +1293,7 @@
     </w:p>
     <w:p>
       <w:pPr>
-        <w:pStyle w:val="1825"/>
+        <w:pStyle w:val="1829"/>
         <w:pBdr/>
         <w:spacing/>
         <w:ind/>
@@ -1323,7 +1323,7 @@
     </w:p>
     <w:p>
       <w:pPr>
-        <w:pStyle w:val="1825"/>
+        <w:pStyle w:val="1829"/>
         <w:pBdr/>
         <w:spacing/>
         <w:ind/>
@@ -1353,7 +1353,7 @@
     </w:p>
     <w:p>
       <w:pPr>
-        <w:pStyle w:val="1825"/>
+        <w:pStyle w:val="1829"/>
         <w:pBdr/>
         <w:spacing/>
         <w:ind/>
@@ -1383,7 +1383,7 @@
     </w:p>
     <w:p>
       <w:pPr>
-        <w:pStyle w:val="1825"/>
+        <w:pStyle w:val="1829"/>
         <w:pBdr/>
         <w:spacing/>
         <w:ind/>
@@ -1413,7 +1413,7 @@
     </w:p>
     <w:p>
       <w:pPr>
-        <w:pStyle w:val="1825"/>
+        <w:pStyle w:val="1829"/>
         <w:pBdr/>
         <w:spacing/>
         <w:ind/>
@@ -1443,7 +1443,7 @@
     </w:p>
     <w:p>
       <w:pPr>
-        <w:pStyle w:val="1825"/>
+        <w:pStyle w:val="1829"/>
         <w:pBdr/>
         <w:spacing/>
         <w:ind/>
@@ -1474,7 +1474,7 @@
     </w:p>
     <w:p>
       <w:pPr>
-        <w:pStyle w:val="1825"/>
+        <w:pStyle w:val="1829"/>
         <w:pBdr/>
         <w:spacing/>
         <w:ind/>
@@ -1505,7 +1505,7 @@
     </w:p>
     <w:p>
       <w:pPr>
-        <w:pStyle w:val="1825"/>
+        <w:pStyle w:val="1829"/>
         <w:pBdr/>
         <w:spacing/>
         <w:ind/>
@@ -1536,7 +1536,7 @@
     </w:p>
     <w:p>
       <w:pPr>
-        <w:pStyle w:val="1824"/>
+        <w:pStyle w:val="1828"/>
         <w:pBdr/>
         <w:spacing/>
         <w:ind/>
@@ -1564,7 +1564,7 @@
     </w:p>
     <w:p>
       <w:pPr>
-        <w:pStyle w:val="1824"/>
+        <w:pStyle w:val="1828"/>
         <w:pBdr/>
         <w:spacing/>
         <w:ind/>
@@ -2957,7 +2957,7 @@
     </w:tbl>
     <w:p>
       <w:pPr>
-        <w:pStyle w:val="1824"/>
+        <w:pStyle w:val="1828"/>
         <w:pBdr/>
         <w:spacing/>
         <w:ind/>
@@ -2986,7 +2986,7 @@
     </w:p>
     <w:p>
       <w:pPr>
-        <w:pStyle w:val="1824"/>
+        <w:pStyle w:val="1828"/>
         <w:pBdr/>
         <w:spacing/>
         <w:ind/>
@@ -3086,7 +3086,7 @@
     </w:p>
     <w:p>
       <w:pPr>
-        <w:pStyle w:val="1824"/>
+        <w:pStyle w:val="1828"/>
         <w:pBdr/>
         <w:spacing/>
         <w:ind/>
@@ -3099,11 +3099,7 @@
     </w:p>
     <w:p>
       <w:pPr>
-        <w:pStyle w:val="1841"/>
-        <w:pBdr/>
-        <w:tabs>
-          <w:tab w:val="right" w:leader="dot" w:pos="9072"/>
-        </w:tabs>
+        <w:pBdr/>
         <w:spacing/>
         <w:ind/>
         <w:rPr/>
@@ -3116,139 +3112,28 @@
         <w:fldChar w:fldCharType="separate"/>
       </w:r>
       <w:r/>
-      <w:hyperlink w:tooltip="#_Toc1" w:anchor="_Toc1" w:history="1">
-        <w:r>
-          <w:rPr>
-            <w:rStyle w:val="1822"/>
-          </w:rPr>
-        </w:r>
-        <w:r>
-          <w:rPr>
-            <w:rStyle w:val="1822"/>
-          </w:rPr>
-          <w:t xml:space="preserve">Figura </w:t>
-        </w:r>
-        <w:r>
-          <w:rPr>
-            <w:rStyle w:val="1822"/>
-          </w:rPr>
-          <w:t xml:space="preserve"> - Qual perfil melhor descreve você?</w:t>
-        </w:r>
-        <w:r>
-          <w:rPr>
-            <w:rStyle w:val="1822"/>
-          </w:rPr>
-        </w:r>
-        <w:r>
-          <w:tab/>
-        </w:r>
-        <w:r>
-          <w:fldChar w:fldCharType="begin"/>
-          <w:instrText xml:space="preserve">PAGEREF _Toc1 \h</w:instrText>
-          <w:fldChar w:fldCharType="separate"/>
-          <w:t xml:space="preserve">50</w:t>
-          <w:fldChar w:fldCharType="end"/>
-        </w:r>
-      </w:hyperlink>
-      <w:r/>
-    </w:p>
-    <w:p>
-      <w:pPr>
-        <w:pStyle w:val="1841"/>
-        <w:pBdr/>
-        <w:tabs>
-          <w:tab w:val="right" w:leader="dot" w:pos="9072"/>
-        </w:tabs>
-        <w:spacing/>
-        <w:ind/>
-        <w:rPr/>
-      </w:pPr>
-      <w:hyperlink w:tooltip="#_Toc2" w:anchor="_Toc2" w:history="1">
-        <w:r>
-          <w:rPr>
-            <w:rStyle w:val="1822"/>
-          </w:rPr>
-        </w:r>
-        <w:r>
-          <w:rPr>
-            <w:rStyle w:val="1822"/>
-          </w:rPr>
-          <w:t xml:space="preserve">Figura </w:t>
-        </w:r>
-        <w:r>
-          <w:rPr>
-            <w:rStyle w:val="1822"/>
-          </w:rPr>
-          <w:t xml:space="preserve"> - Você já utilizou algum sistema para registrar problemas da sua cidade?</w:t>
-        </w:r>
-        <w:r>
-          <w:rPr>
-            <w:rStyle w:val="1822"/>
-          </w:rPr>
-        </w:r>
-        <w:r>
-          <w:tab/>
-        </w:r>
-        <w:r>
-          <w:fldChar w:fldCharType="begin"/>
-          <w:instrText xml:space="preserve">PAGEREF _Toc2 \h</w:instrText>
-          <w:fldChar w:fldCharType="separate"/>
-          <w:t xml:space="preserve">51</w:t>
-          <w:fldChar w:fldCharType="end"/>
-        </w:r>
-      </w:hyperlink>
-      <w:r/>
-    </w:p>
-    <w:p>
-      <w:pPr>
-        <w:pStyle w:val="1841"/>
-        <w:pBdr/>
-        <w:tabs>
-          <w:tab w:val="right" w:leader="dot" w:pos="9072"/>
-        </w:tabs>
-        <w:spacing/>
-        <w:ind/>
-        <w:rPr/>
-      </w:pPr>
-      <w:hyperlink w:tooltip="#_Toc3" w:anchor="_Toc3" w:history="1">
-        <w:r>
-          <w:rPr>
-            <w:rStyle w:val="1822"/>
-          </w:rPr>
-        </w:r>
-        <w:r>
-          <w:rPr>
-            <w:rStyle w:val="1822"/>
-          </w:rPr>
-          <w:t xml:space="preserve">Figura </w:t>
-        </w:r>
-        <w:r>
-          <w:rPr>
-            <w:rStyle w:val="1822"/>
-          </w:rPr>
-          <w:t xml:space="preserve"> - Você utilizaria um aplicativo para registrar incidentes em sua cidade?</w:t>
-        </w:r>
-        <w:r>
-          <w:rPr>
-            <w:rStyle w:val="1822"/>
-          </w:rPr>
-        </w:r>
-        <w:r>
-          <w:tab/>
-        </w:r>
-        <w:r>
-          <w:fldChar w:fldCharType="begin"/>
-          <w:instrText xml:space="preserve">PAGEREF _Toc3 \h</w:instrText>
-          <w:fldChar w:fldCharType="separate"/>
-          <w:t xml:space="preserve">51</w:t>
-          <w:fldChar w:fldCharType="end"/>
-        </w:r>
-      </w:hyperlink>
-      <w:r/>
-    </w:p>
-    <w:p>
-      <w:pPr>
-        <w:pStyle w:val="1824"/>
+      <w:r>
+        <w:rPr>
+          <w:b/>
+        </w:rPr>
+        <w:t xml:space="preserve">Nenhuma entrada de tabela de figuras encontrada.</w:t>
+      </w:r>
+      <w:r/>
+    </w:p>
+    <w:p>
+      <w:pPr>
+        <w:pBdr/>
+        <w:spacing/>
+        <w:ind/>
+        <w:rPr/>
+      </w:pPr>
+      <w:r/>
+      <w:r/>
+      <w:r/>
+    </w:p>
+    <w:p>
+      <w:pPr>
+        <w:pStyle w:val="1828"/>
         <w:pBdr/>
         <w:spacing/>
         <w:ind/>
@@ -3263,18 +3148,18 @@
     </w:p>
     <w:p>
       <w:pPr>
-        <w:pStyle w:val="1824"/>
-        <w:pBdr/>
-        <w:spacing/>
-        <w:ind/>
-        <w:rPr/>
-      </w:pPr>
-      <w:r/>
-      <w:r/>
-    </w:p>
-    <w:p>
-      <w:pPr>
-        <w:pStyle w:val="1824"/>
+        <w:pStyle w:val="1828"/>
+        <w:pBdr/>
+        <w:spacing/>
+        <w:ind/>
+        <w:rPr/>
+      </w:pPr>
+      <w:r/>
+      <w:r/>
+    </w:p>
+    <w:p>
+      <w:pPr>
+        <w:pStyle w:val="1828"/>
         <w:pBdr/>
         <w:spacing/>
         <w:ind/>
@@ -3303,18 +3188,18 @@
     </w:p>
     <w:p>
       <w:pPr>
-        <w:pStyle w:val="1824"/>
-        <w:pBdr/>
-        <w:spacing/>
-        <w:ind/>
-        <w:rPr/>
-      </w:pPr>
-      <w:r/>
-      <w:r/>
-    </w:p>
-    <w:p>
-      <w:pPr>
-        <w:pStyle w:val="1824"/>
+        <w:pStyle w:val="1828"/>
+        <w:pBdr/>
+        <w:spacing/>
+        <w:ind/>
+        <w:rPr/>
+      </w:pPr>
+      <w:r/>
+      <w:r/>
+    </w:p>
+    <w:p>
+      <w:pPr>
+        <w:pStyle w:val="1828"/>
         <w:pBdr/>
         <w:spacing/>
         <w:ind/>
@@ -3330,7 +3215,7 @@
     </w:p>
     <w:tbl>
       <w:tblPr>
-        <w:tblStyle w:val="1833"/>
+        <w:tblStyle w:val="1837"/>
         <w:tblW w:w="0" w:type="auto"/>
         <w:tblBorders>
           <w:top w:val="none" w:color="auto" w:sz="0" w:space="0"/>
@@ -4421,8 +4306,8 @@
             <w:r>
               <w:rPr>
                 <w:rFonts w:eastAsia="Arial"/>
+                <w:bCs/>
                 <w:i/>
-                <w:iCs/>
                 <w:color w:val="1f1f1f"/>
                 <w:highlight w:val="none"/>
               </w:rPr>
@@ -4527,8 +4412,8 @@
             <w:r>
               <w:rPr>
                 <w:rFonts w:eastAsia="Arial"/>
+                <w:bCs/>
                 <w:i/>
-                <w:iCs/>
                 <w:color w:val="1f1f1f"/>
               </w:rPr>
             </w:r>
@@ -5506,7 +5391,7 @@
     </w:tbl>
     <w:p>
       <w:pPr>
-        <w:pStyle w:val="1824"/>
+        <w:pStyle w:val="1828"/>
         <w:pBdr/>
         <w:spacing/>
         <w:ind/>
@@ -5518,7 +5403,7 @@
     </w:p>
     <w:p>
       <w:pPr>
-        <w:pStyle w:val="1824"/>
+        <w:pStyle w:val="1828"/>
         <w:pBdr/>
         <w:spacing/>
         <w:ind/>
@@ -5532,7 +5417,7 @@
     </w:p>
     <w:p>
       <w:pPr>
-        <w:pStyle w:val="1824"/>
+        <w:pStyle w:val="1828"/>
         <w:pBdr/>
         <w:spacing/>
         <w:ind/>
@@ -5545,7 +5430,7 @@
     </w:p>
     <w:p>
       <w:pPr>
-        <w:pStyle w:val="1819"/>
+        <w:pStyle w:val="1823"/>
         <w:pBdr/>
         <w:tabs>
           <w:tab w:val="right" w:leader="dot" w:pos="9062"/>
@@ -5572,22 +5457,21 @@
         </w:rPr>
         <w:fldChar w:fldCharType="separate"/>
       </w:r>
-      <w:r/>
       <w:hyperlink w:tooltip="#_Toc1" w:anchor="_Toc1" w:history="1">
         <w:r>
           <w:rPr>
-            <w:rStyle w:val="1822"/>
+            <w:rStyle w:val="1826"/>
           </w:rPr>
         </w:r>
         <w:r>
           <w:rPr>
-            <w:rStyle w:val="1822"/>
+            <w:rStyle w:val="1826"/>
           </w:rPr>
           <w:t xml:space="preserve">1 INTRODUÇÃO</w:t>
         </w:r>
         <w:r>
           <w:rPr>
-            <w:rStyle w:val="1822"/>
+            <w:rStyle w:val="1826"/>
           </w:rPr>
         </w:r>
         <w:r>
@@ -5602,10 +5486,11 @@
         </w:r>
       </w:hyperlink>
       <w:r/>
-    </w:p>
-    <w:p>
-      <w:pPr>
-        <w:pStyle w:val="1819"/>
+      <w:r/>
+    </w:p>
+    <w:p>
+      <w:pPr>
+        <w:pStyle w:val="1823"/>
         <w:pBdr/>
         <w:tabs>
           <w:tab w:val="right" w:leader="dot" w:pos="9062"/>
@@ -5614,21 +5499,22 @@
         <w:ind/>
         <w:rPr/>
       </w:pPr>
+      <w:r/>
       <w:hyperlink w:tooltip="#_Toc2" w:anchor="_Toc2" w:history="1">
         <w:r>
           <w:rPr>
-            <w:rStyle w:val="1822"/>
+            <w:rStyle w:val="1826"/>
           </w:rPr>
         </w:r>
         <w:r>
           <w:rPr>
-            <w:rStyle w:val="1822"/>
+            <w:rStyle w:val="1826"/>
           </w:rPr>
           <w:t xml:space="preserve">2 REVISÃO BIBLIOGRÁFICA</w:t>
         </w:r>
         <w:r>
           <w:rPr>
-            <w:rStyle w:val="1822"/>
+            <w:rStyle w:val="1826"/>
           </w:rPr>
         </w:r>
         <w:r>
@@ -5643,10 +5529,11 @@
         </w:r>
       </w:hyperlink>
       <w:r/>
-    </w:p>
-    <w:p>
-      <w:pPr>
-        <w:pStyle w:val="1820"/>
+      <w:r/>
+    </w:p>
+    <w:p>
+      <w:pPr>
+        <w:pStyle w:val="1824"/>
         <w:pBdr/>
         <w:tabs>
           <w:tab w:val="right" w:leader="dot" w:pos="9062"/>
@@ -5655,21 +5542,22 @@
         <w:ind/>
         <w:rPr/>
       </w:pPr>
+      <w:r/>
       <w:hyperlink w:tooltip="#_Toc3" w:anchor="_Toc3" w:history="1">
         <w:r>
           <w:rPr>
-            <w:rStyle w:val="1822"/>
+            <w:rStyle w:val="1826"/>
           </w:rPr>
         </w:r>
         <w:r>
           <w:rPr>
-            <w:rStyle w:val="1822"/>
+            <w:rStyle w:val="1826"/>
           </w:rPr>
           <w:t xml:space="preserve">2.1 CIDADES INTELIGENTES E RESILIENTES </w:t>
         </w:r>
         <w:r>
           <w:rPr>
-            <w:rStyle w:val="1822"/>
+            <w:rStyle w:val="1826"/>
           </w:rPr>
         </w:r>
         <w:r>
@@ -5684,10 +5572,11 @@
         </w:r>
       </w:hyperlink>
       <w:r/>
-    </w:p>
-    <w:p>
-      <w:pPr>
-        <w:pStyle w:val="1821"/>
+      <w:r/>
+    </w:p>
+    <w:p>
+      <w:pPr>
+        <w:pStyle w:val="1825"/>
         <w:pBdr/>
         <w:tabs>
           <w:tab w:val="right" w:leader="dot" w:pos="9062"/>
@@ -5696,21 +5585,22 @@
         <w:ind/>
         <w:rPr/>
       </w:pPr>
+      <w:r/>
       <w:hyperlink w:tooltip="#_Toc4" w:anchor="_Toc4" w:history="1">
         <w:r>
           <w:rPr>
-            <w:rStyle w:val="1822"/>
+            <w:rStyle w:val="1826"/>
           </w:rPr>
         </w:r>
         <w:r>
           <w:rPr>
-            <w:rStyle w:val="1822"/>
+            <w:rStyle w:val="1826"/>
           </w:rPr>
           <w:t xml:space="preserve">2.1.1 Fundamentos de Cidade Resiliente</w:t>
         </w:r>
         <w:r>
           <w:rPr>
-            <w:rStyle w:val="1822"/>
+            <w:rStyle w:val="1826"/>
           </w:rPr>
         </w:r>
         <w:r>
@@ -5725,10 +5615,11 @@
         </w:r>
       </w:hyperlink>
       <w:r/>
-    </w:p>
-    <w:p>
-      <w:pPr>
-        <w:pStyle w:val="1821"/>
+      <w:r/>
+    </w:p>
+    <w:p>
+      <w:pPr>
+        <w:pStyle w:val="1825"/>
         <w:pBdr/>
         <w:tabs>
           <w:tab w:val="right" w:leader="dot" w:pos="9062"/>
@@ -5737,21 +5628,22 @@
         <w:ind/>
         <w:rPr/>
       </w:pPr>
+      <w:r/>
       <w:hyperlink w:tooltip="#_Toc5" w:anchor="_Toc5" w:history="1">
         <w:r>
           <w:rPr>
-            <w:rStyle w:val="1822"/>
+            <w:rStyle w:val="1826"/>
           </w:rPr>
         </w:r>
         <w:r>
           <w:rPr>
-            <w:rStyle w:val="1822"/>
+            <w:rStyle w:val="1826"/>
           </w:rPr>
           <w:t xml:space="preserve">2.1.2 Zeladoria Pública e Gestão de Serviços</w:t>
         </w:r>
         <w:r>
           <w:rPr>
-            <w:rStyle w:val="1822"/>
+            <w:rStyle w:val="1826"/>
           </w:rPr>
         </w:r>
         <w:r>
@@ -5766,10 +5658,11 @@
         </w:r>
       </w:hyperlink>
       <w:r/>
-    </w:p>
-    <w:p>
-      <w:pPr>
-        <w:pStyle w:val="1821"/>
+      <w:r/>
+    </w:p>
+    <w:p>
+      <w:pPr>
+        <w:pStyle w:val="1825"/>
         <w:pBdr/>
         <w:tabs>
           <w:tab w:val="right" w:leader="dot" w:pos="9062"/>
@@ -5778,21 +5671,22 @@
         <w:ind/>
         <w:rPr/>
       </w:pPr>
+      <w:r/>
       <w:hyperlink w:tooltip="#_Toc6" w:anchor="_Toc6" w:history="1">
         <w:r>
           <w:rPr>
-            <w:rStyle w:val="1822"/>
+            <w:rStyle w:val="1826"/>
           </w:rPr>
         </w:r>
         <w:r>
           <w:rPr>
-            <w:rStyle w:val="1822"/>
+            <w:rStyle w:val="1826"/>
           </w:rPr>
           <w:t xml:space="preserve">2.1.3 Participação Cidadã Digital</w:t>
         </w:r>
         <w:r>
           <w:rPr>
-            <w:rStyle w:val="1822"/>
+            <w:rStyle w:val="1826"/>
           </w:rPr>
         </w:r>
         <w:r>
@@ -5807,10 +5701,11 @@
         </w:r>
       </w:hyperlink>
       <w:r/>
-    </w:p>
-    <w:p>
-      <w:pPr>
-        <w:pStyle w:val="1820"/>
+      <w:r/>
+    </w:p>
+    <w:p>
+      <w:pPr>
+        <w:pStyle w:val="1824"/>
         <w:pBdr/>
         <w:tabs>
           <w:tab w:val="right" w:leader="dot" w:pos="9062"/>
@@ -5819,22 +5714,23 @@
         <w:ind/>
         <w:rPr/>
       </w:pPr>
+      <w:r/>
       <w:hyperlink w:tooltip="#_Toc7" w:anchor="_Toc7" w:history="1">
         <w:r>
           <w:rPr>
-            <w:rStyle w:val="1822"/>
+            <w:rStyle w:val="1826"/>
           </w:rPr>
         </w:r>
         <w:r>
           <w:rPr>
-            <w:rStyle w:val="1822"/>
+            <w:rStyle w:val="1826"/>
             <w:caps w:val="0"/>
           </w:rPr>
           <w:t xml:space="preserve">2.2 TRABALHOS RELACIONADOS</w:t>
         </w:r>
         <w:r>
           <w:rPr>
-            <w:rStyle w:val="1822"/>
+            <w:rStyle w:val="1826"/>
           </w:rPr>
         </w:r>
         <w:r>
@@ -5849,10 +5745,11 @@
         </w:r>
       </w:hyperlink>
       <w:r/>
-    </w:p>
-    <w:p>
-      <w:pPr>
-        <w:pStyle w:val="1819"/>
+      <w:r/>
+    </w:p>
+    <w:p>
+      <w:pPr>
+        <w:pStyle w:val="1823"/>
         <w:pBdr/>
         <w:tabs>
           <w:tab w:val="right" w:leader="dot" w:pos="9062"/>
@@ -5861,21 +5758,22 @@
         <w:ind/>
         <w:rPr/>
       </w:pPr>
+      <w:r/>
       <w:hyperlink w:tooltip="#_Toc8" w:anchor="_Toc8" w:history="1">
         <w:r>
           <w:rPr>
-            <w:rStyle w:val="1822"/>
+            <w:rStyle w:val="1826"/>
           </w:rPr>
         </w:r>
         <w:r>
           <w:rPr>
-            <w:rStyle w:val="1822"/>
+            <w:rStyle w:val="1826"/>
           </w:rPr>
           <w:t xml:space="preserve">3 OBJETIVO DO PROJETO</w:t>
         </w:r>
         <w:r>
           <w:rPr>
-            <w:rStyle w:val="1822"/>
+            <w:rStyle w:val="1826"/>
           </w:rPr>
         </w:r>
         <w:r>
@@ -5890,10 +5788,11 @@
         </w:r>
       </w:hyperlink>
       <w:r/>
-    </w:p>
-    <w:p>
-      <w:pPr>
-        <w:pStyle w:val="1820"/>
+      <w:r/>
+    </w:p>
+    <w:p>
+      <w:pPr>
+        <w:pStyle w:val="1824"/>
         <w:pBdr/>
         <w:tabs>
           <w:tab w:val="right" w:leader="dot" w:pos="9062"/>
@@ -5902,21 +5801,22 @@
         <w:ind/>
         <w:rPr/>
       </w:pPr>
+      <w:r/>
       <w:hyperlink w:tooltip="#_Toc9" w:anchor="_Toc9" w:history="1">
         <w:r>
           <w:rPr>
-            <w:rStyle w:val="1822"/>
+            <w:rStyle w:val="1826"/>
           </w:rPr>
         </w:r>
         <w:r>
           <w:rPr>
-            <w:rStyle w:val="1822"/>
+            <w:rStyle w:val="1826"/>
           </w:rPr>
           <w:t xml:space="preserve">3.1 FORMULAÇÃO DO PROBLEMA</w:t>
         </w:r>
         <w:r>
           <w:rPr>
-            <w:rStyle w:val="1822"/>
+            <w:rStyle w:val="1826"/>
           </w:rPr>
         </w:r>
         <w:r>
@@ -5931,10 +5831,11 @@
         </w:r>
       </w:hyperlink>
       <w:r/>
-    </w:p>
-    <w:p>
-      <w:pPr>
-        <w:pStyle w:val="1820"/>
+      <w:r/>
+    </w:p>
+    <w:p>
+      <w:pPr>
+        <w:pStyle w:val="1824"/>
         <w:pBdr/>
         <w:tabs>
           <w:tab w:val="right" w:leader="dot" w:pos="9062"/>
@@ -5943,21 +5844,22 @@
         <w:ind/>
         <w:rPr/>
       </w:pPr>
+      <w:r/>
       <w:hyperlink w:tooltip="#_Toc10" w:anchor="_Toc10" w:history="1">
         <w:r>
           <w:rPr>
-            <w:rStyle w:val="1822"/>
+            <w:rStyle w:val="1826"/>
           </w:rPr>
         </w:r>
         <w:r>
           <w:rPr>
-            <w:rStyle w:val="1822"/>
+            <w:rStyle w:val="1826"/>
           </w:rPr>
           <w:t xml:space="preserve">3.2 OBJETIVOS </w:t>
         </w:r>
         <w:r>
           <w:rPr>
-            <w:rStyle w:val="1822"/>
+            <w:rStyle w:val="1826"/>
           </w:rPr>
         </w:r>
         <w:r>
@@ -5972,10 +5874,11 @@
         </w:r>
       </w:hyperlink>
       <w:r/>
-    </w:p>
-    <w:p>
-      <w:pPr>
-        <w:pStyle w:val="1820"/>
+      <w:r/>
+    </w:p>
+    <w:p>
+      <w:pPr>
+        <w:pStyle w:val="1824"/>
         <w:pBdr/>
         <w:tabs>
           <w:tab w:val="right" w:leader="dot" w:pos="9062"/>
@@ -5984,21 +5887,22 @@
         <w:ind/>
         <w:rPr/>
       </w:pPr>
+      <w:r/>
       <w:hyperlink w:tooltip="#_Toc11" w:anchor="_Toc11" w:history="1">
         <w:r>
           <w:rPr>
-            <w:rStyle w:val="1822"/>
+            <w:rStyle w:val="1826"/>
           </w:rPr>
         </w:r>
         <w:r>
           <w:rPr>
-            <w:rStyle w:val="1822"/>
+            <w:rStyle w:val="1826"/>
           </w:rPr>
           <w:t xml:space="preserve">.3 JUSTIFICATIVA </w:t>
         </w:r>
         <w:r>
           <w:rPr>
-            <w:rStyle w:val="1822"/>
+            <w:rStyle w:val="1826"/>
           </w:rPr>
         </w:r>
         <w:r>
@@ -6013,10 +5917,11 @@
         </w:r>
       </w:hyperlink>
       <w:r/>
-    </w:p>
-    <w:p>
-      <w:pPr>
-        <w:pStyle w:val="1819"/>
+      <w:r/>
+    </w:p>
+    <w:p>
+      <w:pPr>
+        <w:pStyle w:val="1823"/>
         <w:pBdr/>
         <w:tabs>
           <w:tab w:val="right" w:leader="dot" w:pos="9062"/>
@@ -6025,21 +5930,22 @@
         <w:ind/>
         <w:rPr/>
       </w:pPr>
+      <w:r/>
       <w:hyperlink w:tooltip="#_Toc12" w:anchor="_Toc12" w:history="1">
         <w:r>
           <w:rPr>
-            <w:rStyle w:val="1822"/>
+            <w:rStyle w:val="1826"/>
           </w:rPr>
         </w:r>
         <w:r>
           <w:rPr>
-            <w:rStyle w:val="1822"/>
+            <w:rStyle w:val="1826"/>
           </w:rPr>
           <w:t xml:space="preserve">4 MÉTODOS GERENCIAIS</w:t>
         </w:r>
         <w:r>
           <w:rPr>
-            <w:rStyle w:val="1822"/>
+            <w:rStyle w:val="1826"/>
           </w:rPr>
         </w:r>
         <w:r>
@@ -6054,10 +5960,11 @@
         </w:r>
       </w:hyperlink>
       <w:r/>
-    </w:p>
-    <w:p>
-      <w:pPr>
-        <w:pStyle w:val="1820"/>
+      <w:r/>
+    </w:p>
+    <w:p>
+      <w:pPr>
+        <w:pStyle w:val="1824"/>
         <w:pBdr/>
         <w:tabs>
           <w:tab w:val="right" w:leader="dot" w:pos="9062"/>
@@ -6066,21 +5973,22 @@
         <w:ind/>
         <w:rPr/>
       </w:pPr>
+      <w:r/>
       <w:hyperlink w:tooltip="#_Toc13" w:anchor="_Toc13" w:history="1">
         <w:r>
           <w:rPr>
-            <w:rStyle w:val="1822"/>
+            <w:rStyle w:val="1826"/>
           </w:rPr>
         </w:r>
         <w:r>
           <w:rPr>
-            <w:rStyle w:val="1822"/>
+            <w:rStyle w:val="1826"/>
           </w:rPr>
           <w:t xml:space="preserve">4.1 GERENCIAMENTO DO PROJETO</w:t>
         </w:r>
         <w:r>
           <w:rPr>
-            <w:rStyle w:val="1822"/>
+            <w:rStyle w:val="1826"/>
           </w:rPr>
         </w:r>
         <w:r>
@@ -6095,10 +6003,11 @@
         </w:r>
       </w:hyperlink>
       <w:r/>
-    </w:p>
-    <w:p>
-      <w:pPr>
-        <w:pStyle w:val="1820"/>
+      <w:r/>
+    </w:p>
+    <w:p>
+      <w:pPr>
+        <w:pStyle w:val="1824"/>
         <w:pBdr/>
         <w:tabs>
           <w:tab w:val="right" w:leader="dot" w:pos="9062"/>
@@ -6107,21 +6016,22 @@
         <w:ind/>
         <w:rPr/>
       </w:pPr>
+      <w:r/>
       <w:hyperlink w:tooltip="#_Toc14" w:anchor="_Toc14" w:history="1">
         <w:r>
           <w:rPr>
-            <w:rStyle w:val="1822"/>
+            <w:rStyle w:val="1826"/>
           </w:rPr>
         </w:r>
         <w:r>
           <w:rPr>
-            <w:rStyle w:val="1822"/>
+            <w:rStyle w:val="1826"/>
           </w:rPr>
           <w:t xml:space="preserve">4.2 MODELO DE CICLO DE VIDA </w:t>
         </w:r>
         <w:r>
           <w:rPr>
-            <w:rStyle w:val="1822"/>
+            <w:rStyle w:val="1826"/>
           </w:rPr>
         </w:r>
         <w:r>
@@ -6136,10 +6046,11 @@
         </w:r>
       </w:hyperlink>
       <w:r/>
-    </w:p>
-    <w:p>
-      <w:pPr>
-        <w:pStyle w:val="1820"/>
+      <w:r/>
+    </w:p>
+    <w:p>
+      <w:pPr>
+        <w:pStyle w:val="1824"/>
         <w:pBdr/>
         <w:tabs>
           <w:tab w:val="right" w:leader="dot" w:pos="9062"/>
@@ -6148,21 +6059,22 @@
         <w:ind/>
         <w:rPr/>
       </w:pPr>
+      <w:r/>
       <w:hyperlink w:tooltip="#_Toc15" w:anchor="_Toc15" w:history="1">
         <w:r>
           <w:rPr>
-            <w:rStyle w:val="1822"/>
+            <w:rStyle w:val="1826"/>
           </w:rPr>
         </w:r>
         <w:r>
           <w:rPr>
-            <w:rStyle w:val="1822"/>
+            <w:rStyle w:val="1826"/>
           </w:rPr>
           <w:t xml:space="preserve">4.3 RECURSOS NECESSÁRIOS</w:t>
         </w:r>
         <w:r>
           <w:rPr>
-            <w:rStyle w:val="1822"/>
+            <w:rStyle w:val="1826"/>
           </w:rPr>
         </w:r>
         <w:r>
@@ -6177,10 +6089,11 @@
         </w:r>
       </w:hyperlink>
       <w:r/>
-    </w:p>
-    <w:p>
-      <w:pPr>
-        <w:pStyle w:val="1821"/>
+      <w:r/>
+    </w:p>
+    <w:p>
+      <w:pPr>
+        <w:pStyle w:val="1825"/>
         <w:pBdr/>
         <w:tabs>
           <w:tab w:val="right" w:leader="dot" w:pos="9062"/>
@@ -6189,21 +6102,22 @@
         <w:ind/>
         <w:rPr/>
       </w:pPr>
+      <w:r/>
       <w:hyperlink w:tooltip="#_Toc16" w:anchor="_Toc16" w:history="1">
         <w:r>
           <w:rPr>
-            <w:rStyle w:val="1822"/>
+            <w:rStyle w:val="1826"/>
           </w:rPr>
         </w:r>
         <w:r>
           <w:rPr>
-            <w:rStyle w:val="1822"/>
+            <w:rStyle w:val="1826"/>
           </w:rPr>
           <w:t xml:space="preserve">4.3.1 Recursos Humanos</w:t>
         </w:r>
         <w:r>
           <w:rPr>
-            <w:rStyle w:val="1822"/>
+            <w:rStyle w:val="1826"/>
           </w:rPr>
         </w:r>
         <w:r>
@@ -6218,10 +6132,11 @@
         </w:r>
       </w:hyperlink>
       <w:r/>
-    </w:p>
-    <w:p>
-      <w:pPr>
-        <w:pStyle w:val="1821"/>
+      <w:r/>
+    </w:p>
+    <w:p>
+      <w:pPr>
+        <w:pStyle w:val="1825"/>
         <w:pBdr/>
         <w:tabs>
           <w:tab w:val="right" w:leader="dot" w:pos="9062"/>
@@ -6230,27 +6145,28 @@
         <w:ind/>
         <w:rPr/>
       </w:pPr>
+      <w:r/>
       <w:hyperlink w:tooltip="#_Toc17" w:anchor="_Toc17" w:history="1">
         <w:r>
           <w:rPr>
-            <w:rStyle w:val="1822"/>
+            <w:rStyle w:val="1826"/>
           </w:rPr>
         </w:r>
         <w:r>
           <w:rPr>
-            <w:rStyle w:val="1822"/>
+            <w:rStyle w:val="1826"/>
           </w:rPr>
           <w:t xml:space="preserve">4.3.2 </w:t>
         </w:r>
         <w:r>
           <w:rPr>
-            <w:rStyle w:val="1822"/>
+            <w:rStyle w:val="1826"/>
           </w:rPr>
           <w:t xml:space="preserve">Recursos de Hardware</w:t>
         </w:r>
         <w:r>
           <w:rPr>
-            <w:rStyle w:val="1822"/>
+            <w:rStyle w:val="1826"/>
           </w:rPr>
         </w:r>
         <w:r>
@@ -6265,10 +6181,11 @@
         </w:r>
       </w:hyperlink>
       <w:r/>
-    </w:p>
-    <w:p>
-      <w:pPr>
-        <w:pStyle w:val="1821"/>
+      <w:r/>
+    </w:p>
+    <w:p>
+      <w:pPr>
+        <w:pStyle w:val="1825"/>
         <w:pBdr/>
         <w:tabs>
           <w:tab w:val="right" w:leader="dot" w:pos="9062"/>
@@ -6277,21 +6194,22 @@
         <w:ind/>
         <w:rPr/>
       </w:pPr>
+      <w:r/>
       <w:hyperlink w:tooltip="#_Toc18" w:anchor="_Toc18" w:history="1">
         <w:r>
           <w:rPr>
-            <w:rStyle w:val="1822"/>
+            <w:rStyle w:val="1826"/>
           </w:rPr>
         </w:r>
         <w:r>
           <w:rPr>
-            <w:rStyle w:val="1822"/>
+            <w:rStyle w:val="1826"/>
           </w:rPr>
           <w:t xml:space="preserve">4.3.3 Recursos de Software</w:t>
         </w:r>
         <w:r>
           <w:rPr>
-            <w:rStyle w:val="1822"/>
+            <w:rStyle w:val="1826"/>
           </w:rPr>
         </w:r>
         <w:r>
@@ -6306,10 +6224,11 @@
         </w:r>
       </w:hyperlink>
       <w:r/>
-    </w:p>
-    <w:p>
-      <w:pPr>
-        <w:pStyle w:val="1821"/>
+      <w:r/>
+    </w:p>
+    <w:p>
+      <w:pPr>
+        <w:pStyle w:val="1825"/>
         <w:pBdr/>
         <w:tabs>
           <w:tab w:val="right" w:leader="dot" w:pos="9062"/>
@@ -6318,21 +6237,22 @@
         <w:ind/>
         <w:rPr/>
       </w:pPr>
+      <w:r/>
       <w:hyperlink w:tooltip="#_Toc19" w:anchor="_Toc19" w:history="1">
         <w:r>
           <w:rPr>
-            <w:rStyle w:val="1822"/>
+            <w:rStyle w:val="1826"/>
           </w:rPr>
         </w:r>
         <w:r>
           <w:rPr>
-            <w:rStyle w:val="1822"/>
+            <w:rStyle w:val="1826"/>
           </w:rPr>
           <w:t xml:space="preserve">4.3.4 Outros Recursos</w:t>
         </w:r>
         <w:r>
           <w:rPr>
-            <w:rStyle w:val="1822"/>
+            <w:rStyle w:val="1826"/>
           </w:rPr>
         </w:r>
         <w:r>
@@ -6347,10 +6267,11 @@
         </w:r>
       </w:hyperlink>
       <w:r/>
-    </w:p>
-    <w:p>
-      <w:pPr>
-        <w:pStyle w:val="1820"/>
+      <w:r/>
+    </w:p>
+    <w:p>
+      <w:pPr>
+        <w:pStyle w:val="1824"/>
         <w:pBdr/>
         <w:tabs>
           <w:tab w:val="right" w:leader="dot" w:pos="9062"/>
@@ -6359,21 +6280,22 @@
         <w:ind/>
         <w:rPr/>
       </w:pPr>
+      <w:r/>
       <w:hyperlink w:tooltip="#_Toc20" w:anchor="_Toc20" w:history="1">
         <w:r>
           <w:rPr>
-            <w:rStyle w:val="1822"/>
+            <w:rStyle w:val="1826"/>
           </w:rPr>
         </w:r>
         <w:r>
           <w:rPr>
-            <w:rStyle w:val="1822"/>
+            <w:rStyle w:val="1826"/>
           </w:rPr>
           <w:t xml:space="preserve">4.4 RELATÓRIO DE DESEMPENHO </w:t>
         </w:r>
         <w:r>
           <w:rPr>
-            <w:rStyle w:val="1822"/>
+            <w:rStyle w:val="1826"/>
           </w:rPr>
         </w:r>
         <w:r>
@@ -6388,10 +6310,11 @@
         </w:r>
       </w:hyperlink>
       <w:r/>
-    </w:p>
-    <w:p>
-      <w:pPr>
-        <w:pStyle w:val="1820"/>
+      <w:r/>
+    </w:p>
+    <w:p>
+      <w:pPr>
+        <w:pStyle w:val="1824"/>
         <w:pBdr/>
         <w:tabs>
           <w:tab w:val="right" w:leader="dot" w:pos="9062"/>
@@ -6400,21 +6323,22 @@
         <w:ind/>
         <w:rPr/>
       </w:pPr>
+      <w:r/>
       <w:hyperlink w:tooltip="#_Toc21" w:anchor="_Toc21" w:history="1">
         <w:r>
           <w:rPr>
-            <w:rStyle w:val="1822"/>
+            <w:rStyle w:val="1826"/>
           </w:rPr>
         </w:r>
         <w:r>
           <w:rPr>
-            <w:rStyle w:val="1822"/>
+            <w:rStyle w:val="1826"/>
           </w:rPr>
           <w:t xml:space="preserve">4.5 GERENCIAMENTO DE CONFIGURAÇÃO</w:t>
         </w:r>
         <w:r>
           <w:rPr>
-            <w:rStyle w:val="1822"/>
+            <w:rStyle w:val="1826"/>
           </w:rPr>
         </w:r>
         <w:r>
@@ -6429,10 +6353,11 @@
         </w:r>
       </w:hyperlink>
       <w:r/>
-    </w:p>
-    <w:p>
-      <w:pPr>
-        <w:pStyle w:val="1821"/>
+      <w:r/>
+    </w:p>
+    <w:p>
+      <w:pPr>
+        <w:pStyle w:val="1825"/>
         <w:pBdr/>
         <w:tabs>
           <w:tab w:val="left" w:leader="none" w:pos="571"/>
@@ -6442,27 +6367,28 @@
         <w:ind/>
         <w:rPr/>
       </w:pPr>
+      <w:r/>
       <w:hyperlink w:tooltip="#_Toc22" w:anchor="_Toc22" w:history="1">
         <w:r>
           <w:rPr>
-            <w:rStyle w:val="1822"/>
+            <w:rStyle w:val="1826"/>
           </w:rPr>
         </w:r>
         <w:r>
           <w:rPr>
-            <w:rStyle w:val="1822"/>
+            <w:rStyle w:val="1826"/>
           </w:rPr>
           <w:t xml:space="preserve">4.5.1 Papéis e Responsabilidades</w:t>
         </w:r>
         <w:r>
           <w:rPr>
-            <w:rStyle w:val="1822"/>
+            <w:rStyle w:val="1826"/>
           </w:rPr>
           <w:tab/>
         </w:r>
         <w:r>
           <w:rPr>
-            <w:rStyle w:val="1822"/>
+            <w:rStyle w:val="1826"/>
           </w:rPr>
         </w:r>
         <w:r>
@@ -6477,10 +6403,11 @@
         </w:r>
       </w:hyperlink>
       <w:r/>
-    </w:p>
-    <w:p>
-      <w:pPr>
-        <w:pStyle w:val="1821"/>
+      <w:r/>
+    </w:p>
+    <w:p>
+      <w:pPr>
+        <w:pStyle w:val="1825"/>
         <w:pBdr/>
         <w:tabs>
           <w:tab w:val="right" w:leader="dot" w:pos="9062"/>
@@ -6489,21 +6416,22 @@
         <w:ind/>
         <w:rPr/>
       </w:pPr>
+      <w:r/>
       <w:hyperlink w:tooltip="#_Toc23" w:anchor="_Toc23" w:history="1">
         <w:r>
           <w:rPr>
-            <w:rStyle w:val="1822"/>
+            <w:rStyle w:val="1826"/>
           </w:rPr>
         </w:r>
         <w:r>
           <w:rPr>
-            <w:rStyle w:val="1822"/>
+            <w:rStyle w:val="1826"/>
           </w:rPr>
           <w:t xml:space="preserve">4.5.2 Identificação e Versionamento de Artefatos</w:t>
         </w:r>
         <w:r>
           <w:rPr>
-            <w:rStyle w:val="1822"/>
+            <w:rStyle w:val="1826"/>
           </w:rPr>
         </w:r>
         <w:r>
@@ -6518,10 +6446,11 @@
         </w:r>
       </w:hyperlink>
       <w:r/>
-    </w:p>
-    <w:p>
-      <w:pPr>
-        <w:pStyle w:val="1821"/>
+      <w:r/>
+    </w:p>
+    <w:p>
+      <w:pPr>
+        <w:pStyle w:val="1825"/>
         <w:pBdr/>
         <w:tabs>
           <w:tab w:val="right" w:leader="dot" w:pos="9062"/>
@@ -6530,21 +6459,22 @@
         <w:ind/>
         <w:rPr/>
       </w:pPr>
+      <w:r/>
       <w:hyperlink w:tooltip="#_Toc24" w:anchor="_Toc24" w:history="1">
         <w:r>
           <w:rPr>
-            <w:rStyle w:val="1822"/>
+            <w:rStyle w:val="1826"/>
           </w:rPr>
         </w:r>
         <w:r>
           <w:rPr>
-            <w:rStyle w:val="1822"/>
+            <w:rStyle w:val="1826"/>
           </w:rPr>
           <w:t xml:space="preserve">4.5.3 Organização do Repositório e Ferramentas</w:t>
         </w:r>
         <w:r>
           <w:rPr>
-            <w:rStyle w:val="1822"/>
+            <w:rStyle w:val="1826"/>
           </w:rPr>
         </w:r>
         <w:r>
@@ -6559,10 +6489,11 @@
         </w:r>
       </w:hyperlink>
       <w:r/>
-    </w:p>
-    <w:p>
-      <w:pPr>
-        <w:pStyle w:val="1819"/>
+      <w:r/>
+    </w:p>
+    <w:p>
+      <w:pPr>
+        <w:pStyle w:val="1823"/>
         <w:pBdr/>
         <w:tabs>
           <w:tab w:val="right" w:leader="dot" w:pos="9062"/>
@@ -6571,21 +6502,22 @@
         <w:ind/>
         <w:rPr/>
       </w:pPr>
+      <w:r/>
       <w:hyperlink w:tooltip="#_Toc25" w:anchor="_Toc25" w:history="1">
         <w:r>
           <w:rPr>
-            <w:rStyle w:val="1822"/>
+            <w:rStyle w:val="1826"/>
           </w:rPr>
         </w:r>
         <w:r>
           <w:rPr>
-            <w:rStyle w:val="1822"/>
+            <w:rStyle w:val="1826"/>
           </w:rPr>
           <w:t xml:space="preserve">5 ESPECIFICAÇÃO E ANÁLISE DOS REQUISITOS</w:t>
         </w:r>
         <w:r>
           <w:rPr>
-            <w:rStyle w:val="1822"/>
+            <w:rStyle w:val="1826"/>
           </w:rPr>
         </w:r>
         <w:r>
@@ -6600,10 +6532,11 @@
         </w:r>
       </w:hyperlink>
       <w:r/>
-    </w:p>
-    <w:p>
-      <w:pPr>
-        <w:pStyle w:val="1820"/>
+      <w:r/>
+    </w:p>
+    <w:p>
+      <w:pPr>
+        <w:pStyle w:val="1824"/>
         <w:pBdr/>
         <w:tabs>
           <w:tab w:val="right" w:leader="dot" w:pos="9062"/>
@@ -6612,21 +6545,22 @@
         <w:ind/>
         <w:rPr/>
       </w:pPr>
+      <w:r/>
       <w:hyperlink w:tooltip="#_Toc26" w:anchor="_Toc26" w:history="1">
         <w:r>
           <w:rPr>
-            <w:rStyle w:val="1822"/>
+            <w:rStyle w:val="1826"/>
           </w:rPr>
         </w:r>
         <w:r>
           <w:rPr>
-            <w:rStyle w:val="1822"/>
+            <w:rStyle w:val="1826"/>
           </w:rPr>
           <w:t xml:space="preserve">5.1 REQUISITOS DO SISTEMA DE SOFTWARE</w:t>
         </w:r>
         <w:r>
           <w:rPr>
-            <w:rStyle w:val="1822"/>
+            <w:rStyle w:val="1826"/>
           </w:rPr>
         </w:r>
         <w:r>
@@ -6641,10 +6575,11 @@
         </w:r>
       </w:hyperlink>
       <w:r/>
-    </w:p>
-    <w:p>
-      <w:pPr>
-        <w:pStyle w:val="1821"/>
+      <w:r/>
+    </w:p>
+    <w:p>
+      <w:pPr>
+        <w:pStyle w:val="1825"/>
         <w:pBdr/>
         <w:tabs>
           <w:tab w:val="right" w:leader="dot" w:pos="9062"/>
@@ -6653,21 +6588,22 @@
         <w:ind/>
         <w:rPr/>
       </w:pPr>
+      <w:r/>
       <w:hyperlink w:tooltip="#_Toc27" w:anchor="_Toc27" w:history="1">
         <w:r>
           <w:rPr>
-            <w:rStyle w:val="1822"/>
+            <w:rStyle w:val="1826"/>
           </w:rPr>
         </w:r>
         <w:r>
           <w:rPr>
-            <w:rStyle w:val="1822"/>
+            <w:rStyle w:val="1826"/>
           </w:rPr>
           <w:t xml:space="preserve">5.1.1 Requisitos Funcionais</w:t>
         </w:r>
         <w:r>
           <w:rPr>
-            <w:rStyle w:val="1822"/>
+            <w:rStyle w:val="1826"/>
           </w:rPr>
         </w:r>
         <w:r>
@@ -6682,10 +6618,11 @@
         </w:r>
       </w:hyperlink>
       <w:r/>
-    </w:p>
-    <w:p>
-      <w:pPr>
-        <w:pStyle w:val="1821"/>
+      <w:r/>
+    </w:p>
+    <w:p>
+      <w:pPr>
+        <w:pStyle w:val="1825"/>
         <w:pBdr/>
         <w:tabs>
           <w:tab w:val="right" w:leader="dot" w:pos="9062"/>
@@ -6696,21 +6633,22 @@
           <w:highlight w:val="none"/>
         </w:rPr>
       </w:pPr>
+      <w:r/>
       <w:hyperlink w:tooltip="#_Toc28" w:anchor="_Toc28" w:history="1">
         <w:r>
           <w:rPr>
-            <w:rStyle w:val="1822"/>
+            <w:rStyle w:val="1826"/>
           </w:rPr>
         </w:r>
         <w:r>
           <w:rPr>
-            <w:rStyle w:val="1822"/>
+            <w:rStyle w:val="1826"/>
           </w:rPr>
           <w:t xml:space="preserve">5.1.2 Requisitos não funcionais</w:t>
         </w:r>
         <w:r>
           <w:rPr>
-            <w:rStyle w:val="1822"/>
+            <w:rStyle w:val="1826"/>
           </w:rPr>
         </w:r>
         <w:r>
@@ -6729,10 +6667,15 @@
           <w:highlight w:val="none"/>
         </w:rPr>
       </w:r>
-    </w:p>
-    <w:p>
-      <w:pPr>
-        <w:pStyle w:val="1820"/>
+      <w:r>
+        <w:rPr>
+          <w:highlight w:val="none"/>
+        </w:rPr>
+      </w:r>
+    </w:p>
+    <w:p>
+      <w:pPr>
+        <w:pStyle w:val="1824"/>
         <w:pBdr/>
         <w:tabs>
           <w:tab w:val="right" w:leader="dot" w:pos="9062"/>
@@ -6741,21 +6684,22 @@
         <w:ind/>
         <w:rPr/>
       </w:pPr>
+      <w:r/>
       <w:hyperlink w:tooltip="#_Toc29" w:anchor="_Toc29" w:history="1">
         <w:r>
           <w:rPr>
-            <w:rStyle w:val="1822"/>
+            <w:rStyle w:val="1826"/>
           </w:rPr>
         </w:r>
         <w:r>
           <w:rPr>
-            <w:rStyle w:val="1822"/>
+            <w:rStyle w:val="1826"/>
           </w:rPr>
           <w:t xml:space="preserve">5.2 ANÁLISE DOS REQUISITOS</w:t>
         </w:r>
         <w:r>
           <w:rPr>
-            <w:rStyle w:val="1822"/>
+            <w:rStyle w:val="1826"/>
           </w:rPr>
         </w:r>
         <w:r>
@@ -6770,10 +6714,11 @@
         </w:r>
       </w:hyperlink>
       <w:r/>
-    </w:p>
-    <w:p>
-      <w:pPr>
-        <w:pStyle w:val="1821"/>
+      <w:r/>
+    </w:p>
+    <w:p>
+      <w:pPr>
+        <w:pStyle w:val="1825"/>
         <w:pBdr/>
         <w:tabs>
           <w:tab w:val="right" w:leader="dot" w:pos="9062"/>
@@ -6782,21 +6727,22 @@
         <w:ind/>
         <w:rPr/>
       </w:pPr>
+      <w:r/>
       <w:hyperlink w:tooltip="#_Toc30" w:anchor="_Toc30" w:history="1">
         <w:r>
           <w:rPr>
-            <w:rStyle w:val="1822"/>
+            <w:rStyle w:val="1826"/>
           </w:rPr>
         </w:r>
         <w:r>
           <w:rPr>
-            <w:rStyle w:val="1822"/>
+            <w:rStyle w:val="1826"/>
           </w:rPr>
           <w:t xml:space="preserve">5.2.1 Visão Funcional</w:t>
         </w:r>
         <w:r>
           <w:rPr>
-            <w:rStyle w:val="1822"/>
+            <w:rStyle w:val="1826"/>
           </w:rPr>
         </w:r>
         <w:r>
@@ -6811,10 +6757,11 @@
         </w:r>
       </w:hyperlink>
       <w:r/>
-    </w:p>
-    <w:p>
-      <w:pPr>
-        <w:pStyle w:val="1821"/>
+      <w:r/>
+    </w:p>
+    <w:p>
+      <w:pPr>
+        <w:pStyle w:val="1825"/>
         <w:pBdr/>
         <w:tabs>
           <w:tab w:val="right" w:leader="dot" w:pos="9062"/>
@@ -6823,21 +6770,22 @@
         <w:ind/>
         <w:rPr/>
       </w:pPr>
+      <w:r/>
       <w:hyperlink w:tooltip="#_Toc31" w:anchor="_Toc31" w:history="1">
         <w:r>
           <w:rPr>
-            <w:rStyle w:val="1822"/>
+            <w:rStyle w:val="1826"/>
           </w:rPr>
         </w:r>
         <w:r>
           <w:rPr>
-            <w:rStyle w:val="1822"/>
+            <w:rStyle w:val="1826"/>
           </w:rPr>
           <w:t xml:space="preserve">5.2.2 Modelo Conceitual dos Dados</w:t>
         </w:r>
         <w:r>
           <w:rPr>
-            <w:rStyle w:val="1822"/>
+            <w:rStyle w:val="1826"/>
           </w:rPr>
         </w:r>
         <w:r>
@@ -6852,10 +6800,11 @@
         </w:r>
       </w:hyperlink>
       <w:r/>
-    </w:p>
-    <w:p>
-      <w:pPr>
-        <w:pStyle w:val="1821"/>
+      <w:r/>
+    </w:p>
+    <w:p>
+      <w:pPr>
+        <w:pStyle w:val="1825"/>
         <w:pBdr/>
         <w:tabs>
           <w:tab w:val="right" w:leader="dot" w:pos="9062"/>
@@ -6864,21 +6813,22 @@
         <w:ind/>
         <w:rPr/>
       </w:pPr>
+      <w:r/>
       <w:hyperlink w:tooltip="#_Toc32" w:anchor="_Toc32" w:history="1">
         <w:r>
           <w:rPr>
-            <w:rStyle w:val="1822"/>
+            <w:rStyle w:val="1826"/>
           </w:rPr>
         </w:r>
         <w:r>
           <w:rPr>
-            <w:rStyle w:val="1822"/>
+            <w:rStyle w:val="1826"/>
           </w:rPr>
           <w:t xml:space="preserve">5.2.3 Modelo Inicial da Interface de Usuário</w:t>
         </w:r>
         <w:r>
           <w:rPr>
-            <w:rStyle w:val="1822"/>
+            <w:rStyle w:val="1826"/>
           </w:rPr>
         </w:r>
         <w:r>
@@ -6893,10 +6843,11 @@
         </w:r>
       </w:hyperlink>
       <w:r/>
-    </w:p>
-    <w:p>
-      <w:pPr>
-        <w:pStyle w:val="1819"/>
+      <w:r/>
+    </w:p>
+    <w:p>
+      <w:pPr>
+        <w:pStyle w:val="1823"/>
         <w:pBdr/>
         <w:tabs>
           <w:tab w:val="right" w:leader="dot" w:pos="9062"/>
@@ -6905,21 +6856,22 @@
         <w:ind/>
         <w:rPr/>
       </w:pPr>
+      <w:r/>
       <w:hyperlink w:tooltip="#_Toc33" w:anchor="_Toc33" w:history="1">
         <w:r>
           <w:rPr>
-            <w:rStyle w:val="1822"/>
+            <w:rStyle w:val="1826"/>
           </w:rPr>
         </w:r>
         <w:r>
           <w:rPr>
-            <w:rStyle w:val="1822"/>
+            <w:rStyle w:val="1826"/>
           </w:rPr>
           <w:t xml:space="preserve">6 ARQUITETURA E PROJETO DO SISTEMA DE SOFTWARE</w:t>
         </w:r>
         <w:r>
           <w:rPr>
-            <w:rStyle w:val="1822"/>
+            <w:rStyle w:val="1826"/>
           </w:rPr>
         </w:r>
         <w:r>
@@ -6934,10 +6886,11 @@
         </w:r>
       </w:hyperlink>
       <w:r/>
-    </w:p>
-    <w:p>
-      <w:pPr>
-        <w:pStyle w:val="1820"/>
+      <w:r/>
+    </w:p>
+    <w:p>
+      <w:pPr>
+        <w:pStyle w:val="1824"/>
         <w:pBdr/>
         <w:tabs>
           <w:tab w:val="right" w:leader="dot" w:pos="9062"/>
@@ -6946,21 +6899,22 @@
         <w:ind/>
         <w:rPr/>
       </w:pPr>
+      <w:r/>
       <w:hyperlink w:tooltip="#_Toc34" w:anchor="_Toc34" w:history="1">
         <w:r>
           <w:rPr>
-            <w:rStyle w:val="1822"/>
+            <w:rStyle w:val="1826"/>
           </w:rPr>
         </w:r>
         <w:r>
           <w:rPr>
-            <w:rStyle w:val="1822"/>
+            <w:rStyle w:val="1826"/>
           </w:rPr>
           <w:t xml:space="preserve">6.1 VISÃO ESTRUTURAL</w:t>
         </w:r>
         <w:r>
           <w:rPr>
-            <w:rStyle w:val="1822"/>
+            <w:rStyle w:val="1826"/>
           </w:rPr>
         </w:r>
         <w:r>
@@ -6975,10 +6929,11 @@
         </w:r>
       </w:hyperlink>
       <w:r/>
-    </w:p>
-    <w:p>
-      <w:pPr>
-        <w:pStyle w:val="1821"/>
+      <w:r/>
+    </w:p>
+    <w:p>
+      <w:pPr>
+        <w:pStyle w:val="1825"/>
         <w:pBdr/>
         <w:tabs>
           <w:tab w:val="right" w:leader="dot" w:pos="9062"/>
@@ -6987,21 +6942,22 @@
         <w:ind/>
         <w:rPr/>
       </w:pPr>
+      <w:r/>
       <w:hyperlink w:tooltip="#_Toc35" w:anchor="_Toc35" w:history="1">
         <w:r>
           <w:rPr>
-            <w:rStyle w:val="1822"/>
+            <w:rStyle w:val="1826"/>
           </w:rPr>
         </w:r>
         <w:r>
           <w:rPr>
-            <w:rStyle w:val="1822"/>
+            <w:rStyle w:val="1826"/>
           </w:rPr>
           <w:t xml:space="preserve">6.1.1 Diagrama de Pacotes</w:t>
         </w:r>
         <w:r>
           <w:rPr>
-            <w:rStyle w:val="1822"/>
+            <w:rStyle w:val="1826"/>
           </w:rPr>
         </w:r>
         <w:r>
@@ -7016,10 +6972,11 @@
         </w:r>
       </w:hyperlink>
       <w:r/>
-    </w:p>
-    <w:p>
-      <w:pPr>
-        <w:pStyle w:val="1821"/>
+      <w:r/>
+    </w:p>
+    <w:p>
+      <w:pPr>
+        <w:pStyle w:val="1825"/>
         <w:pBdr/>
         <w:tabs>
           <w:tab w:val="right" w:leader="dot" w:pos="9062"/>
@@ -7028,21 +6985,22 @@
         <w:ind/>
         <w:rPr/>
       </w:pPr>
+      <w:r/>
       <w:hyperlink w:tooltip="#_Toc36" w:anchor="_Toc36" w:history="1">
         <w:r>
           <w:rPr>
-            <w:rStyle w:val="1822"/>
+            <w:rStyle w:val="1826"/>
           </w:rPr>
         </w:r>
         <w:r>
           <w:rPr>
-            <w:rStyle w:val="1822"/>
+            <w:rStyle w:val="1826"/>
           </w:rPr>
           <w:t xml:space="preserve">6.1.2 Diagramas de Classes</w:t>
         </w:r>
         <w:r>
           <w:rPr>
-            <w:rStyle w:val="1822"/>
+            <w:rStyle w:val="1826"/>
           </w:rPr>
         </w:r>
         <w:r>
@@ -7057,10 +7015,11 @@
         </w:r>
       </w:hyperlink>
       <w:r/>
-    </w:p>
-    <w:p>
-      <w:pPr>
-        <w:pStyle w:val="1820"/>
+      <w:r/>
+    </w:p>
+    <w:p>
+      <w:pPr>
+        <w:pStyle w:val="1824"/>
         <w:pBdr/>
         <w:tabs>
           <w:tab w:val="right" w:leader="dot" w:pos="9062"/>
@@ -7069,21 +7028,22 @@
         <w:ind/>
         <w:rPr/>
       </w:pPr>
+      <w:r/>
       <w:hyperlink w:tooltip="#_Toc37" w:anchor="_Toc37" w:history="1">
         <w:r>
           <w:rPr>
-            <w:rStyle w:val="1822"/>
+            <w:rStyle w:val="1826"/>
           </w:rPr>
         </w:r>
         <w:r>
           <w:rPr>
-            <w:rStyle w:val="1822"/>
+            <w:rStyle w:val="1826"/>
           </w:rPr>
           <w:t xml:space="preserve">6.2 VISÃO COMPORTAMENTAL</w:t>
         </w:r>
         <w:r>
           <w:rPr>
-            <w:rStyle w:val="1822"/>
+            <w:rStyle w:val="1826"/>
           </w:rPr>
         </w:r>
         <w:r>
@@ -7098,10 +7058,11 @@
         </w:r>
       </w:hyperlink>
       <w:r/>
-    </w:p>
-    <w:p>
-      <w:pPr>
-        <w:pStyle w:val="1821"/>
+      <w:r/>
+    </w:p>
+    <w:p>
+      <w:pPr>
+        <w:pStyle w:val="1825"/>
         <w:pBdr/>
         <w:tabs>
           <w:tab w:val="right" w:leader="dot" w:pos="9062"/>
@@ -7110,21 +7071,22 @@
         <w:ind/>
         <w:rPr/>
       </w:pPr>
+      <w:r/>
       <w:hyperlink w:tooltip="#_Toc38" w:anchor="_Toc38" w:history="1">
         <w:r>
           <w:rPr>
-            <w:rStyle w:val="1822"/>
+            <w:rStyle w:val="1826"/>
           </w:rPr>
         </w:r>
         <w:r>
           <w:rPr>
-            <w:rStyle w:val="1822"/>
+            <w:rStyle w:val="1826"/>
           </w:rPr>
           <w:t xml:space="preserve">6.2.1 Projeto das Interações entre Objetos</w:t>
         </w:r>
         <w:r>
           <w:rPr>
-            <w:rStyle w:val="1822"/>
+            <w:rStyle w:val="1826"/>
           </w:rPr>
         </w:r>
         <w:r>
@@ -7139,10 +7101,11 @@
         </w:r>
       </w:hyperlink>
       <w:r/>
-    </w:p>
-    <w:p>
-      <w:pPr>
-        <w:pStyle w:val="1820"/>
+      <w:r/>
+    </w:p>
+    <w:p>
+      <w:pPr>
+        <w:pStyle w:val="1824"/>
         <w:pBdr/>
         <w:tabs>
           <w:tab w:val="right" w:leader="dot" w:pos="9062"/>
@@ -7151,21 +7114,22 @@
         <w:ind/>
         <w:rPr/>
       </w:pPr>
+      <w:r/>
       <w:hyperlink w:tooltip="#_Toc39" w:anchor="_Toc39" w:history="1">
         <w:r>
           <w:rPr>
-            <w:rStyle w:val="1822"/>
+            <w:rStyle w:val="1826"/>
           </w:rPr>
         </w:r>
         <w:r>
           <w:rPr>
-            <w:rStyle w:val="1822"/>
+            <w:rStyle w:val="1826"/>
           </w:rPr>
           <w:t xml:space="preserve">6.3 VISÃO DOS DADOS</w:t>
         </w:r>
         <w:r>
           <w:rPr>
-            <w:rStyle w:val="1822"/>
+            <w:rStyle w:val="1826"/>
           </w:rPr>
         </w:r>
         <w:r>
@@ -7180,10 +7144,11 @@
         </w:r>
       </w:hyperlink>
       <w:r/>
-    </w:p>
-    <w:p>
-      <w:pPr>
-        <w:pStyle w:val="1821"/>
+      <w:r/>
+    </w:p>
+    <w:p>
+      <w:pPr>
+        <w:pStyle w:val="1825"/>
         <w:pBdr/>
         <w:tabs>
           <w:tab w:val="right" w:leader="dot" w:pos="9062"/>
@@ -7192,21 +7157,22 @@
         <w:ind/>
         <w:rPr/>
       </w:pPr>
+      <w:r/>
       <w:hyperlink w:tooltip="#_Toc40" w:anchor="_Toc40" w:history="1">
         <w:r>
           <w:rPr>
-            <w:rStyle w:val="1822"/>
+            <w:rStyle w:val="1826"/>
           </w:rPr>
         </w:r>
         <w:r>
           <w:rPr>
-            <w:rStyle w:val="1822"/>
+            <w:rStyle w:val="1826"/>
           </w:rPr>
           <w:t xml:space="preserve">6.3.1 Modelo Lógico</w:t>
         </w:r>
         <w:r>
           <w:rPr>
-            <w:rStyle w:val="1822"/>
+            <w:rStyle w:val="1826"/>
           </w:rPr>
         </w:r>
         <w:r>
@@ -7221,10 +7187,11 @@
         </w:r>
       </w:hyperlink>
       <w:r/>
-    </w:p>
-    <w:p>
-      <w:pPr>
-        <w:pStyle w:val="1821"/>
+      <w:r/>
+    </w:p>
+    <w:p>
+      <w:pPr>
+        <w:pStyle w:val="1825"/>
         <w:pBdr/>
         <w:tabs>
           <w:tab w:val="right" w:leader="dot" w:pos="9062"/>
@@ -7233,21 +7200,22 @@
         <w:ind/>
         <w:rPr/>
       </w:pPr>
+      <w:r/>
       <w:hyperlink w:tooltip="#_Toc41" w:anchor="_Toc41" w:history="1">
         <w:r>
           <w:rPr>
-            <w:rStyle w:val="1822"/>
+            <w:rStyle w:val="1826"/>
           </w:rPr>
         </w:r>
         <w:r>
           <w:rPr>
-            <w:rStyle w:val="1822"/>
+            <w:rStyle w:val="1826"/>
           </w:rPr>
           <w:t xml:space="preserve">6.3.2 Dicionário de Dados do Modelo Lógico</w:t>
         </w:r>
         <w:r>
           <w:rPr>
-            <w:rStyle w:val="1822"/>
+            <w:rStyle w:val="1826"/>
           </w:rPr>
         </w:r>
         <w:r>
@@ -7262,10 +7230,11 @@
         </w:r>
       </w:hyperlink>
       <w:r/>
-    </w:p>
-    <w:p>
-      <w:pPr>
-        <w:pStyle w:val="1820"/>
+      <w:r/>
+    </w:p>
+    <w:p>
+      <w:pPr>
+        <w:pStyle w:val="1824"/>
         <w:pBdr/>
         <w:tabs>
           <w:tab w:val="right" w:leader="dot" w:pos="9062"/>
@@ -7274,21 +7243,22 @@
         <w:ind/>
         <w:rPr/>
       </w:pPr>
+      <w:r/>
       <w:hyperlink w:tooltip="#_Toc42" w:anchor="_Toc42" w:history="1">
         <w:r>
           <w:rPr>
-            <w:rStyle w:val="1822"/>
+            <w:rStyle w:val="1826"/>
           </w:rPr>
         </w:r>
         <w:r>
           <w:rPr>
-            <w:rStyle w:val="1822"/>
+            <w:rStyle w:val="1826"/>
           </w:rPr>
           <w:t xml:space="preserve">6.4 PROJETO DA INTERAÇÃO HUMANO-COMPUTADOR</w:t>
         </w:r>
         <w:r>
           <w:rPr>
-            <w:rStyle w:val="1822"/>
+            <w:rStyle w:val="1826"/>
           </w:rPr>
         </w:r>
         <w:r>
@@ -7303,10 +7273,11 @@
         </w:r>
       </w:hyperlink>
       <w:r/>
-    </w:p>
-    <w:p>
-      <w:pPr>
-        <w:pStyle w:val="1821"/>
+      <w:r/>
+    </w:p>
+    <w:p>
+      <w:pPr>
+        <w:pStyle w:val="1825"/>
         <w:pBdr/>
         <w:tabs>
           <w:tab w:val="right" w:leader="dot" w:pos="9062"/>
@@ -7315,21 +7286,22 @@
         <w:ind/>
         <w:rPr/>
       </w:pPr>
+      <w:r/>
       <w:hyperlink w:tooltip="#_Toc43" w:anchor="_Toc43" w:history="1">
         <w:r>
           <w:rPr>
-            <w:rStyle w:val="1822"/>
+            <w:rStyle w:val="1826"/>
           </w:rPr>
         </w:r>
         <w:r>
           <w:rPr>
-            <w:rStyle w:val="1822"/>
+            <w:rStyle w:val="1826"/>
           </w:rPr>
           <w:t xml:space="preserve">6.4.1 Perfil de Usuário</w:t>
         </w:r>
         <w:r>
           <w:rPr>
-            <w:rStyle w:val="1822"/>
+            <w:rStyle w:val="1826"/>
           </w:rPr>
         </w:r>
         <w:r>
@@ -7344,10 +7316,11 @@
         </w:r>
       </w:hyperlink>
       <w:r/>
-    </w:p>
-    <w:p>
-      <w:pPr>
-        <w:pStyle w:val="1819"/>
+      <w:r/>
+    </w:p>
+    <w:p>
+      <w:pPr>
+        <w:pStyle w:val="1823"/>
         <w:pBdr/>
         <w:tabs>
           <w:tab w:val="right" w:leader="dot" w:pos="9062"/>
@@ -7356,21 +7329,22 @@
         <w:ind/>
         <w:rPr/>
       </w:pPr>
+      <w:r/>
       <w:hyperlink w:tooltip="#_Toc44" w:anchor="_Toc44" w:history="1">
         <w:r>
           <w:rPr>
-            <w:rStyle w:val="1822"/>
+            <w:rStyle w:val="1826"/>
           </w:rPr>
         </w:r>
         <w:r>
           <w:rPr>
-            <w:rStyle w:val="1822"/>
+            <w:rStyle w:val="1826"/>
           </w:rPr>
           <w:t xml:space="preserve">7 CONCLUSÃO</w:t>
         </w:r>
         <w:r>
           <w:rPr>
-            <w:rStyle w:val="1822"/>
+            <w:rStyle w:val="1826"/>
           </w:rPr>
         </w:r>
         <w:r>
@@ -7385,10 +7359,11 @@
         </w:r>
       </w:hyperlink>
       <w:r/>
-    </w:p>
-    <w:p>
-      <w:pPr>
-        <w:pStyle w:val="1819"/>
+      <w:r/>
+    </w:p>
+    <w:p>
+      <w:pPr>
+        <w:pStyle w:val="1823"/>
         <w:pBdr/>
         <w:tabs>
           <w:tab w:val="right" w:leader="dot" w:pos="9062"/>
@@ -7397,21 +7372,22 @@
         <w:ind/>
         <w:rPr/>
       </w:pPr>
+      <w:r/>
       <w:hyperlink w:tooltip="#_Toc45" w:anchor="_Toc45" w:history="1">
         <w:r>
           <w:rPr>
-            <w:rStyle w:val="1822"/>
+            <w:rStyle w:val="1826"/>
           </w:rPr>
         </w:r>
         <w:r>
           <w:rPr>
-            <w:rStyle w:val="1822"/>
+            <w:rStyle w:val="1826"/>
           </w:rPr>
           <w:t xml:space="preserve">REFERÊNCIAS</w:t>
         </w:r>
         <w:r>
           <w:rPr>
-            <w:rStyle w:val="1822"/>
+            <w:rStyle w:val="1826"/>
           </w:rPr>
         </w:r>
         <w:r>
@@ -7426,10 +7402,11 @@
         </w:r>
       </w:hyperlink>
       <w:r/>
-    </w:p>
-    <w:p>
-      <w:pPr>
-        <w:pStyle w:val="1819"/>
+      <w:r/>
+    </w:p>
+    <w:p>
+      <w:pPr>
+        <w:pStyle w:val="1823"/>
         <w:pBdr/>
         <w:tabs>
           <w:tab w:val="right" w:leader="dot" w:pos="9062"/>
@@ -7438,21 +7415,22 @@
         <w:ind/>
         <w:rPr/>
       </w:pPr>
+      <w:r/>
       <w:hyperlink w:tooltip="#_Toc46" w:anchor="_Toc46" w:history="1">
         <w:r>
           <w:rPr>
-            <w:rStyle w:val="1822"/>
+            <w:rStyle w:val="1826"/>
           </w:rPr>
         </w:r>
         <w:r>
           <w:rPr>
-            <w:rStyle w:val="1822"/>
+            <w:rStyle w:val="1826"/>
           </w:rPr>
           <w:t xml:space="preserve">OBRAS CONSULTADAS </w:t>
         </w:r>
         <w:r>
           <w:rPr>
-            <w:rStyle w:val="1822"/>
+            <w:rStyle w:val="1826"/>
           </w:rPr>
         </w:r>
         <w:r>
@@ -7467,10 +7445,11 @@
         </w:r>
       </w:hyperlink>
       <w:r/>
-    </w:p>
-    <w:p>
-      <w:pPr>
-        <w:pStyle w:val="1819"/>
+      <w:r/>
+    </w:p>
+    <w:p>
+      <w:pPr>
+        <w:pStyle w:val="1823"/>
         <w:pBdr/>
         <w:tabs>
           <w:tab w:val="right" w:leader="dot" w:pos="9062"/>
@@ -7479,21 +7458,22 @@
         <w:ind/>
         <w:rPr/>
       </w:pPr>
+      <w:r/>
       <w:hyperlink w:tooltip="#_Toc47" w:anchor="_Toc47" w:history="1">
         <w:r>
           <w:rPr>
-            <w:rStyle w:val="1822"/>
+            <w:rStyle w:val="1826"/>
           </w:rPr>
         </w:r>
         <w:r>
           <w:rPr>
-            <w:rStyle w:val="1822"/>
+            <w:rStyle w:val="1826"/>
           </w:rPr>
           <w:t xml:space="preserve">APÊNDICE A – GESTÃO DO PROJETO</w:t>
         </w:r>
         <w:r>
           <w:rPr>
-            <w:rStyle w:val="1822"/>
+            <w:rStyle w:val="1826"/>
           </w:rPr>
         </w:r>
         <w:r>
@@ -7508,10 +7488,11 @@
         </w:r>
       </w:hyperlink>
       <w:r/>
-    </w:p>
-    <w:p>
-      <w:pPr>
-        <w:pStyle w:val="1819"/>
+      <w:r/>
+    </w:p>
+    <w:p>
+      <w:pPr>
+        <w:pStyle w:val="1823"/>
         <w:pBdr/>
         <w:tabs>
           <w:tab w:val="right" w:leader="dot" w:pos="9062"/>
@@ -7520,21 +7501,22 @@
         <w:ind/>
         <w:rPr/>
       </w:pPr>
+      <w:r/>
       <w:hyperlink w:tooltip="#_Toc48" w:anchor="_Toc48" w:history="1">
         <w:r>
           <w:rPr>
-            <w:rStyle w:val="1822"/>
+            <w:rStyle w:val="1826"/>
           </w:rPr>
         </w:r>
         <w:r>
           <w:rPr>
-            <w:rStyle w:val="1822"/>
+            <w:rStyle w:val="1826"/>
           </w:rPr>
           <w:t xml:space="preserve">APÊNDICE B – RELATÓRIO DE DESEMPENHO</w:t>
         </w:r>
         <w:r>
           <w:rPr>
-            <w:rStyle w:val="1822"/>
+            <w:rStyle w:val="1826"/>
           </w:rPr>
         </w:r>
         <w:r>
@@ -7549,10 +7531,11 @@
         </w:r>
       </w:hyperlink>
       <w:r/>
-    </w:p>
-    <w:p>
-      <w:pPr>
-        <w:pStyle w:val="1819"/>
+      <w:r/>
+    </w:p>
+    <w:p>
+      <w:pPr>
+        <w:pStyle w:val="1823"/>
         <w:pBdr/>
         <w:tabs>
           <w:tab w:val="right" w:leader="dot" w:pos="9062"/>
@@ -7561,21 +7544,22 @@
         <w:ind/>
         <w:rPr/>
       </w:pPr>
+      <w:r/>
       <w:hyperlink w:tooltip="#_Toc49" w:anchor="_Toc49" w:history="1">
         <w:r>
           <w:rPr>
-            <w:rStyle w:val="1822"/>
+            <w:rStyle w:val="1826"/>
           </w:rPr>
         </w:r>
         <w:r>
           <w:rPr>
-            <w:rStyle w:val="1822"/>
+            <w:rStyle w:val="1826"/>
           </w:rPr>
           <w:t xml:space="preserve">APÊNDICE C – VISÃO FUNCIONAL</w:t>
         </w:r>
         <w:r>
           <w:rPr>
-            <w:rStyle w:val="1822"/>
+            <w:rStyle w:val="1826"/>
           </w:rPr>
         </w:r>
         <w:r>
@@ -7590,10 +7574,11 @@
         </w:r>
       </w:hyperlink>
       <w:r/>
-    </w:p>
-    <w:p>
-      <w:pPr>
-        <w:pStyle w:val="1819"/>
+      <w:r/>
+    </w:p>
+    <w:p>
+      <w:pPr>
+        <w:pStyle w:val="1823"/>
         <w:pBdr/>
         <w:tabs>
           <w:tab w:val="right" w:leader="dot" w:pos="9062"/>
@@ -7602,21 +7587,22 @@
         <w:ind/>
         <w:rPr/>
       </w:pPr>
+      <w:r/>
       <w:hyperlink w:tooltip="#_Toc50" w:anchor="_Toc50" w:history="1">
         <w:r>
           <w:rPr>
-            <w:rStyle w:val="1822"/>
+            <w:rStyle w:val="1826"/>
           </w:rPr>
         </w:r>
         <w:r>
           <w:rPr>
-            <w:rStyle w:val="1822"/>
+            <w:rStyle w:val="1826"/>
           </w:rPr>
           <w:t xml:space="preserve">APÊNDICE E – MODELO INICIAL DA INTERFACE DE USUÁRIO</w:t>
         </w:r>
         <w:r>
           <w:rPr>
-            <w:rStyle w:val="1822"/>
+            <w:rStyle w:val="1826"/>
           </w:rPr>
         </w:r>
         <w:r>
@@ -7631,10 +7617,11 @@
         </w:r>
       </w:hyperlink>
       <w:r/>
-    </w:p>
-    <w:p>
-      <w:pPr>
-        <w:pStyle w:val="1819"/>
+      <w:r/>
+    </w:p>
+    <w:p>
+      <w:pPr>
+        <w:pStyle w:val="1823"/>
         <w:pBdr/>
         <w:tabs>
           <w:tab w:val="right" w:leader="dot" w:pos="9062"/>
@@ -7643,21 +7630,22 @@
         <w:ind/>
         <w:rPr/>
       </w:pPr>
+      <w:r/>
       <w:hyperlink w:tooltip="#_Toc51" w:anchor="_Toc51" w:history="1">
         <w:r>
           <w:rPr>
-            <w:rStyle w:val="1822"/>
+            <w:rStyle w:val="1826"/>
           </w:rPr>
         </w:r>
         <w:r>
           <w:rPr>
-            <w:rStyle w:val="1822"/>
+            <w:rStyle w:val="1826"/>
           </w:rPr>
           <w:t xml:space="preserve">APÊNDICE F – VISÕES ESTRUTURAL E COMPORTAMENTAL</w:t>
         </w:r>
         <w:r>
           <w:rPr>
-            <w:rStyle w:val="1822"/>
+            <w:rStyle w:val="1826"/>
           </w:rPr>
         </w:r>
         <w:r>
@@ -7672,10 +7660,11 @@
         </w:r>
       </w:hyperlink>
       <w:r/>
-    </w:p>
-    <w:p>
-      <w:pPr>
-        <w:pStyle w:val="1819"/>
+      <w:r/>
+    </w:p>
+    <w:p>
+      <w:pPr>
+        <w:pStyle w:val="1823"/>
         <w:pBdr/>
         <w:tabs>
           <w:tab w:val="right" w:leader="dot" w:pos="9062"/>
@@ -7684,21 +7673,22 @@
         <w:ind/>
         <w:rPr/>
       </w:pPr>
+      <w:r/>
       <w:hyperlink w:tooltip="#_Toc52" w:anchor="_Toc52" w:history="1">
         <w:r>
           <w:rPr>
-            <w:rStyle w:val="1822"/>
+            <w:rStyle w:val="1826"/>
           </w:rPr>
         </w:r>
         <w:r>
           <w:rPr>
-            <w:rStyle w:val="1822"/>
+            <w:rStyle w:val="1826"/>
           </w:rPr>
           <w:t xml:space="preserve">APÊNDICE G – ENTREVISTAS COM USUÁRIOS</w:t>
         </w:r>
         <w:r>
           <w:rPr>
-            <w:rStyle w:val="1822"/>
+            <w:rStyle w:val="1826"/>
           </w:rPr>
         </w:r>
         <w:r>
@@ -7713,10 +7703,11 @@
         </w:r>
       </w:hyperlink>
       <w:r/>
-    </w:p>
-    <w:p>
-      <w:pPr>
-        <w:pStyle w:val="1824"/>
+      <w:r/>
+    </w:p>
+    <w:p>
+      <w:pPr>
+        <w:pStyle w:val="1828"/>
         <w:pBdr/>
         <w:spacing/>
         <w:ind/>
@@ -7743,23 +7734,19 @@
         <w:fldChar w:fldCharType="end"/>
       </w:r>
       <w:r/>
-      <w:r/>
-    </w:p>
-    <w:p>
-      <w:pPr>
-        <w:pStyle w:val="1629"/>
-        <w:pBdr/>
-        <w:spacing/>
-        <w:ind/>
-        <w:rPr/>
-      </w:pPr>
-      <w:r/>
+    </w:p>
+    <w:p>
+      <w:pPr>
+        <w:pStyle w:val="1633"/>
+        <w:pBdr/>
+        <w:spacing/>
+        <w:ind/>
+        <w:rPr/>
+      </w:pPr>
       <w:r>
         <w:t xml:space="preserve">1 INTRODUÇÃO</w:t>
       </w:r>
       <w:r/>
-      <w:r/>
-      <w:r/>
     </w:p>
     <w:p>
       <w:pPr>
@@ -7946,18 +7933,15 @@
     </w:p>
     <w:p>
       <w:pPr>
-        <w:pStyle w:val="1629"/>
-        <w:pBdr/>
-        <w:spacing/>
-        <w:ind/>
-        <w:rPr/>
-      </w:pPr>
-      <w:r/>
+        <w:pStyle w:val="1633"/>
+        <w:pBdr/>
+        <w:spacing/>
+        <w:ind/>
+        <w:rPr/>
+      </w:pPr>
       <w:r>
         <w:t xml:space="preserve">2 REVISÃO BIBLIOGRÁFICA</w:t>
       </w:r>
-      <w:r/>
-      <w:r/>
       <w:r/>
     </w:p>
     <w:p>
@@ -7998,18 +7982,15 @@
     </w:p>
     <w:p>
       <w:pPr>
-        <w:pStyle w:val="1630"/>
-        <w:pBdr/>
-        <w:spacing/>
-        <w:ind/>
-        <w:rPr/>
-      </w:pPr>
-      <w:r/>
+        <w:pStyle w:val="1634"/>
+        <w:pBdr/>
+        <w:spacing/>
+        <w:ind/>
+        <w:rPr/>
+      </w:pPr>
       <w:r>
         <w:t xml:space="preserve">2.1 CIDADES INTELIGENTES E RESILIENTES </w:t>
       </w:r>
-      <w:r/>
-      <w:r/>
       <w:r/>
     </w:p>
     <w:p>
@@ -8116,19 +8097,15 @@
     </w:p>
     <w:p>
       <w:pPr>
-        <w:pStyle w:val="1631"/>
-        <w:pBdr/>
-        <w:spacing/>
-        <w:ind/>
-        <w:rPr/>
-      </w:pPr>
-      <w:r/>
-      <w:r/>
+        <w:pStyle w:val="1635"/>
+        <w:pBdr/>
+        <w:spacing/>
+        <w:ind/>
+        <w:rPr/>
+      </w:pPr>
       <w:r>
         <w:t xml:space="preserve">2.1.1 Fundamentos de Cidade Resiliente</w:t>
       </w:r>
-      <w:r/>
-      <w:r/>
       <w:r/>
     </w:p>
     <w:p>
@@ -8170,11 +8147,6 @@
           <w:color w:val="000000"/>
         </w:rPr>
       </w:r>
-      <w:r>
-        <w:rPr>
-          <w:color w:val="000000"/>
-        </w:rPr>
-      </w:r>
     </w:p>
     <w:p>
       <w:pPr>
@@ -8220,18 +8192,15 @@
     </w:p>
     <w:p>
       <w:pPr>
-        <w:pStyle w:val="1631"/>
-        <w:pBdr/>
-        <w:spacing/>
-        <w:ind/>
-        <w:rPr/>
-      </w:pPr>
-      <w:r/>
+        <w:pStyle w:val="1635"/>
+        <w:pBdr/>
+        <w:spacing/>
+        <w:ind/>
+        <w:rPr/>
+      </w:pPr>
       <w:r>
         <w:t xml:space="preserve">2.1.2 Zeladoria Pública e Gestão de Serviços</w:t>
       </w:r>
-      <w:r/>
-      <w:r/>
       <w:r/>
     </w:p>
     <w:p>
@@ -8274,19 +8243,16 @@
     </w:p>
     <w:p>
       <w:pPr>
-        <w:pStyle w:val="1631"/>
-        <w:pBdr/>
-        <w:spacing/>
-        <w:ind/>
-        <w:rPr/>
-      </w:pPr>
-      <w:r/>
+        <w:pStyle w:val="1635"/>
+        <w:pBdr/>
+        <w:spacing/>
+        <w:ind/>
+        <w:rPr/>
+      </w:pPr>
       <w:r>
         <w:t xml:space="preserve">2.1.3 Participação Cidadã Digital</w:t>
       </w:r>
       <w:r/>
-      <w:r/>
-      <w:r/>
     </w:p>
     <w:p>
       <w:pPr>
@@ -8423,21 +8389,18 @@
     </w:p>
     <w:p>
       <w:pPr>
-        <w:pStyle w:val="1630"/>
-        <w:pBdr/>
-        <w:spacing/>
-        <w:ind/>
-        <w:rPr/>
-      </w:pPr>
-      <w:r/>
+        <w:pStyle w:val="1634"/>
+        <w:pBdr/>
+        <w:spacing/>
+        <w:ind/>
+        <w:rPr/>
+      </w:pPr>
       <w:r>
         <w:rPr>
           <w:caps w:val="0"/>
         </w:rPr>
         <w:t xml:space="preserve">2.2 TRABALHOS RELACIONADOS</w:t>
       </w:r>
-      <w:r/>
-      <w:r/>
       <w:r/>
     </w:p>
     <w:p>
@@ -8605,7 +8568,7 @@
     </w:p>
     <w:p>
       <w:pPr>
-        <w:pStyle w:val="1840"/>
+        <w:pStyle w:val="1844"/>
         <w:pBdr/>
         <w:spacing/>
         <w:ind/>
@@ -8740,7 +8703,7 @@
     </w:p>
     <w:p>
       <w:pPr>
-        <w:pStyle w:val="1840"/>
+        <w:pStyle w:val="1844"/>
         <w:pBdr/>
         <w:spacing/>
         <w:ind/>
@@ -8757,7 +8720,6 @@
       <w:r>
         <w:t xml:space="preserve">3</w:t>
       </w:r>
-      <w:r/>
       <w:r>
         <w:fldChar w:fldCharType="end"/>
         <w:t xml:space="preserve"> -</w:t>
@@ -8774,8 +8736,6 @@
       <w:r>
         <w:t xml:space="preserve"> do aplicativo Colab</w:t>
       </w:r>
-      <w:r/>
-      <w:r/>
       <w:r/>
     </w:p>
     <w:p>
@@ -8988,7 +8948,7 @@
     </w:p>
     <w:p>
       <w:pPr>
-        <w:pStyle w:val="1840"/>
+        <w:pStyle w:val="1844"/>
         <w:pBdr/>
         <w:spacing/>
         <w:ind/>
@@ -9005,7 +8965,6 @@
       <w:r>
         <w:t xml:space="preserve">4</w:t>
       </w:r>
-      <w:r/>
       <w:r>
         <w:fldChar w:fldCharType="end"/>
       </w:r>
@@ -9015,8 +8974,6 @@
       <w:r>
         <w:t xml:space="preserve"> </w:t>
       </w:r>
-      <w:r/>
-      <w:r/>
       <w:r/>
     </w:p>
     <w:p>
@@ -9143,7 +9100,7 @@
     </w:p>
     <w:p>
       <w:pPr>
-        <w:pStyle w:val="1840"/>
+        <w:pStyle w:val="1844"/>
         <w:pBdr/>
         <w:spacing/>
         <w:ind/>
@@ -9160,7 +9117,6 @@
       <w:r>
         <w:t xml:space="preserve">5</w:t>
       </w:r>
-      <w:r/>
       <w:r>
         <w:fldChar w:fldCharType="end"/>
         <w:t xml:space="preserve"> </w:t>
@@ -9168,8 +9124,6 @@
       <w:r>
         <w:t xml:space="preserve">- Seleção de serviços na plataforma e-Ouve</w:t>
       </w:r>
-      <w:r/>
-      <w:r/>
       <w:r/>
     </w:p>
     <w:p>
@@ -9271,19 +9225,16 @@
     </w:p>
     <w:p>
       <w:pPr>
-        <w:pStyle w:val="1629"/>
-        <w:pBdr/>
-        <w:spacing/>
-        <w:ind/>
-        <w:rPr/>
-      </w:pPr>
-      <w:r/>
+        <w:pStyle w:val="1633"/>
+        <w:pBdr/>
+        <w:spacing/>
+        <w:ind/>
+        <w:rPr/>
+      </w:pPr>
       <w:r>
         <w:t xml:space="preserve">3 OBJETIVO DO PROJETO</w:t>
       </w:r>
       <w:r/>
-      <w:r/>
-      <w:r/>
     </w:p>
     <w:p>
       <w:pPr>
@@ -9309,18 +9260,15 @@
     </w:p>
     <w:p>
       <w:pPr>
-        <w:pStyle w:val="1630"/>
-        <w:pBdr/>
-        <w:spacing/>
-        <w:ind/>
-        <w:rPr/>
-      </w:pPr>
-      <w:r/>
+        <w:pStyle w:val="1634"/>
+        <w:pBdr/>
+        <w:spacing/>
+        <w:ind/>
+        <w:rPr/>
+      </w:pPr>
       <w:r>
         <w:t xml:space="preserve">3.1 FORMULAÇÃO DO PROBLEMA</w:t>
       </w:r>
-      <w:r/>
-      <w:r/>
       <w:r/>
     </w:p>
     <w:p>
@@ -9399,19 +9347,16 @@
     </w:p>
     <w:p>
       <w:pPr>
-        <w:pStyle w:val="1630"/>
-        <w:pBdr/>
-        <w:spacing/>
-        <w:ind/>
-        <w:rPr/>
-      </w:pPr>
-      <w:r/>
+        <w:pStyle w:val="1634"/>
+        <w:pBdr/>
+        <w:spacing/>
+        <w:ind/>
+        <w:rPr/>
+      </w:pPr>
       <w:r>
         <w:t xml:space="preserve">3.2 OBJETIVOS </w:t>
       </w:r>
       <w:r/>
-      <w:r/>
-      <w:r/>
     </w:p>
     <w:p>
       <w:pPr>
@@ -9442,7 +9387,7 @@
     </w:p>
     <w:p>
       <w:pPr>
-        <w:pStyle w:val="1839"/>
+        <w:pStyle w:val="1843"/>
         <w:numPr>
           <w:ilvl w:val="0"/>
           <w:numId w:val="31"/>
@@ -9459,7 +9404,7 @@
     </w:p>
     <w:p>
       <w:pPr>
-        <w:pStyle w:val="1839"/>
+        <w:pStyle w:val="1843"/>
         <w:numPr>
           <w:ilvl w:val="0"/>
           <w:numId w:val="31"/>
@@ -9476,7 +9421,7 @@
     </w:p>
     <w:p>
       <w:pPr>
-        <w:pStyle w:val="1839"/>
+        <w:pStyle w:val="1843"/>
         <w:numPr>
           <w:ilvl w:val="0"/>
           <w:numId w:val="31"/>
@@ -9493,7 +9438,7 @@
     </w:p>
     <w:p>
       <w:pPr>
-        <w:pStyle w:val="1839"/>
+        <w:pStyle w:val="1843"/>
         <w:numPr>
           <w:ilvl w:val="0"/>
           <w:numId w:val="31"/>
@@ -9510,7 +9455,7 @@
     </w:p>
     <w:p>
       <w:pPr>
-        <w:pStyle w:val="1839"/>
+        <w:pStyle w:val="1843"/>
         <w:numPr>
           <w:ilvl w:val="0"/>
           <w:numId w:val="31"/>
@@ -9527,29 +9472,26 @@
     </w:p>
     <w:p>
       <w:pPr>
-        <w:pStyle w:val="1839"/>
-        <w:pBdr/>
-        <w:spacing/>
-        <w:ind/>
-        <w:rPr/>
-      </w:pPr>
-      <w:r/>
-      <w:r/>
-    </w:p>
-    <w:p>
-      <w:pPr>
-        <w:pStyle w:val="1630"/>
-        <w:pBdr/>
-        <w:spacing/>
-        <w:ind/>
-        <w:rPr/>
-      </w:pPr>
-      <w:r/>
+        <w:pStyle w:val="1843"/>
+        <w:pBdr/>
+        <w:spacing/>
+        <w:ind/>
+        <w:rPr/>
+      </w:pPr>
+      <w:r/>
+      <w:r/>
+    </w:p>
+    <w:p>
+      <w:pPr>
+        <w:pStyle w:val="1634"/>
+        <w:pBdr/>
+        <w:spacing/>
+        <w:ind/>
+        <w:rPr/>
+      </w:pPr>
       <w:r>
         <w:t xml:space="preserve">.3 JUSTIFICATIVA </w:t>
       </w:r>
-      <w:r/>
-      <w:r/>
       <w:r/>
     </w:p>
     <w:p>
@@ -9648,7 +9590,6 @@
       <w:r>
         <w:t xml:space="preserve">, transformando o usuário de um mero espectador em um auditor ativo da infraestrutura urbana.</w:t>
       </w:r>
-      <w:r/>
       <w:r>
         <w:rPr>
           <w:highlight w:val="yellow"/>
@@ -9671,19 +9612,16 @@
     </w:p>
     <w:p>
       <w:pPr>
-        <w:pStyle w:val="1629"/>
-        <w:pBdr/>
-        <w:spacing/>
-        <w:ind/>
-        <w:rPr/>
-      </w:pPr>
-      <w:r/>
+        <w:pStyle w:val="1633"/>
+        <w:pBdr/>
+        <w:spacing/>
+        <w:ind/>
+        <w:rPr/>
+      </w:pPr>
       <w:r>
         <w:t xml:space="preserve">4 MÉTODOS GERENCIAIS</w:t>
       </w:r>
       <w:r/>
-      <w:r/>
-      <w:r/>
     </w:p>
     <w:p>
       <w:pPr>
@@ -9709,18 +9647,15 @@
     </w:p>
     <w:p>
       <w:pPr>
-        <w:pStyle w:val="1630"/>
-        <w:pBdr/>
-        <w:spacing/>
-        <w:ind/>
-        <w:rPr/>
-      </w:pPr>
-      <w:r/>
+        <w:pStyle w:val="1634"/>
+        <w:pBdr/>
+        <w:spacing/>
+        <w:ind/>
+        <w:rPr/>
+      </w:pPr>
       <w:r>
         <w:t xml:space="preserve">4.1 GERENCIAMENTO DO PROJETO</w:t>
       </w:r>
-      <w:r/>
-      <w:r/>
       <w:r/>
     </w:p>
     <w:p>
@@ -9830,18 +9765,19 @@
         <w:rPr>
           <w:color w:val="000000"/>
         </w:rPr>
-        <w:t xml:space="preserve">As atividades de desenvolvimento são segmentadas em ciclos curtos denominados Sprints, com duração definida de acordo com a complexidade das funcionalidades planejadas. O processo compreende eventos com etapas rígidas de planejamento, execução, revisão e re</w:t>
+        <w:t xml:space="preserve">A</w:t>
       </w:r>
       <w:r>
         <w:rPr>
           <w:color w:val="000000"/>
         </w:rPr>
+        <w:t xml:space="preserve">s atividades de desenvolvimento são segmentadas em ciclos curtos denominados Sprints, com duração definida de acordo com a complexidade das funcionalidades planejadas. O processo compreende eventos com etapas rígidas de planejamento, execução, revisão e re</w:t>
+      </w:r>
+      <w:r>
+        <w:rPr>
+          <w:color w:val="000000"/>
+        </w:rPr>
         <w:t xml:space="preserve">trospectiva, permitindo a identificação precoce de falhas e a implementação de melhorias contínuas (Schwaber; Sutherland, 2020).</w:t>
-      </w:r>
-      <w:r>
-        <w:rPr>
-          <w:color w:val="000000"/>
-        </w:rPr>
       </w:r>
       <w:r>
         <w:rPr>
@@ -10064,18 +10000,15 @@
     </w:p>
     <w:p>
       <w:pPr>
-        <w:pStyle w:val="1630"/>
-        <w:pBdr/>
-        <w:spacing/>
-        <w:ind/>
-        <w:rPr/>
-      </w:pPr>
-      <w:r/>
+        <w:pStyle w:val="1634"/>
+        <w:pBdr/>
+        <w:spacing/>
+        <w:ind/>
+        <w:rPr/>
+      </w:pPr>
       <w:r>
         <w:t xml:space="preserve">4.2 MODELO DE CICLO DE VIDA </w:t>
       </w:r>
-      <w:r/>
-      <w:r/>
       <w:r/>
     </w:p>
     <w:p>
@@ -10168,18 +10101,15 @@
     </w:p>
     <w:p>
       <w:pPr>
-        <w:pStyle w:val="1630"/>
-        <w:pBdr/>
-        <w:spacing/>
-        <w:ind/>
-        <w:rPr/>
-      </w:pPr>
-      <w:r/>
+        <w:pStyle w:val="1634"/>
+        <w:pBdr/>
+        <w:spacing/>
+        <w:ind/>
+        <w:rPr/>
+      </w:pPr>
       <w:r>
         <w:t xml:space="preserve">4.3 RECURSOS NECESSÁRIOS</w:t>
       </w:r>
-      <w:r/>
-      <w:r/>
       <w:r/>
     </w:p>
     <w:p>
@@ -10201,18 +10131,15 @@
     </w:p>
     <w:p>
       <w:pPr>
-        <w:pStyle w:val="1631"/>
-        <w:pBdr/>
-        <w:spacing/>
-        <w:ind/>
-        <w:rPr/>
-      </w:pPr>
-      <w:r/>
+        <w:pStyle w:val="1635"/>
+        <w:pBdr/>
+        <w:spacing/>
+        <w:ind/>
+        <w:rPr/>
+      </w:pPr>
       <w:r>
         <w:t xml:space="preserve">4.3.1 Recursos Humanos</w:t>
       </w:r>
-      <w:r/>
-      <w:r/>
       <w:r/>
     </w:p>
     <w:p>
@@ -10465,21 +10392,18 @@
     </w:p>
     <w:p>
       <w:pPr>
-        <w:pStyle w:val="1631"/>
-        <w:pBdr/>
-        <w:spacing/>
-        <w:ind/>
-        <w:rPr/>
-      </w:pPr>
-      <w:r/>
+        <w:pStyle w:val="1635"/>
+        <w:pBdr/>
+        <w:spacing/>
+        <w:ind/>
+        <w:rPr/>
+      </w:pPr>
       <w:r>
         <w:t xml:space="preserve">4.3.2 </w:t>
       </w:r>
       <w:r>
         <w:t xml:space="preserve">Recursos de Hardware</w:t>
       </w:r>
-      <w:r/>
-      <w:r/>
       <w:r/>
     </w:p>
     <w:p>
@@ -10614,18 +10538,15 @@
     </w:p>
     <w:p>
       <w:pPr>
-        <w:pStyle w:val="1631"/>
-        <w:pBdr/>
-        <w:spacing/>
-        <w:ind/>
-        <w:rPr/>
-      </w:pPr>
-      <w:r/>
+        <w:pStyle w:val="1635"/>
+        <w:pBdr/>
+        <w:spacing/>
+        <w:ind/>
+        <w:rPr/>
+      </w:pPr>
       <w:r>
         <w:t xml:space="preserve">4.3.3 Recursos de Software</w:t>
       </w:r>
-      <w:r/>
-      <w:r/>
       <w:r/>
     </w:p>
     <w:p>
@@ -10672,14 +10593,12 @@
         <w:ind/>
         <w:rPr/>
       </w:pPr>
-      <w:r/>
       <w:r>
         <w:t xml:space="preserve">Como ambiente integrado de desenvolvimento (IDE) para a construção do código-fonte e administração do banco de dados utilizam-se o Visual Studio Code, na versão 1.115.0, e o dBeaver, na versão 26.0.1. O ecossistema conta com o suporte do Node.js, na versão</w:t>
       </w:r>
       <w:r>
         <w:t xml:space="preserve"> 24.11.0 (LTS), que atua como ambiente de execução em tempo de desenvolvimento para as ferramentas de automação, gerenciamento de dependências e construção dos artefatos do front-end. </w:t>
       </w:r>
-      <w:r/>
       <w:r/>
     </w:p>
     <w:p>
@@ -10890,18 +10809,15 @@
     </w:p>
     <w:p>
       <w:pPr>
-        <w:pStyle w:val="1631"/>
-        <w:pBdr/>
-        <w:spacing/>
-        <w:ind/>
-        <w:rPr/>
-      </w:pPr>
-      <w:r/>
+        <w:pStyle w:val="1635"/>
+        <w:pBdr/>
+        <w:spacing/>
+        <w:ind/>
+        <w:rPr/>
+      </w:pPr>
       <w:r>
         <w:t xml:space="preserve">4.3.4 Outros Recursos</w:t>
       </w:r>
-      <w:r/>
-      <w:r/>
       <w:r/>
     </w:p>
     <w:p>
@@ -10941,20 +10857,16 @@
     </w:p>
     <w:p>
       <w:pPr>
-        <w:pStyle w:val="1630"/>
-        <w:pBdr/>
-        <w:spacing/>
-        <w:ind/>
-        <w:rPr/>
-      </w:pPr>
-      <w:r/>
-      <w:r/>
+        <w:pStyle w:val="1634"/>
+        <w:pBdr/>
+        <w:spacing/>
+        <w:ind/>
+        <w:rPr/>
+      </w:pPr>
       <w:r>
         <w:t xml:space="preserve">4.4 RELATÓRIO DE DESEMPENHO </w:t>
       </w:r>
       <w:r/>
-      <w:r/>
-      <w:r/>
     </w:p>
     <w:p>
       <w:pPr>
@@ -10982,7 +10894,7 @@
     </w:p>
     <w:p>
       <w:pPr>
-        <w:pStyle w:val="1839"/>
+        <w:pStyle w:val="1843"/>
         <w:numPr>
           <w:ilvl w:val="0"/>
           <w:numId w:val="22"/>
@@ -11000,7 +10912,7 @@
     </w:p>
     <w:p>
       <w:pPr>
-        <w:pStyle w:val="1839"/>
+        <w:pStyle w:val="1843"/>
         <w:numPr>
           <w:ilvl w:val="0"/>
           <w:numId w:val="22"/>
@@ -11018,7 +10930,7 @@
     </w:p>
     <w:p>
       <w:pPr>
-        <w:pStyle w:val="1839"/>
+        <w:pStyle w:val="1843"/>
         <w:numPr>
           <w:ilvl w:val="0"/>
           <w:numId w:val="22"/>
@@ -11036,7 +10948,7 @@
     </w:p>
     <w:p>
       <w:pPr>
-        <w:pStyle w:val="1839"/>
+        <w:pStyle w:val="1843"/>
         <w:numPr>
           <w:ilvl w:val="0"/>
           <w:numId w:val="22"/>
@@ -11072,7 +10984,7 @@
     </w:p>
     <w:p>
       <w:pPr>
-        <w:pStyle w:val="1839"/>
+        <w:pStyle w:val="1843"/>
         <w:numPr>
           <w:ilvl w:val="0"/>
           <w:numId w:val="22"/>
@@ -11140,12 +11052,17 @@
         <w:ind/>
         <w:rPr/>
       </w:pPr>
-      <w:r/>
-      <w:r>
-        <w:t xml:space="preserve">Na Fase 2, o progresso da equipe manteve-se alinhado ao cronograma planejado para o ano de 2026, com foco no cumprimento das metas de modelagem teórica e especificação documental. A divisão de tarefas estruturada por meio do framework Scrum propiciou uma di</w:t>
-      </w:r>
-      <w:r>
-        <w:t xml:space="preserve">stribuição equilibrada da carga de trabalho, resultando na conclusão das metas de especificação de segurança, mapeamento de regras de negócio complexas e refinamento dos artefatos de dados dentro dos prazos regulamentares. A conformidade técnica e a qualida</w:t>
+      <w:r>
+        <w:t xml:space="preserve">N</w:t>
+      </w:r>
+      <w:r>
+        <w:t xml:space="preserve">a Fase 2, o progresso da equipe manteve-se alinhado ao cronograma planejado para o ano de 2026, com foco no cumprimento das metas de modelagem teórica e especificação documental. A divisão de tarefas estruturada por meio do framework Scrum propiciou uma di</w:t>
+      </w:r>
+      <w:r>
+        <w:t xml:space="preserve">s</w:t>
+      </w:r>
+      <w:r>
+        <w:t xml:space="preserve">tribuição equilibrada da carga de trabalho, resultando na conclusão das metas de especificação de segurança, mapeamento de regras de negócio complexas e refinamento dos artefatos de dados dentro dos prazos regulamentares. A conformidade técnica e a qualida</w:t>
       </w:r>
       <w:r>
         <w:t xml:space="preserve">de dos entregáveis foram validadas em ciclos de revisão conjunta com o , o que mitigou riscos de inconsistências e assegurou a maturidade teórica necessária para dar suporte às futuras fases do ciclo de vida do software.  </w:t>
@@ -11166,32 +11083,28 @@
         <w:t xml:space="preserve">das atividades realizadas, incluindo as atas de reuniões, os registros de planejamento das sprints e os índices de produtividade e cumprimento de prazos da equipe, encontram-se detalhadas no Apêndice B. </w:t>
       </w:r>
       <w:r/>
-      <w:r/>
-    </w:p>
-    <w:p>
-      <w:pPr>
-        <w:pBdr/>
-        <w:spacing/>
-        <w:ind/>
-        <w:rPr/>
-      </w:pPr>
-      <w:r/>
-      <w:r/>
-    </w:p>
-    <w:p>
-      <w:pPr>
-        <w:pStyle w:val="1630"/>
-        <w:pBdr/>
-        <w:spacing/>
-        <w:ind/>
-        <w:rPr/>
-      </w:pPr>
-      <w:r/>
+    </w:p>
+    <w:p>
+      <w:pPr>
+        <w:pBdr/>
+        <w:spacing/>
+        <w:ind/>
+        <w:rPr/>
+      </w:pPr>
+      <w:r/>
+      <w:r/>
+    </w:p>
+    <w:p>
+      <w:pPr>
+        <w:pStyle w:val="1634"/>
+        <w:pBdr/>
+        <w:spacing/>
+        <w:ind/>
+        <w:rPr/>
+      </w:pPr>
       <w:r>
         <w:t xml:space="preserve">4.5 GERENCIAMENTO DE CONFIGURAÇÃO</w:t>
       </w:r>
-      <w:r/>
-      <w:r/>
       <w:r/>
     </w:p>
     <w:p>
@@ -11264,7 +11177,7 @@
     </w:p>
     <w:p>
       <w:pPr>
-        <w:pStyle w:val="1631"/>
+        <w:pStyle w:val="1635"/>
         <w:pBdr/>
         <w:tabs>
           <w:tab w:val="left" w:leader="none" w:pos="3301"/>
@@ -11273,15 +11186,12 @@
         <w:ind/>
         <w:rPr/>
       </w:pPr>
-      <w:r/>
       <w:r>
         <w:t xml:space="preserve">4.5.1 Papéis e Responsabilidades</w:t>
       </w:r>
       <w:r>
         <w:tab/>
       </w:r>
-      <w:r/>
-      <w:r/>
       <w:r/>
     </w:p>
     <w:p>
@@ -11378,7 +11288,6 @@
         <w:t xml:space="preserve">) do código e documentação, além de garantir as normas ABNT.</w:t>
       </w:r>
       <w:r/>
-      <w:r/>
     </w:p>
     <w:p>
       <w:pPr>
@@ -11406,7 +11315,11 @@
       <w:r>
         <w:t xml:space="preserve">responsáveis pela elaboração, atualização e revisão técnica de artefatos específicos e atuação nas branches locais de desenvolvimento, respondendo diretamente pelas modificações em seus escopos.</w:t>
       </w:r>
-      <w:r/>
+      <w:r>
+        <w:rPr>
+          <w:highlight w:val="none"/>
+        </w:rPr>
+      </w:r>
     </w:p>
     <w:p>
       <w:pPr>
@@ -11430,15 +11343,11 @@
           <w:highlight w:val="none"/>
         </w:rPr>
       </w:r>
-      <w:r>
-        <w:rPr>
-          <w:highlight w:val="none"/>
-        </w:rPr>
-      </w:r>
-    </w:p>
-    <w:p>
-      <w:pPr>
-        <w:pStyle w:val="1631"/>
+      <w:r/>
+    </w:p>
+    <w:p>
+      <w:pPr>
+        <w:pStyle w:val="1635"/>
         <w:pBdr/>
         <w:tabs>
           <w:tab w:val="left" w:leader="none" w:pos="3301"/>
@@ -11447,12 +11356,9 @@
         <w:ind/>
         <w:rPr/>
       </w:pPr>
-      <w:r/>
       <w:r>
         <w:t xml:space="preserve">4.5.2 Identificação e Versionamento de Artefatos</w:t>
       </w:r>
-      <w:r/>
-      <w:r/>
       <w:r/>
     </w:p>
     <w:p>
@@ -11492,7 +11398,7 @@
     </w:p>
     <w:p>
       <w:pPr>
-        <w:pStyle w:val="1631"/>
+        <w:pStyle w:val="1635"/>
         <w:pBdr/>
         <w:tabs>
           <w:tab w:val="left" w:leader="none" w:pos="3301"/>
@@ -11501,12 +11407,9 @@
         <w:ind/>
         <w:rPr/>
       </w:pPr>
-      <w:r/>
       <w:r>
         <w:t xml:space="preserve">4.5.3 Organização do Repositório e Ferramentas</w:t>
       </w:r>
-      <w:r/>
-      <w:r/>
       <w:r/>
     </w:p>
     <w:p>
@@ -11776,7 +11679,7 @@
     </w:p>
     <w:p>
       <w:pPr>
-        <w:pStyle w:val="1840"/>
+        <w:pStyle w:val="1844"/>
         <w:pBdr/>
         <w:spacing/>
         <w:ind/>
@@ -11793,7 +11696,6 @@
       <w:r>
         <w:t xml:space="preserve">6</w:t>
       </w:r>
-      <w:r/>
       <w:r>
         <w:fldChar w:fldCharType="end"/>
         <w:t xml:space="preserve"> - </w:t>
@@ -11801,8 +11703,6 @@
       <w:r>
         <w:t xml:space="preserve">Estrutura do repositório remoto no GitHub</w:t>
       </w:r>
-      <w:r/>
-      <w:r/>
       <w:r/>
     </w:p>
     <w:p>
@@ -11913,19 +11813,16 @@
     </w:p>
     <w:p>
       <w:pPr>
-        <w:pStyle w:val="1629"/>
-        <w:pBdr/>
-        <w:spacing/>
-        <w:ind/>
-        <w:rPr/>
-      </w:pPr>
-      <w:r/>
+        <w:pStyle w:val="1633"/>
+        <w:pBdr/>
+        <w:spacing/>
+        <w:ind/>
+        <w:rPr/>
+      </w:pPr>
       <w:r>
         <w:t xml:space="preserve">5 ESPECIFICAÇÃO E ANÁLISE DOS REQUISITOS</w:t>
       </w:r>
       <w:r/>
-      <w:r/>
-      <w:r/>
     </w:p>
     <w:p>
       <w:pPr>
@@ -11954,19 +11851,16 @@
     </w:p>
     <w:p>
       <w:pPr>
-        <w:pStyle w:val="1630"/>
-        <w:pBdr/>
-        <w:spacing/>
-        <w:ind/>
-        <w:rPr/>
-      </w:pPr>
-      <w:r/>
+        <w:pStyle w:val="1634"/>
+        <w:pBdr/>
+        <w:spacing/>
+        <w:ind/>
+        <w:rPr/>
+      </w:pPr>
       <w:r>
         <w:t xml:space="preserve">5.1 REQUISITOS DO SISTEMA DE SOFTWARE</w:t>
       </w:r>
       <w:r/>
-      <w:r/>
-      <w:r/>
     </w:p>
     <w:p>
       <w:pPr>
@@ -11985,18 +11879,15 @@
     </w:p>
     <w:p>
       <w:pPr>
-        <w:pStyle w:val="1631"/>
-        <w:pBdr/>
-        <w:spacing/>
-        <w:ind/>
-        <w:rPr/>
-      </w:pPr>
-      <w:r/>
+        <w:pStyle w:val="1635"/>
+        <w:pBdr/>
+        <w:spacing/>
+        <w:ind/>
+        <w:rPr/>
+      </w:pPr>
       <w:r>
         <w:t xml:space="preserve">5.1.1 Requisitos Funcionais</w:t>
       </w:r>
-      <w:r/>
-      <w:r/>
       <w:r/>
     </w:p>
     <w:p>
@@ -13110,7 +13001,11 @@
       <w:r>
         <w:t xml:space="preserve">Prioridade: essencial.</w:t>
       </w:r>
-      <w:r/>
+      <w:r>
+        <w:rPr>
+          <w:highlight w:val="none"/>
+        </w:rPr>
+      </w:r>
     </w:p>
     <w:p>
       <w:pPr>
@@ -13131,7 +13026,6 @@
         <w:t xml:space="preserve">ários</w:t>
       </w:r>
       <w:r/>
-      <w:r/>
     </w:p>
     <w:p>
       <w:pPr>
@@ -13179,20 +13073,20 @@
           <w:sz w:val="24"/>
         </w:rPr>
       </w:r>
-    </w:p>
-    <w:p>
-      <w:pPr>
-        <w:pStyle w:val="1631"/>
-        <w:pBdr/>
-        <w:spacing/>
-        <w:ind/>
-        <w:rPr/>
-      </w:pPr>
       <w:r>
         <w:rPr>
           <w:highlight w:val="none"/>
         </w:rPr>
       </w:r>
+    </w:p>
+    <w:p>
+      <w:pPr>
+        <w:pStyle w:val="1635"/>
+        <w:pBdr/>
+        <w:spacing/>
+        <w:ind/>
+        <w:rPr/>
+      </w:pPr>
       <w:r>
         <w:rPr>
           <w:highlight w:val="none"/>
@@ -13203,10 +13097,11 @@
           <w:highlight w:val="none"/>
         </w:rPr>
       </w:r>
-    </w:p>
-    <w:p>
-      <w:pPr>
-        <w:pStyle w:val="1631"/>
+      <w:r/>
+    </w:p>
+    <w:p>
+      <w:pPr>
+        <w:pStyle w:val="1635"/>
         <w:pBdr/>
         <w:spacing/>
         <w:ind/>
@@ -13214,14 +13109,14 @@
           <w:highlight w:val="none"/>
         </w:rPr>
       </w:pPr>
-      <w:r/>
-      <w:r/>
       <w:r>
         <w:t xml:space="preserve">5.1.2 Requisitos não funcionais</w:t>
       </w:r>
-      <w:r/>
-      <w:r/>
-      <w:r/>
+      <w:r>
+        <w:rPr>
+          <w:highlight w:val="none"/>
+        </w:rPr>
+      </w:r>
     </w:p>
     <w:p>
       <w:pPr>
@@ -13758,8 +13653,6 @@
         <w:t xml:space="preserve">ivo.</w:t>
       </w:r>
       <w:r/>
-      <w:r/>
-      <w:r/>
     </w:p>
     <w:p>
       <w:pPr>
@@ -14535,23 +14428,20 @@
     </w:p>
     <w:p>
       <w:pPr>
-        <w:pStyle w:val="1630"/>
-        <w:pBdr/>
-        <w:spacing/>
-        <w:ind/>
-        <w:rPr/>
-      </w:pPr>
-      <w:r/>
+        <w:pStyle w:val="1634"/>
+        <w:pBdr/>
+        <w:spacing/>
+        <w:ind/>
+        <w:rPr/>
+      </w:pPr>
       <w:r>
         <w:t xml:space="preserve">5.2 ANÁLISE DOS REQUISITOS</w:t>
       </w:r>
       <w:r/>
-      <w:r/>
-      <w:r/>
-    </w:p>
-    <w:p>
-      <w:pPr>
-        <w:pStyle w:val="1631"/>
+    </w:p>
+    <w:p>
+      <w:pPr>
+        <w:pStyle w:val="1635"/>
         <w:pBdr/>
         <w:spacing/>
         <w:ind/>
@@ -14559,12 +14449,14 @@
           <w:color w:val="00b050"/>
         </w:rPr>
       </w:pPr>
-      <w:r/>
       <w:r>
         <w:t xml:space="preserve">5.2.1 Visão Funcional</w:t>
       </w:r>
-      <w:r/>
-      <w:r/>
+      <w:r>
+        <w:rPr>
+          <w:color w:val="00b050"/>
+        </w:rPr>
+      </w:r>
       <w:r>
         <w:rPr>
           <w:color w:val="00b050"/>
@@ -14664,18 +14556,15 @@
     </w:p>
     <w:p>
       <w:pPr>
-        <w:pStyle w:val="1631"/>
-        <w:pBdr/>
-        <w:spacing/>
-        <w:ind/>
-        <w:rPr/>
-      </w:pPr>
-      <w:r/>
+        <w:pStyle w:val="1635"/>
+        <w:pBdr/>
+        <w:spacing/>
+        <w:ind/>
+        <w:rPr/>
+      </w:pPr>
       <w:r>
         <w:t xml:space="preserve">5.2.2 Modelo Conceitual dos Dados</w:t>
       </w:r>
-      <w:r/>
-      <w:r/>
       <w:r/>
     </w:p>
     <w:p>
@@ -15105,18 +14994,15 @@
     </w:p>
     <w:p>
       <w:pPr>
-        <w:pStyle w:val="1631"/>
-        <w:pBdr/>
-        <w:spacing/>
-        <w:ind/>
-        <w:rPr/>
-      </w:pPr>
-      <w:r/>
+        <w:pStyle w:val="1635"/>
+        <w:pBdr/>
+        <w:spacing/>
+        <w:ind/>
+        <w:rPr/>
+      </w:pPr>
       <w:r>
         <w:t xml:space="preserve">5.2.3 Modelo Inicial da Interface de Usuário</w:t>
       </w:r>
-      <w:r/>
-      <w:r/>
       <w:r/>
     </w:p>
     <w:p>
@@ -15277,18 +15163,15 @@
     </w:p>
     <w:p>
       <w:pPr>
-        <w:pStyle w:val="1629"/>
-        <w:pBdr/>
-        <w:spacing/>
-        <w:ind/>
-        <w:rPr/>
-      </w:pPr>
-      <w:r/>
+        <w:pStyle w:val="1633"/>
+        <w:pBdr/>
+        <w:spacing/>
+        <w:ind/>
+        <w:rPr/>
+      </w:pPr>
       <w:r>
         <w:t xml:space="preserve">6 ARQUITETURA E PROJETO DO SISTEMA DE SOFTWARE</w:t>
       </w:r>
-      <w:r/>
-      <w:r/>
       <w:r/>
     </w:p>
     <w:p>
@@ -15355,18 +15238,15 @@
     </w:p>
     <w:p>
       <w:pPr>
-        <w:pStyle w:val="1630"/>
-        <w:pBdr/>
-        <w:spacing/>
-        <w:ind/>
-        <w:rPr/>
-      </w:pPr>
-      <w:r/>
+        <w:pStyle w:val="1634"/>
+        <w:pBdr/>
+        <w:spacing/>
+        <w:ind/>
+        <w:rPr/>
+      </w:pPr>
       <w:r>
         <w:t xml:space="preserve">6.1 VISÃO ESTRUTURAL</w:t>
       </w:r>
-      <w:r/>
-      <w:r/>
       <w:r/>
     </w:p>
     <w:p>
@@ -15418,18 +15298,15 @@
     </w:p>
     <w:p>
       <w:pPr>
-        <w:pStyle w:val="1631"/>
-        <w:pBdr/>
-        <w:spacing/>
-        <w:ind/>
-        <w:rPr/>
-      </w:pPr>
-      <w:r/>
+        <w:pStyle w:val="1635"/>
+        <w:pBdr/>
+        <w:spacing/>
+        <w:ind/>
+        <w:rPr/>
+      </w:pPr>
       <w:r>
         <w:t xml:space="preserve">6.1.1 Diagrama de Pacotes</w:t>
       </w:r>
-      <w:r/>
-      <w:r/>
       <w:r/>
     </w:p>
     <w:p>
@@ -15650,7 +15527,6 @@
         <w:ind/>
         <w:rPr/>
       </w:pPr>
-      <w:r/>
       <w:r>
         <w:rPr>
           <w:color w:val="000000"/>
@@ -15661,18 +15537,15 @@
     </w:p>
     <w:p>
       <w:pPr>
-        <w:pStyle w:val="1631"/>
-        <w:pBdr/>
-        <w:spacing/>
-        <w:ind/>
-        <w:rPr/>
-      </w:pPr>
-      <w:r/>
+        <w:pStyle w:val="1635"/>
+        <w:pBdr/>
+        <w:spacing/>
+        <w:ind/>
+        <w:rPr/>
+      </w:pPr>
       <w:r>
         <w:t xml:space="preserve">6.1.2 Diagramas de Classes</w:t>
       </w:r>
-      <w:r/>
-      <w:r/>
       <w:r/>
     </w:p>
     <w:p>
@@ -15804,18 +15677,15 @@
     </w:p>
     <w:p>
       <w:pPr>
-        <w:pStyle w:val="1630"/>
-        <w:pBdr/>
-        <w:spacing/>
-        <w:ind/>
-        <w:rPr/>
-      </w:pPr>
-      <w:r/>
+        <w:pStyle w:val="1634"/>
+        <w:pBdr/>
+        <w:spacing/>
+        <w:ind/>
+        <w:rPr/>
+      </w:pPr>
       <w:r>
         <w:t xml:space="preserve">6.2 VISÃO COMPORTAMENTAL</w:t>
       </w:r>
-      <w:r/>
-      <w:r/>
       <w:r/>
     </w:p>
     <w:p>
@@ -15850,18 +15720,15 @@
     </w:p>
     <w:p>
       <w:pPr>
-        <w:pStyle w:val="1631"/>
-        <w:pBdr/>
-        <w:spacing/>
-        <w:ind/>
-        <w:rPr/>
-      </w:pPr>
-      <w:r/>
+        <w:pStyle w:val="1635"/>
+        <w:pBdr/>
+        <w:spacing/>
+        <w:ind/>
+        <w:rPr/>
+      </w:pPr>
       <w:r>
         <w:t xml:space="preserve">6.2.1 Projeto das Interações entre Objetos</w:t>
       </w:r>
-      <w:r/>
-      <w:r/>
       <w:r/>
     </w:p>
     <w:p>
@@ -15975,18 +15842,15 @@
     </w:p>
     <w:p>
       <w:pPr>
-        <w:pStyle w:val="1630"/>
-        <w:pBdr/>
-        <w:spacing/>
-        <w:ind/>
-        <w:rPr/>
-      </w:pPr>
-      <w:r/>
+        <w:pStyle w:val="1634"/>
+        <w:pBdr/>
+        <w:spacing/>
+        <w:ind/>
+        <w:rPr/>
+      </w:pPr>
       <w:r>
         <w:t xml:space="preserve">6.3 VISÃO DOS DADOS</w:t>
       </w:r>
-      <w:r/>
-      <w:r/>
       <w:r/>
     </w:p>
     <w:p>
@@ -16025,18 +15889,15 @@
     </w:p>
     <w:p>
       <w:pPr>
-        <w:pStyle w:val="1631"/>
-        <w:pBdr/>
-        <w:spacing/>
-        <w:ind/>
-        <w:rPr/>
-      </w:pPr>
-      <w:r/>
+        <w:pStyle w:val="1635"/>
+        <w:pBdr/>
+        <w:spacing/>
+        <w:ind/>
+        <w:rPr/>
+      </w:pPr>
       <w:r>
         <w:t xml:space="preserve">6.3.1 Modelo Lógico</w:t>
       </w:r>
-      <w:r/>
-      <w:r/>
       <w:r/>
     </w:p>
     <w:p>
@@ -16243,18 +16104,15 @@
     </w:p>
     <w:p>
       <w:pPr>
-        <w:pStyle w:val="1631"/>
-        <w:pBdr/>
-        <w:spacing/>
-        <w:ind/>
-        <w:rPr/>
-      </w:pPr>
-      <w:r/>
+        <w:pStyle w:val="1635"/>
+        <w:pBdr/>
+        <w:spacing/>
+        <w:ind/>
+        <w:rPr/>
+      </w:pPr>
       <w:r>
         <w:t xml:space="preserve">6.3.2 Dicionário de Dados do Modelo Lógico</w:t>
       </w:r>
-      <w:r/>
-      <w:r/>
       <w:r/>
     </w:p>
     <w:p>
@@ -16459,19 +16317,16 @@
     </w:p>
     <w:p>
       <w:pPr>
-        <w:pStyle w:val="1630"/>
-        <w:pBdr/>
-        <w:spacing/>
-        <w:ind/>
-        <w:rPr/>
-      </w:pPr>
-      <w:r/>
+        <w:pStyle w:val="1634"/>
+        <w:pBdr/>
+        <w:spacing/>
+        <w:ind/>
+        <w:rPr/>
+      </w:pPr>
       <w:r>
         <w:t xml:space="preserve">6.4 PROJETO DA INTERAÇÃO HUMANO-COMPUTADOR</w:t>
       </w:r>
       <w:r/>
-      <w:r/>
-      <w:r/>
     </w:p>
     <w:p>
       <w:pPr>
@@ -16598,32 +16453,28 @@
         <w:t xml:space="preserve">aplicação das heurísticas de usabilidade: atenção às 10 heurísticas de Nielsen (1994), com ênfase na "visibilidade do status do sistema" (acompanhamento de protocolos) e "prevenção de erros" (verificação de duplicidade geográfica e campos obrigatórios).</w:t>
       </w:r>
       <w:r/>
-      <w:r/>
-    </w:p>
-    <w:p>
-      <w:pPr>
-        <w:pBdr/>
-        <w:spacing/>
-        <w:ind/>
-        <w:rPr/>
-      </w:pPr>
-      <w:r/>
-      <w:r/>
-    </w:p>
-    <w:p>
-      <w:pPr>
-        <w:pStyle w:val="1631"/>
-        <w:pBdr/>
-        <w:spacing/>
-        <w:ind/>
-        <w:rPr/>
-      </w:pPr>
-      <w:r/>
+    </w:p>
+    <w:p>
+      <w:pPr>
+        <w:pBdr/>
+        <w:spacing/>
+        <w:ind/>
+        <w:rPr/>
+      </w:pPr>
+      <w:r/>
+      <w:r/>
+    </w:p>
+    <w:p>
+      <w:pPr>
+        <w:pStyle w:val="1635"/>
+        <w:pBdr/>
+        <w:spacing/>
+        <w:ind/>
+        <w:rPr/>
+      </w:pPr>
       <w:r>
         <w:t xml:space="preserve">6.4.1 Perfil de Usuário</w:t>
       </w:r>
-      <w:r/>
-      <w:r/>
       <w:r/>
     </w:p>
     <w:p>
@@ -16935,7 +16786,7 @@
     </w:p>
     <w:p>
       <w:pPr>
-        <w:pStyle w:val="1840"/>
+        <w:pStyle w:val="1844"/>
         <w:pBdr/>
         <w:spacing/>
         <w:ind/>
@@ -16952,7 +16803,6 @@
       <w:r>
         <w:t xml:space="preserve">7</w:t>
       </w:r>
-      <w:r/>
       <w:r>
         <w:fldChar w:fldCharType="end"/>
         <w:t xml:space="preserve"> - </w:t>
@@ -16969,7 +16819,6 @@
         <w:ind/>
         <w:rPr/>
       </w:pPr>
-      <w:r/>
       <w:r/>
       <w:r/>
     </w:p>
@@ -17158,7 +17007,7 @@
     </w:p>
     <w:p>
       <w:pPr>
-        <w:pStyle w:val="1840"/>
+        <w:pStyle w:val="1844"/>
         <w:pBdr/>
         <w:spacing/>
         <w:ind/>
@@ -17175,7 +17024,6 @@
       <w:r>
         <w:t xml:space="preserve">8</w:t>
       </w:r>
-      <w:r/>
       <w:r>
         <w:fldChar w:fldCharType="end"/>
         <w:t xml:space="preserve"> - </w:t>
@@ -17183,8 +17031,6 @@
       <w:r>
         <w:t xml:space="preserve">Você já utilizou algum sistema para registrar problemas da sua cidade?</w:t>
       </w:r>
-      <w:r/>
-      <w:r/>
       <w:r/>
     </w:p>
     <w:p>
@@ -17413,14 +17259,10 @@
       </w:r>
       <w:r/>
       <w:r/>
-      <w:bookmarkStart w:id="3" w:name="_Toc3"/>
-      <w:r/>
-      <w:r/>
-      <w:r/>
-    </w:p>
-    <w:p>
-      <w:pPr>
-        <w:pStyle w:val="1840"/>
+    </w:p>
+    <w:p>
+      <w:pPr>
+        <w:pStyle w:val="1844"/>
         <w:pBdr/>
         <w:spacing/>
         <w:ind/>
@@ -17437,16 +17279,12 @@
       <w:r>
         <w:t xml:space="preserve">9</w:t>
       </w:r>
-      <w:r/>
       <w:r>
         <w:fldChar w:fldCharType="end"/>
       </w:r>
-      <w:r/>
       <w:r>
         <w:t xml:space="preserve"> - Você utilizaria um aplicativo para registrar incidentes em sua cidade?</w:t>
       </w:r>
-      <w:r/>
-      <w:r/>
       <w:r/>
     </w:p>
     <w:p>
@@ -17489,18 +17327,15 @@
     </w:p>
     <w:p>
       <w:pPr>
-        <w:pStyle w:val="1629"/>
-        <w:pBdr/>
-        <w:spacing/>
-        <w:ind/>
-        <w:rPr/>
-      </w:pPr>
-      <w:r/>
+        <w:pStyle w:val="1633"/>
+        <w:pBdr/>
+        <w:spacing/>
+        <w:ind/>
+        <w:rPr/>
+      </w:pPr>
       <w:r>
         <w:t xml:space="preserve">7 CONCLUSÃO</w:t>
       </w:r>
-      <w:r/>
-      <w:r/>
       <w:r/>
     </w:p>
     <w:p>
@@ -17847,18 +17682,15 @@
     </w:p>
     <w:p>
       <w:pPr>
-        <w:pStyle w:val="1629"/>
-        <w:pBdr/>
-        <w:spacing/>
-        <w:ind/>
-        <w:rPr/>
-      </w:pPr>
-      <w:r/>
+        <w:pStyle w:val="1633"/>
+        <w:pBdr/>
+        <w:spacing/>
+        <w:ind/>
+        <w:rPr/>
+      </w:pPr>
       <w:r>
         <w:t xml:space="preserve">REFERÊNCIAS</w:t>
       </w:r>
-      <w:r/>
-      <w:r/>
       <w:r/>
     </w:p>
     <w:p>
@@ -18216,7 +18048,12 @@
         </w:rPr>
         <w:t xml:space="preserve">: os novos desafios da gestão urbana na era digital. 2. ed. Salvador: Edufba, 2015.</w:t>
       </w:r>
-      <w:r/>
+      <w:r>
+        <w:rPr>
+          <w:color w:val="000000"/>
+          <w:highlight w:val="none"/>
+        </w:rPr>
+      </w:r>
     </w:p>
     <w:p>
       <w:pPr>
@@ -18256,18 +18093,7 @@
           <w:highlight w:val="none"/>
         </w:rPr>
       </w:r>
-      <w:r>
-        <w:rPr>
-          <w:color w:val="000000"/>
-          <w:highlight w:val="none"/>
-        </w:rPr>
-      </w:r>
-      <w:r>
-        <w:rPr>
-          <w:color w:val="000000"/>
-          <w:highlight w:val="none"/>
-        </w:rPr>
-      </w:r>
+      <w:r/>
     </w:p>
     <w:p>
       <w:pPr>
@@ -18304,7 +18130,12 @@
         </w:rPr>
         <w:t xml:space="preserve">. [S. l.: s. n.], 2020.</w:t>
       </w:r>
-      <w:r/>
+      <w:r>
+        <w:rPr>
+          <w:color w:val="000000"/>
+          <w:highlight w:val="none"/>
+        </w:rPr>
+      </w:r>
     </w:p>
     <w:p>
       <w:pPr>
@@ -18354,18 +18185,7 @@
           <w:highlight w:val="none"/>
         </w:rPr>
       </w:r>
-      <w:r>
-        <w:rPr>
-          <w:color w:val="000000"/>
-          <w:highlight w:val="none"/>
-        </w:rPr>
-      </w:r>
-      <w:r>
-        <w:rPr>
-          <w:color w:val="000000"/>
-          <w:highlight w:val="none"/>
-        </w:rPr>
-      </w:r>
+      <w:r/>
     </w:p>
     <w:p>
       <w:pPr>
@@ -18580,7 +18400,7 @@
       <w:hyperlink r:id="rId26" w:tooltip="https://scrumguides.org/" w:history="1">
         <w:r>
           <w:rPr>
-            <w:rStyle w:val="1822"/>
+            <w:rStyle w:val="1826"/>
             <w:color w:val="0000ee"/>
           </w:rPr>
           <w:t xml:space="preserve">https://scrumguides.org</w:t>
@@ -18710,21 +18530,18 @@
     </w:p>
     <w:p>
       <w:pPr>
-        <w:pStyle w:val="1629"/>
-        <w:pBdr/>
-        <w:spacing/>
-        <w:ind/>
-        <w:rPr/>
-      </w:pPr>
-      <w:r/>
+        <w:pStyle w:val="1633"/>
+        <w:pBdr/>
+        <w:spacing/>
+        <w:ind/>
+        <w:rPr/>
+      </w:pPr>
       <w:r>
         <w:br w:type="page" w:clear="all"/>
       </w:r>
       <w:r>
         <w:t xml:space="preserve">OBRAS CONSULTADAS </w:t>
       </w:r>
-      <w:r/>
-      <w:r/>
       <w:r/>
     </w:p>
     <w:p>
@@ -18856,7 +18673,7 @@
       <w:hyperlink r:id="rId27" w:tooltip="https://git-scm.com/book/en/v2" w:history="1">
         <w:r>
           <w:rPr>
-            <w:rStyle w:val="1822"/>
+            <w:rStyle w:val="1826"/>
             <w:color w:val="0000ee"/>
           </w:rPr>
           <w:t xml:space="preserve">https://git-scm.com/book/en/v2</w:t>
@@ -19058,13 +18875,12 @@
     </w:p>
     <w:p>
       <w:pPr>
-        <w:pStyle w:val="1629"/>
-        <w:pBdr/>
-        <w:spacing/>
-        <w:ind/>
-        <w:rPr/>
-      </w:pPr>
-      <w:r/>
+        <w:pStyle w:val="1633"/>
+        <w:pBdr/>
+        <w:spacing/>
+        <w:ind/>
+        <w:rPr/>
+      </w:pPr>
       <w:r>
         <w:br w:type="page" w:clear="all"/>
       </w:r>
@@ -19072,8 +18888,6 @@
         <w:t xml:space="preserve">APÊNDICE A – GESTÃO DO PROJETO</w:t>
       </w:r>
       <w:r/>
-      <w:r/>
-      <w:r/>
     </w:p>
     <w:p>
       <w:pPr>
@@ -19089,13 +18903,12 @@
     </w:p>
     <w:p>
       <w:pPr>
-        <w:pStyle w:val="1629"/>
-        <w:pBdr/>
-        <w:spacing/>
-        <w:ind/>
-        <w:rPr/>
-      </w:pPr>
-      <w:r/>
+        <w:pStyle w:val="1633"/>
+        <w:pBdr/>
+        <w:spacing/>
+        <w:ind/>
+        <w:rPr/>
+      </w:pPr>
       <w:r>
         <w:br w:type="page" w:clear="all"/>
       </w:r>
@@ -19103,8 +18916,6 @@
         <w:t xml:space="preserve">APÊNDICE B – RELATÓRIO DE DESEMPENHO</w:t>
       </w:r>
       <w:r/>
-      <w:r/>
-      <w:r/>
     </w:p>
     <w:p>
       <w:pPr>
@@ -19120,13 +18931,12 @@
     </w:p>
     <w:p>
       <w:pPr>
-        <w:pStyle w:val="1629"/>
-        <w:pBdr/>
-        <w:spacing/>
-        <w:ind/>
-        <w:rPr/>
-      </w:pPr>
-      <w:r/>
+        <w:pStyle w:val="1633"/>
+        <w:pBdr/>
+        <w:spacing/>
+        <w:ind/>
+        <w:rPr/>
+      </w:pPr>
       <w:r>
         <w:br w:type="page" w:clear="all"/>
       </w:r>
@@ -19134,8 +18944,6 @@
         <w:t xml:space="preserve">APÊNDICE C – VISÃO FUNCIONAL</w:t>
       </w:r>
       <w:r/>
-      <w:r/>
-      <w:r/>
     </w:p>
     <w:p>
       <w:pPr>
@@ -19152,7 +18960,7 @@
       </w:r>
       <w:r>
         <w:rPr>
-          <w:rStyle w:val="1781"/>
+          <w:rStyle w:val="1785"/>
           <w:rFonts w:ascii="Times New Roman" w:hAnsi="Times New Roman" w:eastAsia="Times New Roman" w:cs="Times New Roman"/>
           <w:b/>
           <w:bCs/>
@@ -19190,19 +18998,16 @@
     </w:p>
     <w:p>
       <w:pPr>
-        <w:pStyle w:val="1629"/>
-        <w:pBdr/>
-        <w:spacing/>
-        <w:ind/>
-        <w:rPr/>
-      </w:pPr>
-      <w:r/>
+        <w:pStyle w:val="1633"/>
+        <w:pBdr/>
+        <w:spacing/>
+        <w:ind/>
+        <w:rPr/>
+      </w:pPr>
       <w:r>
         <w:t xml:space="preserve">APÊNDICE E – MODELO INICIAL DA INTERFACE DE USUÁRIO</w:t>
       </w:r>
       <w:r/>
-      <w:r/>
-      <w:r/>
     </w:p>
     <w:p>
       <w:pPr>
@@ -19241,19 +19046,16 @@
     </w:p>
     <w:p>
       <w:pPr>
-        <w:pStyle w:val="1629"/>
-        <w:pBdr/>
-        <w:spacing/>
-        <w:ind/>
-        <w:rPr/>
-      </w:pPr>
-      <w:r/>
+        <w:pStyle w:val="1633"/>
+        <w:pBdr/>
+        <w:spacing/>
+        <w:ind/>
+        <w:rPr/>
+      </w:pPr>
       <w:r>
         <w:t xml:space="preserve">APÊNDICE F – VISÕES ESTRUTURAL E COMPORTAMENTAL</w:t>
       </w:r>
       <w:r/>
-      <w:r/>
-      <w:r/>
     </w:p>
     <w:p>
       <w:pPr>
@@ -19302,18 +19104,15 @@
     </w:p>
     <w:p>
       <w:pPr>
-        <w:pStyle w:val="1629"/>
-        <w:pBdr/>
-        <w:spacing/>
-        <w:ind/>
-        <w:rPr/>
-      </w:pPr>
-      <w:r/>
+        <w:pStyle w:val="1633"/>
+        <w:pBdr/>
+        <w:spacing/>
+        <w:ind/>
+        <w:rPr/>
+      </w:pPr>
       <w:r>
         <w:t xml:space="preserve">APÊNDICE G – ENTREVISTAS COM USUÁRIOS</w:t>
       </w:r>
-      <w:r/>
-      <w:r/>
       <w:r/>
     </w:p>
     <w:p>
@@ -21225,7 +21024,7 @@
 <w:hdr xmlns:wpc="http://schemas.microsoft.com/office/word/2010/wordprocessingCanvas" xmlns:mc="http://schemas.openxmlformats.org/markup-compatibility/2006" xmlns:o="urn:schemas-microsoft-com:office:office" xmlns:r="http://schemas.openxmlformats.org/officeDocument/2006/relationships" xmlns:m="http://schemas.openxmlformats.org/officeDocument/2006/math" xmlns:v="urn:schemas-microsoft-com:vml" xmlns:wp14="http://schemas.microsoft.com/office/word/2010/wordprocessingDrawing" xmlns:wp="http://schemas.openxmlformats.org/drawingml/2006/wordprocessingDrawing" xmlns:w10="urn:schemas-microsoft-com:office:word" xmlns:w="http://schemas.openxmlformats.org/wordprocessingml/2006/main" xmlns:w14="http://schemas.microsoft.com/office/word/2010/wordml" xmlns:w15="http://schemas.microsoft.com/office/word/2012/wordml" xmlns:wpg="http://schemas.microsoft.com/office/word/2010/wordprocessingGroup" xmlns:wpi="http://schemas.microsoft.com/office/word/2010/wordprocessingInk" xmlns:wne="http://schemas.microsoft.com/office/word/2006/wordml" xmlns:a="http://schemas.openxmlformats.org/drawingml/2006/main" xmlns:wps="http://schemas.microsoft.com/office/word/2010/wordprocessingShape" mc:Ignorable="w14 w15 wp14">
   <w:p>
     <w:pPr>
-      <w:pStyle w:val="1818"/>
+      <w:pStyle w:val="1822"/>
       <w:pBdr/>
       <w:spacing/>
       <w:ind/>
@@ -21295,7 +21094,7 @@
 <w:hdr xmlns:wpc="http://schemas.microsoft.com/office/word/2010/wordprocessingCanvas" xmlns:mc="http://schemas.openxmlformats.org/markup-compatibility/2006" xmlns:o="urn:schemas-microsoft-com:office:office" xmlns:r="http://schemas.openxmlformats.org/officeDocument/2006/relationships" xmlns:m="http://schemas.openxmlformats.org/officeDocument/2006/math" xmlns:v="urn:schemas-microsoft-com:vml" xmlns:wp14="http://schemas.microsoft.com/office/word/2010/wordprocessingDrawing" xmlns:wp="http://schemas.openxmlformats.org/drawingml/2006/wordprocessingDrawing" xmlns:w10="urn:schemas-microsoft-com:office:word" xmlns:w="http://schemas.openxmlformats.org/wordprocessingml/2006/main" xmlns:w14="http://schemas.microsoft.com/office/word/2010/wordml" xmlns:w15="http://schemas.microsoft.com/office/word/2012/wordml" xmlns:wpg="http://schemas.microsoft.com/office/word/2010/wordprocessingGroup" xmlns:wpi="http://schemas.microsoft.com/office/word/2010/wordprocessingInk" xmlns:wne="http://schemas.microsoft.com/office/word/2006/wordml" xmlns:a="http://schemas.openxmlformats.org/drawingml/2006/main" xmlns:wps="http://schemas.microsoft.com/office/word/2010/wordprocessingShape" mc:Ignorable="w14 w15 wp14">
   <w:p>
     <w:pPr>
-      <w:pStyle w:val="1818"/>
+      <w:pStyle w:val="1822"/>
       <w:pBdr/>
       <w:spacing/>
       <w:ind/>
@@ -21311,7 +21110,7 @@
 <w:hdr xmlns:wpc="http://schemas.microsoft.com/office/word/2010/wordprocessingCanvas" xmlns:mc="http://schemas.openxmlformats.org/markup-compatibility/2006" xmlns:o="urn:schemas-microsoft-com:office:office" xmlns:r="http://schemas.openxmlformats.org/officeDocument/2006/relationships" xmlns:m="http://schemas.openxmlformats.org/officeDocument/2006/math" xmlns:v="urn:schemas-microsoft-com:vml" xmlns:wp14="http://schemas.microsoft.com/office/word/2010/wordprocessingDrawing" xmlns:wp="http://schemas.openxmlformats.org/drawingml/2006/wordprocessingDrawing" xmlns:w10="urn:schemas-microsoft-com:office:word" xmlns:w="http://schemas.openxmlformats.org/wordprocessingml/2006/main" xmlns:w14="http://schemas.microsoft.com/office/word/2010/wordml" xmlns:w15="http://schemas.microsoft.com/office/word/2012/wordml" xmlns:wpg="http://schemas.microsoft.com/office/word/2010/wordprocessingGroup" xmlns:wpi="http://schemas.microsoft.com/office/word/2010/wordprocessingInk" xmlns:wne="http://schemas.microsoft.com/office/word/2006/wordml" xmlns:a="http://schemas.openxmlformats.org/drawingml/2006/main" xmlns:wps="http://schemas.microsoft.com/office/word/2010/wordprocessingShape" mc:Ignorable="w14 w15 wp14">
   <w:p>
     <w:pPr>
-      <w:pStyle w:val="1818"/>
+      <w:pStyle w:val="1822"/>
       <w:pBdr/>
       <w:spacing/>
       <w:ind/>
@@ -21327,7 +21126,7 @@
 <w:hdr xmlns:wpc="http://schemas.microsoft.com/office/word/2010/wordprocessingCanvas" xmlns:mc="http://schemas.openxmlformats.org/markup-compatibility/2006" xmlns:o="urn:schemas-microsoft-com:office:office" xmlns:r="http://schemas.openxmlformats.org/officeDocument/2006/relationships" xmlns:m="http://schemas.openxmlformats.org/officeDocument/2006/math" xmlns:v="urn:schemas-microsoft-com:vml" xmlns:wp14="http://schemas.microsoft.com/office/word/2010/wordprocessingDrawing" xmlns:wp="http://schemas.openxmlformats.org/drawingml/2006/wordprocessingDrawing" xmlns:w10="urn:schemas-microsoft-com:office:word" xmlns:w="http://schemas.openxmlformats.org/wordprocessingml/2006/main" xmlns:w14="http://schemas.microsoft.com/office/word/2010/wordml" xmlns:w15="http://schemas.microsoft.com/office/word/2012/wordml" xmlns:wpg="http://schemas.microsoft.com/office/word/2010/wordprocessingGroup" xmlns:wpi="http://schemas.microsoft.com/office/word/2010/wordprocessingInk" xmlns:wne="http://schemas.microsoft.com/office/word/2006/wordml" xmlns:a="http://schemas.openxmlformats.org/drawingml/2006/main" xmlns:wps="http://schemas.microsoft.com/office/word/2010/wordprocessingShape" mc:Ignorable="w14 w15 wp14">
   <w:p>
     <w:pPr>
-      <w:pStyle w:val="1818"/>
+      <w:pStyle w:val="1822"/>
       <w:pBdr/>
       <w:spacing/>
       <w:ind/>
@@ -21354,7 +21153,7 @@
     <w:sdtContent>
       <w:p>
         <w:pPr>
-          <w:pStyle w:val="1818"/>
+          <w:pStyle w:val="1822"/>
           <w:pBdr/>
           <w:spacing/>
           <w:ind/>
@@ -21387,7 +21186,7 @@
 <w:hdr xmlns:wpc="http://schemas.microsoft.com/office/word/2010/wordprocessingCanvas" xmlns:mc="http://schemas.openxmlformats.org/markup-compatibility/2006" xmlns:o="urn:schemas-microsoft-com:office:office" xmlns:r="http://schemas.openxmlformats.org/officeDocument/2006/relationships" xmlns:m="http://schemas.openxmlformats.org/officeDocument/2006/math" xmlns:v="urn:schemas-microsoft-com:vml" xmlns:wp14="http://schemas.microsoft.com/office/word/2010/wordprocessingDrawing" xmlns:wp="http://schemas.openxmlformats.org/drawingml/2006/wordprocessingDrawing" xmlns:w10="urn:schemas-microsoft-com:office:word" xmlns:w="http://schemas.openxmlformats.org/wordprocessingml/2006/main" xmlns:w14="http://schemas.microsoft.com/office/word/2010/wordml" xmlns:w15="http://schemas.microsoft.com/office/word/2012/wordml" xmlns:wpg="http://schemas.microsoft.com/office/word/2010/wordprocessingGroup" xmlns:wpi="http://schemas.microsoft.com/office/word/2010/wordprocessingInk" xmlns:wne="http://schemas.microsoft.com/office/word/2006/wordml" xmlns:a="http://schemas.openxmlformats.org/drawingml/2006/main" xmlns:wps="http://schemas.microsoft.com/office/word/2010/wordprocessingShape" mc:Ignorable="w14 w15 wp14">
   <w:p>
     <w:pPr>
-      <w:pStyle w:val="1818"/>
+      <w:pStyle w:val="1822"/>
       <w:pBdr/>
       <w:spacing/>
       <w:ind/>
@@ -21473,7 +21272,7 @@
 <w:hdr xmlns:wpc="http://schemas.microsoft.com/office/word/2010/wordprocessingCanvas" xmlns:mc="http://schemas.openxmlformats.org/markup-compatibility/2006" xmlns:o="urn:schemas-microsoft-com:office:office" xmlns:r="http://schemas.openxmlformats.org/officeDocument/2006/relationships" xmlns:m="http://schemas.openxmlformats.org/officeDocument/2006/math" xmlns:v="urn:schemas-microsoft-com:vml" xmlns:wp14="http://schemas.microsoft.com/office/word/2010/wordprocessingDrawing" xmlns:wp="http://schemas.openxmlformats.org/drawingml/2006/wordprocessingDrawing" xmlns:w10="urn:schemas-microsoft-com:office:word" xmlns:w="http://schemas.openxmlformats.org/wordprocessingml/2006/main" xmlns:w14="http://schemas.microsoft.com/office/word/2010/wordml" xmlns:w15="http://schemas.microsoft.com/office/word/2012/wordml" xmlns:wpg="http://schemas.microsoft.com/office/word/2010/wordprocessingGroup" xmlns:wpi="http://schemas.microsoft.com/office/word/2010/wordprocessingInk" xmlns:wne="http://schemas.microsoft.com/office/word/2006/wordml" xmlns:a="http://schemas.openxmlformats.org/drawingml/2006/main" xmlns:wps="http://schemas.microsoft.com/office/word/2010/wordprocessingShape" mc:Ignorable="w14 w15 wp14">
   <w:p>
     <w:pPr>
-      <w:pStyle w:val="1818"/>
+      <w:pStyle w:val="1822"/>
       <w:pBdr/>
       <w:spacing/>
       <w:ind/>
@@ -28097,7 +27896,7 @@
     <w:lsdException w:name="Bibliography" w:uiPriority="37"/>
     <w:lsdException w:name="TOC Heading" w:uiPriority="39" w:qFormat="1"/>
   </w:latentStyles>
-  <w:style w:type="paragraph" w:styleId="1628" w:default="1">
+  <w:style w:type="paragraph" w:styleId="1632" w:default="1">
     <w:name w:val="Normal"/>
     <w:qFormat/>
     <w:pPr>
@@ -28111,11 +27910,11 @@
       <w:szCs w:val="22"/>
     </w:rPr>
   </w:style>
-  <w:style w:type="paragraph" w:styleId="1629">
+  <w:style w:type="paragraph" w:styleId="1633">
     <w:name w:val="Heading 1"/>
-    <w:basedOn w:val="1628"/>
-    <w:next w:val="1628"/>
-    <w:link w:val="1781"/>
+    <w:basedOn w:val="1632"/>
+    <w:next w:val="1632"/>
+    <w:link w:val="1785"/>
     <w:qFormat/>
     <w:pPr>
       <w:keepNext w:val="true"/>
@@ -28129,11 +27928,11 @@
       <w:bCs/>
     </w:rPr>
   </w:style>
-  <w:style w:type="paragraph" w:styleId="1630">
+  <w:style w:type="paragraph" w:styleId="1634">
     <w:name w:val="Heading 2"/>
-    <w:basedOn w:val="1628"/>
-    <w:next w:val="1628"/>
-    <w:link w:val="1782"/>
+    <w:basedOn w:val="1632"/>
+    <w:next w:val="1632"/>
+    <w:link w:val="1786"/>
     <w:qFormat/>
     <w:pPr>
       <w:keepNext w:val="true"/>
@@ -28149,11 +27948,11 @@
       <w:caps/>
     </w:rPr>
   </w:style>
-  <w:style w:type="paragraph" w:styleId="1631">
+  <w:style w:type="paragraph" w:styleId="1635">
     <w:name w:val="Heading 3"/>
-    <w:basedOn w:val="1628"/>
-    <w:next w:val="1628"/>
-    <w:link w:val="1783"/>
+    <w:basedOn w:val="1632"/>
+    <w:next w:val="1632"/>
+    <w:link w:val="1787"/>
     <w:qFormat/>
     <w:pPr>
       <w:keepNext w:val="true"/>
@@ -28169,11 +27968,11 @@
       <w:szCs w:val="26"/>
     </w:rPr>
   </w:style>
-  <w:style w:type="paragraph" w:styleId="1632">
+  <w:style w:type="paragraph" w:styleId="1636">
     <w:name w:val="Heading 4"/>
-    <w:basedOn w:val="1628"/>
-    <w:next w:val="1628"/>
-    <w:link w:val="1784"/>
+    <w:basedOn w:val="1632"/>
+    <w:next w:val="1632"/>
+    <w:link w:val="1788"/>
     <w:uiPriority w:val="9"/>
     <w:unhideWhenUsed/>
     <w:qFormat/>
@@ -28192,11 +27991,11 @@
       <w:color w:val="365f91" w:themeColor="accent1" w:themeShade="BF"/>
     </w:rPr>
   </w:style>
-  <w:style w:type="paragraph" w:styleId="1633">
+  <w:style w:type="paragraph" w:styleId="1637">
     <w:name w:val="Heading 5"/>
-    <w:basedOn w:val="1628"/>
-    <w:next w:val="1628"/>
-    <w:link w:val="1785"/>
+    <w:basedOn w:val="1632"/>
+    <w:next w:val="1632"/>
+    <w:link w:val="1789"/>
     <w:uiPriority w:val="9"/>
     <w:unhideWhenUsed/>
     <w:qFormat/>
@@ -28213,11 +28012,11 @@
       <w:color w:val="365f91" w:themeColor="accent1" w:themeShade="BF"/>
     </w:rPr>
   </w:style>
-  <w:style w:type="paragraph" w:styleId="1634">
+  <w:style w:type="paragraph" w:styleId="1638">
     <w:name w:val="Heading 6"/>
-    <w:basedOn w:val="1628"/>
-    <w:next w:val="1628"/>
-    <w:link w:val="1786"/>
+    <w:basedOn w:val="1632"/>
+    <w:next w:val="1632"/>
+    <w:link w:val="1790"/>
     <w:uiPriority w:val="9"/>
     <w:unhideWhenUsed/>
     <w:qFormat/>
@@ -28236,11 +28035,11 @@
       <w:color w:val="595959" w:themeColor="text1" w:themeTint="A6"/>
     </w:rPr>
   </w:style>
-  <w:style w:type="paragraph" w:styleId="1635">
+  <w:style w:type="paragraph" w:styleId="1639">
     <w:name w:val="Heading 7"/>
-    <w:basedOn w:val="1628"/>
-    <w:next w:val="1628"/>
-    <w:link w:val="1787"/>
+    <w:basedOn w:val="1632"/>
+    <w:next w:val="1632"/>
+    <w:link w:val="1791"/>
     <w:uiPriority w:val="9"/>
     <w:unhideWhenUsed/>
     <w:qFormat/>
@@ -28257,11 +28056,11 @@
       <w:color w:val="595959" w:themeColor="text1" w:themeTint="A6"/>
     </w:rPr>
   </w:style>
-  <w:style w:type="paragraph" w:styleId="1636">
+  <w:style w:type="paragraph" w:styleId="1640">
     <w:name w:val="Heading 8"/>
-    <w:basedOn w:val="1628"/>
-    <w:next w:val="1628"/>
-    <w:link w:val="1788"/>
+    <w:basedOn w:val="1632"/>
+    <w:next w:val="1632"/>
+    <w:link w:val="1792"/>
     <w:uiPriority w:val="9"/>
     <w:unhideWhenUsed/>
     <w:qFormat/>
@@ -28280,11 +28079,11 @@
       <w:color w:val="272727" w:themeColor="text1" w:themeTint="D8"/>
     </w:rPr>
   </w:style>
-  <w:style w:type="paragraph" w:styleId="1637">
+  <w:style w:type="paragraph" w:styleId="1641">
     <w:name w:val="Heading 9"/>
-    <w:basedOn w:val="1628"/>
-    <w:next w:val="1628"/>
-    <w:link w:val="1789"/>
+    <w:basedOn w:val="1632"/>
+    <w:next w:val="1632"/>
+    <w:link w:val="1793"/>
     <w:uiPriority w:val="9"/>
     <w:unhideWhenUsed/>
     <w:qFormat/>
@@ -28303,7 +28102,7 @@
       <w:color w:val="272727" w:themeColor="text1" w:themeTint="D8"/>
     </w:rPr>
   </w:style>
-  <w:style w:type="character" w:styleId="1638" w:default="1">
+  <w:style w:type="character" w:styleId="1642" w:default="1">
     <w:name w:val="Default Paragraph Font"/>
     <w:uiPriority w:val="1"/>
     <w:semiHidden/>
@@ -28314,7 +28113,7 @@
       <w:ind/>
     </w:pPr>
   </w:style>
-  <w:style w:type="table" w:styleId="1639" w:default="1">
+  <w:style w:type="table" w:styleId="1643" w:default="1">
     <w:name w:val="Normal Table"/>
     <w:uiPriority w:val="99"/>
     <w:semiHidden/>
@@ -28507,7 +28306,7 @@
       </w:tcPr>
     </w:tblStylePr>
   </w:style>
-  <w:style w:type="numbering" w:styleId="1640" w:default="1">
+  <w:style w:type="numbering" w:styleId="1644" w:default="1">
     <w:name w:val="No List"/>
     <w:uiPriority w:val="99"/>
     <w:semiHidden/>
@@ -28518,9 +28317,9 @@
       <w:ind/>
     </w:pPr>
   </w:style>
-  <w:style w:type="character" w:styleId="1641" w:customStyle="1">
+  <w:style w:type="character" w:styleId="1645" w:customStyle="1">
     <w:name w:val="Heading 1 Char"/>
-    <w:basedOn w:val="1638"/>
+    <w:basedOn w:val="1642"/>
     <w:uiPriority w:val="9"/>
     <w:pPr>
       <w:pBdr/>
@@ -28534,9 +28333,9 @@
       <w:szCs w:val="40"/>
     </w:rPr>
   </w:style>
-  <w:style w:type="character" w:styleId="1642" w:customStyle="1">
+  <w:style w:type="character" w:styleId="1646" w:customStyle="1">
     <w:name w:val="Heading 2 Char"/>
-    <w:basedOn w:val="1638"/>
+    <w:basedOn w:val="1642"/>
     <w:uiPriority w:val="9"/>
     <w:pPr>
       <w:pBdr/>
@@ -28550,9 +28349,9 @@
       <w:szCs w:val="32"/>
     </w:rPr>
   </w:style>
-  <w:style w:type="character" w:styleId="1643" w:customStyle="1">
+  <w:style w:type="character" w:styleId="1647" w:customStyle="1">
     <w:name w:val="Heading 3 Char"/>
-    <w:basedOn w:val="1638"/>
+    <w:basedOn w:val="1642"/>
     <w:uiPriority w:val="9"/>
     <w:pPr>
       <w:pBdr/>
@@ -28566,9 +28365,9 @@
       <w:szCs w:val="28"/>
     </w:rPr>
   </w:style>
-  <w:style w:type="character" w:styleId="1644" w:customStyle="1">
+  <w:style w:type="character" w:styleId="1648" w:customStyle="1">
     <w:name w:val="Heading 4 Char"/>
-    <w:basedOn w:val="1638"/>
+    <w:basedOn w:val="1642"/>
     <w:uiPriority w:val="9"/>
     <w:pPr>
       <w:pBdr/>
@@ -28582,9 +28381,9 @@
       <w:color w:val="365f91" w:themeColor="accent1" w:themeShade="BF"/>
     </w:rPr>
   </w:style>
-  <w:style w:type="character" w:styleId="1645" w:customStyle="1">
+  <w:style w:type="character" w:styleId="1649" w:customStyle="1">
     <w:name w:val="Heading 5 Char"/>
-    <w:basedOn w:val="1638"/>
+    <w:basedOn w:val="1642"/>
     <w:uiPriority w:val="9"/>
     <w:pPr>
       <w:pBdr/>
@@ -28596,9 +28395,9 @@
       <w:color w:val="365f91" w:themeColor="accent1" w:themeShade="BF"/>
     </w:rPr>
   </w:style>
-  <w:style w:type="character" w:styleId="1646" w:customStyle="1">
+  <w:style w:type="character" w:styleId="1650" w:customStyle="1">
     <w:name w:val="Heading 6 Char"/>
-    <w:basedOn w:val="1638"/>
+    <w:basedOn w:val="1642"/>
     <w:uiPriority w:val="9"/>
     <w:pPr>
       <w:pBdr/>
@@ -28612,9 +28411,9 @@
       <w:color w:val="595959" w:themeColor="text1" w:themeTint="A6"/>
     </w:rPr>
   </w:style>
-  <w:style w:type="character" w:styleId="1647" w:customStyle="1">
+  <w:style w:type="character" w:styleId="1651" w:customStyle="1">
     <w:name w:val="Heading 7 Char"/>
-    <w:basedOn w:val="1638"/>
+    <w:basedOn w:val="1642"/>
     <w:uiPriority w:val="9"/>
     <w:pPr>
       <w:pBdr/>
@@ -28626,9 +28425,9 @@
       <w:color w:val="595959" w:themeColor="text1" w:themeTint="A6"/>
     </w:rPr>
   </w:style>
-  <w:style w:type="character" w:styleId="1648" w:customStyle="1">
+  <w:style w:type="character" w:styleId="1652" w:customStyle="1">
     <w:name w:val="Heading 8 Char"/>
-    <w:basedOn w:val="1638"/>
+    <w:basedOn w:val="1642"/>
     <w:uiPriority w:val="9"/>
     <w:pPr>
       <w:pBdr/>
@@ -28642,9 +28441,9 @@
       <w:color w:val="272727" w:themeColor="text1" w:themeTint="D8"/>
     </w:rPr>
   </w:style>
-  <w:style w:type="character" w:styleId="1649" w:customStyle="1">
+  <w:style w:type="character" w:styleId="1653" w:customStyle="1">
     <w:name w:val="Heading 9 Char"/>
-    <w:basedOn w:val="1638"/>
+    <w:basedOn w:val="1642"/>
     <w:uiPriority w:val="9"/>
     <w:pPr>
       <w:pBdr/>
@@ -28658,9 +28457,9 @@
       <w:color w:val="272727" w:themeColor="text1" w:themeTint="D8"/>
     </w:rPr>
   </w:style>
-  <w:style w:type="character" w:styleId="1650" w:customStyle="1">
+  <w:style w:type="character" w:styleId="1654" w:customStyle="1">
     <w:name w:val="Title Char"/>
-    <w:basedOn w:val="1638"/>
+    <w:basedOn w:val="1642"/>
     <w:uiPriority w:val="10"/>
     <w:pPr>
       <w:pBdr/>
@@ -28674,9 +28473,9 @@
       <w:szCs w:val="56"/>
     </w:rPr>
   </w:style>
-  <w:style w:type="character" w:styleId="1651" w:customStyle="1">
+  <w:style w:type="character" w:styleId="1655" w:customStyle="1">
     <w:name w:val="Subtitle Char"/>
-    <w:basedOn w:val="1638"/>
+    <w:basedOn w:val="1642"/>
     <w:uiPriority w:val="11"/>
     <w:pPr>
       <w:pBdr/>
@@ -28690,9 +28489,9 @@
       <w:szCs w:val="28"/>
     </w:rPr>
   </w:style>
-  <w:style w:type="character" w:styleId="1652" w:customStyle="1">
+  <w:style w:type="character" w:styleId="1656" w:customStyle="1">
     <w:name w:val="Quote Char"/>
-    <w:basedOn w:val="1638"/>
+    <w:basedOn w:val="1642"/>
     <w:uiPriority w:val="29"/>
     <w:pPr>
       <w:pBdr/>
@@ -28705,9 +28504,9 @@
       <w:color w:val="404040" w:themeColor="text1" w:themeTint="BF"/>
     </w:rPr>
   </w:style>
-  <w:style w:type="character" w:styleId="1653" w:customStyle="1">
+  <w:style w:type="character" w:styleId="1657" w:customStyle="1">
     <w:name w:val="Intense Quote Char"/>
-    <w:basedOn w:val="1638"/>
+    <w:basedOn w:val="1642"/>
     <w:uiPriority w:val="30"/>
     <w:pPr>
       <w:pBdr/>
@@ -28720,9 +28519,9 @@
       <w:color w:val="365f91" w:themeColor="accent1" w:themeShade="BF"/>
     </w:rPr>
   </w:style>
-  <w:style w:type="character" w:styleId="1654" w:customStyle="1">
+  <w:style w:type="character" w:styleId="1658" w:customStyle="1">
     <w:name w:val="Footnote Text Char"/>
-    <w:basedOn w:val="1638"/>
+    <w:basedOn w:val="1642"/>
     <w:uiPriority w:val="99"/>
     <w:semiHidden/>
     <w:pPr>
@@ -28735,9 +28534,9 @@
       <w:szCs w:val="20"/>
     </w:rPr>
   </w:style>
-  <w:style w:type="character" w:styleId="1655" w:customStyle="1">
+  <w:style w:type="character" w:styleId="1659" w:customStyle="1">
     <w:name w:val="Endnote Text Char"/>
-    <w:basedOn w:val="1638"/>
+    <w:basedOn w:val="1642"/>
     <w:uiPriority w:val="99"/>
     <w:semiHidden/>
     <w:pPr>
@@ -28750,9 +28549,9 @@
       <w:szCs w:val="20"/>
     </w:rPr>
   </w:style>
-  <w:style w:type="table" w:styleId="1656" w:customStyle="1">
+  <w:style w:type="table" w:styleId="1660" w:customStyle="1">
     <w:name w:val="Table Grid Light"/>
-    <w:basedOn w:val="1639"/>
+    <w:basedOn w:val="1643"/>
     <w:uiPriority w:val="59"/>
     <w:pPr>
       <w:pBdr/>
@@ -28942,9 +28741,9 @@
       </w:tcPr>
     </w:tblStylePr>
   </w:style>
-  <w:style w:type="table" w:styleId="1657">
+  <w:style w:type="table" w:styleId="1661">
     <w:name w:val="Plain Table 1"/>
-    <w:basedOn w:val="1639"/>
+    <w:basedOn w:val="1643"/>
     <w:uiPriority w:val="59"/>
     <w:pPr>
       <w:pBdr/>
@@ -29160,9 +28959,9 @@
       </w:tcPr>
     </w:tblStylePr>
   </w:style>
-  <w:style w:type="table" w:styleId="1658">
+  <w:style w:type="table" w:styleId="1662">
     <w:name w:val="Plain Table 2"/>
-    <w:basedOn w:val="1639"/>
+    <w:basedOn w:val="1643"/>
     <w:uiPriority w:val="59"/>
     <w:pPr>
       <w:pBdr/>
@@ -29386,9 +29185,9 @@
       </w:tcPr>
     </w:tblStylePr>
   </w:style>
-  <w:style w:type="table" w:styleId="1659">
+  <w:style w:type="table" w:styleId="1663">
     <w:name w:val="Plain Table 3"/>
-    <w:basedOn w:val="1639"/>
+    <w:basedOn w:val="1643"/>
     <w:uiPriority w:val="99"/>
     <w:pPr>
       <w:pBdr/>
@@ -29615,9 +29414,9 @@
       </w:tcPr>
     </w:tblStylePr>
   </w:style>
-  <w:style w:type="table" w:styleId="1660">
+  <w:style w:type="table" w:styleId="1664">
     <w:name w:val="Plain Table 4"/>
-    <w:basedOn w:val="1639"/>
+    <w:basedOn w:val="1643"/>
     <w:uiPriority w:val="99"/>
     <w:pPr>
       <w:pBdr/>
@@ -29830,9 +29629,9 @@
       </w:tcPr>
     </w:tblStylePr>
   </w:style>
-  <w:style w:type="table" w:styleId="1661">
+  <w:style w:type="table" w:styleId="1665">
     <w:name w:val="Plain Table 5"/>
-    <w:basedOn w:val="1639"/>
+    <w:basedOn w:val="1643"/>
     <w:uiPriority w:val="99"/>
     <w:pPr>
       <w:pBdr/>
@@ -30062,9 +29861,9 @@
       </w:tcPr>
     </w:tblStylePr>
   </w:style>
-  <w:style w:type="table" w:styleId="1662">
+  <w:style w:type="table" w:styleId="1666">
     <w:name w:val="Grid Table 1 Light"/>
-    <w:basedOn w:val="1639"/>
+    <w:basedOn w:val="1643"/>
     <w:uiPriority w:val="99"/>
     <w:pPr>
       <w:pBdr/>
@@ -30284,9 +30083,9 @@
       </w:tcPr>
     </w:tblStylePr>
   </w:style>
-  <w:style w:type="table" w:styleId="1663" w:customStyle="1">
+  <w:style w:type="table" w:styleId="1667" w:customStyle="1">
     <w:name w:val="Grid Table 1 Light - Accent 1"/>
-    <w:basedOn w:val="1639"/>
+    <w:basedOn w:val="1643"/>
     <w:uiPriority w:val="99"/>
     <w:pPr>
       <w:pBdr/>
@@ -30506,9 +30305,9 @@
       </w:tcPr>
     </w:tblStylePr>
   </w:style>
-  <w:style w:type="table" w:styleId="1664" w:customStyle="1">
+  <w:style w:type="table" w:styleId="1668" w:customStyle="1">
     <w:name w:val="Grid Table 1 Light - Accent 2"/>
-    <w:basedOn w:val="1639"/>
+    <w:basedOn w:val="1643"/>
     <w:uiPriority w:val="99"/>
     <w:pPr>
       <w:pBdr/>
@@ -30728,9 +30527,9 @@
       </w:tcPr>
     </w:tblStylePr>
   </w:style>
-  <w:style w:type="table" w:styleId="1665" w:customStyle="1">
+  <w:style w:type="table" w:styleId="1669" w:customStyle="1">
     <w:name w:val="Grid Table 1 Light - Accent 3"/>
-    <w:basedOn w:val="1639"/>
+    <w:basedOn w:val="1643"/>
     <w:uiPriority w:val="99"/>
     <w:pPr>
       <w:pBdr/>
@@ -30950,9 +30749,9 @@
       </w:tcPr>
     </w:tblStylePr>
   </w:style>
-  <w:style w:type="table" w:styleId="1666" w:customStyle="1">
+  <w:style w:type="table" w:styleId="1670" w:customStyle="1">
     <w:name w:val="Grid Table 1 Light - Accent 4"/>
-    <w:basedOn w:val="1639"/>
+    <w:basedOn w:val="1643"/>
     <w:uiPriority w:val="99"/>
     <w:pPr>
       <w:pBdr/>
@@ -31172,9 +30971,9 @@
       </w:tcPr>
     </w:tblStylePr>
   </w:style>
-  <w:style w:type="table" w:styleId="1667" w:customStyle="1">
+  <w:style w:type="table" w:styleId="1671" w:customStyle="1">
     <w:name w:val="Grid Table 1 Light - Accent 5"/>
-    <w:basedOn w:val="1639"/>
+    <w:basedOn w:val="1643"/>
     <w:uiPriority w:val="99"/>
     <w:pPr>
       <w:pBdr/>
@@ -31394,9 +31193,9 @@
       </w:tcPr>
     </w:tblStylePr>
   </w:style>
-  <w:style w:type="table" w:styleId="1668" w:customStyle="1">
+  <w:style w:type="table" w:styleId="1672" w:customStyle="1">
     <w:name w:val="Grid Table 1 Light - Accent 6"/>
-    <w:basedOn w:val="1639"/>
+    <w:basedOn w:val="1643"/>
     <w:uiPriority w:val="99"/>
     <w:pPr>
       <w:pBdr/>
@@ -31616,9 +31415,9 @@
       </w:tcPr>
     </w:tblStylePr>
   </w:style>
-  <w:style w:type="table" w:styleId="1669">
+  <w:style w:type="table" w:styleId="1673">
     <w:name w:val="Grid Table 2"/>
-    <w:basedOn w:val="1639"/>
+    <w:basedOn w:val="1643"/>
     <w:uiPriority w:val="99"/>
     <w:pPr>
       <w:pBdr/>
@@ -31847,9 +31646,9 @@
       </w:tcPr>
     </w:tblStylePr>
   </w:style>
-  <w:style w:type="table" w:styleId="1670" w:customStyle="1">
+  <w:style w:type="table" w:styleId="1674" w:customStyle="1">
     <w:name w:val="Grid Table 2 - Accent 1"/>
-    <w:basedOn w:val="1639"/>
+    <w:basedOn w:val="1643"/>
     <w:uiPriority w:val="99"/>
     <w:pPr>
       <w:pBdr/>
@@ -32078,9 +31877,9 @@
       </w:tcPr>
     </w:tblStylePr>
   </w:style>
-  <w:style w:type="table" w:styleId="1671" w:customStyle="1">
+  <w:style w:type="table" w:styleId="1675" w:customStyle="1">
     <w:name w:val="Grid Table 2 - Accent 2"/>
-    <w:basedOn w:val="1639"/>
+    <w:basedOn w:val="1643"/>
     <w:uiPriority w:val="99"/>
     <w:pPr>
       <w:pBdr/>
@@ -32309,9 +32108,9 @@
       </w:tcPr>
     </w:tblStylePr>
   </w:style>
-  <w:style w:type="table" w:styleId="1672" w:customStyle="1">
+  <w:style w:type="table" w:styleId="1676" w:customStyle="1">
     <w:name w:val="Grid Table 2 - Accent 3"/>
-    <w:basedOn w:val="1639"/>
+    <w:basedOn w:val="1643"/>
     <w:uiPriority w:val="99"/>
     <w:pPr>
       <w:pBdr/>
@@ -32540,9 +32339,9 @@
       </w:tcPr>
     </w:tblStylePr>
   </w:style>
-  <w:style w:type="table" w:styleId="1673" w:customStyle="1">
+  <w:style w:type="table" w:styleId="1677" w:customStyle="1">
     <w:name w:val="Grid Table 2 - Accent 4"/>
-    <w:basedOn w:val="1639"/>
+    <w:basedOn w:val="1643"/>
     <w:uiPriority w:val="99"/>
     <w:pPr>
       <w:pBdr/>
@@ -32771,9 +32570,9 @@
       </w:tcPr>
     </w:tblStylePr>
   </w:style>
-  <w:style w:type="table" w:styleId="1674" w:customStyle="1">
+  <w:style w:type="table" w:styleId="1678" w:customStyle="1">
     <w:name w:val="Grid Table 2 - Accent 5"/>
-    <w:basedOn w:val="1639"/>
+    <w:basedOn w:val="1643"/>
     <w:uiPriority w:val="99"/>
     <w:pPr>
       <w:pBdr/>
@@ -33002,9 +32801,9 @@
       </w:tcPr>
     </w:tblStylePr>
   </w:style>
-  <w:style w:type="table" w:styleId="1675" w:customStyle="1">
+  <w:style w:type="table" w:styleId="1679" w:customStyle="1">
     <w:name w:val="Grid Table 2 - Accent 6"/>
-    <w:basedOn w:val="1639"/>
+    <w:basedOn w:val="1643"/>
     <w:uiPriority w:val="99"/>
     <w:pPr>
       <w:pBdr/>
@@ -33233,9 +33032,9 @@
       </w:tcPr>
     </w:tblStylePr>
   </w:style>
-  <w:style w:type="table" w:styleId="1676">
+  <w:style w:type="table" w:styleId="1680">
     <w:name w:val="Grid Table 3"/>
-    <w:basedOn w:val="1639"/>
+    <w:basedOn w:val="1643"/>
     <w:uiPriority w:val="99"/>
     <w:pPr>
       <w:pBdr/>
@@ -33477,9 +33276,9 @@
       </w:tcPr>
     </w:tblStylePr>
   </w:style>
-  <w:style w:type="table" w:styleId="1677" w:customStyle="1">
+  <w:style w:type="table" w:styleId="1681" w:customStyle="1">
     <w:name w:val="Grid Table 3 - Accent 1"/>
-    <w:basedOn w:val="1639"/>
+    <w:basedOn w:val="1643"/>
     <w:uiPriority w:val="99"/>
     <w:pPr>
       <w:pBdr/>
@@ -33721,9 +33520,9 @@
       </w:tcPr>
     </w:tblStylePr>
   </w:style>
-  <w:style w:type="table" w:styleId="1678" w:customStyle="1">
+  <w:style w:type="table" w:styleId="1682" w:customStyle="1">
     <w:name w:val="Grid Table 3 - Accent 2"/>
-    <w:basedOn w:val="1639"/>
+    <w:basedOn w:val="1643"/>
     <w:uiPriority w:val="99"/>
     <w:pPr>
       <w:pBdr/>
@@ -33965,9 +33764,9 @@
       </w:tcPr>
     </w:tblStylePr>
   </w:style>
-  <w:style w:type="table" w:styleId="1679" w:customStyle="1">
+  <w:style w:type="table" w:styleId="1683" w:customStyle="1">
     <w:name w:val="Grid Table 3 - Accent 3"/>
-    <w:basedOn w:val="1639"/>
+    <w:basedOn w:val="1643"/>
     <w:uiPriority w:val="99"/>
     <w:pPr>
       <w:pBdr/>
@@ -34209,9 +34008,9 @@
       </w:tcPr>
     </w:tblStylePr>
   </w:style>
-  <w:style w:type="table" w:styleId="1680" w:customStyle="1">
+  <w:style w:type="table" w:styleId="1684" w:customStyle="1">
     <w:name w:val="Grid Table 3 - Accent 4"/>
-    <w:basedOn w:val="1639"/>
+    <w:basedOn w:val="1643"/>
     <w:uiPriority w:val="99"/>
     <w:pPr>
       <w:pBdr/>
@@ -34453,9 +34252,9 @@
       </w:tcPr>
     </w:tblStylePr>
   </w:style>
-  <w:style w:type="table" w:styleId="1681" w:customStyle="1">
+  <w:style w:type="table" w:styleId="1685" w:customStyle="1">
     <w:name w:val="Grid Table 3 - Accent 5"/>
-    <w:basedOn w:val="1639"/>
+    <w:basedOn w:val="1643"/>
     <w:uiPriority w:val="99"/>
     <w:pPr>
       <w:pBdr/>
@@ -34697,9 +34496,9 @@
       </w:tcPr>
     </w:tblStylePr>
   </w:style>
-  <w:style w:type="table" w:styleId="1682" w:customStyle="1">
+  <w:style w:type="table" w:styleId="1686" w:customStyle="1">
     <w:name w:val="Grid Table 3 - Accent 6"/>
-    <w:basedOn w:val="1639"/>
+    <w:basedOn w:val="1643"/>
     <w:uiPriority w:val="99"/>
     <w:pPr>
       <w:pBdr/>
@@ -34941,9 +34740,9 @@
       </w:tcPr>
     </w:tblStylePr>
   </w:style>
-  <w:style w:type="table" w:styleId="1683">
+  <w:style w:type="table" w:styleId="1687">
     <w:name w:val="Grid Table 4"/>
-    <w:basedOn w:val="1639"/>
+    <w:basedOn w:val="1643"/>
     <w:uiPriority w:val="59"/>
     <w:pPr>
       <w:pBdr/>
@@ -35173,9 +34972,9 @@
       </w:tcPr>
     </w:tblStylePr>
   </w:style>
-  <w:style w:type="table" w:styleId="1684" w:customStyle="1">
+  <w:style w:type="table" w:styleId="1688" w:customStyle="1">
     <w:name w:val="Grid Table 4 - Accent 1"/>
-    <w:basedOn w:val="1639"/>
+    <w:basedOn w:val="1643"/>
     <w:uiPriority w:val="59"/>
     <w:pPr>
       <w:pBdr/>
@@ -35405,9 +35204,9 @@
       </w:tcPr>
     </w:tblStylePr>
   </w:style>
-  <w:style w:type="table" w:styleId="1685" w:customStyle="1">
+  <w:style w:type="table" w:styleId="1689" w:customStyle="1">
     <w:name w:val="Grid Table 4 - Accent 2"/>
-    <w:basedOn w:val="1639"/>
+    <w:basedOn w:val="1643"/>
     <w:uiPriority w:val="59"/>
     <w:pPr>
       <w:pBdr/>
@@ -35637,9 +35436,9 @@
       </w:tcPr>
     </w:tblStylePr>
   </w:style>
-  <w:style w:type="table" w:styleId="1686" w:customStyle="1">
+  <w:style w:type="table" w:styleId="1690" w:customStyle="1">
     <w:name w:val="Grid Table 4 - Accent 3"/>
-    <w:basedOn w:val="1639"/>
+    <w:basedOn w:val="1643"/>
     <w:uiPriority w:val="59"/>
     <w:pPr>
       <w:pBdr/>
@@ -35869,9 +35668,9 @@
       </w:tcPr>
     </w:tblStylePr>
   </w:style>
-  <w:style w:type="table" w:styleId="1687" w:customStyle="1">
+  <w:style w:type="table" w:styleId="1691" w:customStyle="1">
     <w:name w:val="Grid Table 4 - Accent 4"/>
-    <w:basedOn w:val="1639"/>
+    <w:basedOn w:val="1643"/>
     <w:uiPriority w:val="59"/>
     <w:pPr>
       <w:pBdr/>
@@ -36101,9 +35900,9 @@
       </w:tcPr>
     </w:tblStylePr>
   </w:style>
-  <w:style w:type="table" w:styleId="1688" w:customStyle="1">
+  <w:style w:type="table" w:styleId="1692" w:customStyle="1">
     <w:name w:val="Grid Table 4 - Accent 5"/>
-    <w:basedOn w:val="1639"/>
+    <w:basedOn w:val="1643"/>
     <w:uiPriority w:val="59"/>
     <w:pPr>
       <w:pBdr/>
@@ -36333,9 +36132,9 @@
       </w:tcPr>
     </w:tblStylePr>
   </w:style>
-  <w:style w:type="table" w:styleId="1689" w:customStyle="1">
+  <w:style w:type="table" w:styleId="1693" w:customStyle="1">
     <w:name w:val="Grid Table 4 - Accent 6"/>
-    <w:basedOn w:val="1639"/>
+    <w:basedOn w:val="1643"/>
     <w:uiPriority w:val="59"/>
     <w:pPr>
       <w:pBdr/>
@@ -36565,9 +36364,9 @@
       </w:tcPr>
     </w:tblStylePr>
   </w:style>
-  <w:style w:type="table" w:styleId="1690">
+  <w:style w:type="table" w:styleId="1694">
     <w:name w:val="Grid Table 5 Dark"/>
-    <w:basedOn w:val="1639"/>
+    <w:basedOn w:val="1643"/>
     <w:uiPriority w:val="99"/>
     <w:pPr>
       <w:pBdr/>
@@ -36792,9 +36591,9 @@
       </w:tcPr>
     </w:tblStylePr>
   </w:style>
-  <w:style w:type="table" w:styleId="1691" w:customStyle="1">
+  <w:style w:type="table" w:styleId="1695" w:customStyle="1">
     <w:name w:val="Grid Table 5 Dark- Accent 1"/>
-    <w:basedOn w:val="1639"/>
+    <w:basedOn w:val="1643"/>
     <w:uiPriority w:val="99"/>
     <w:pPr>
       <w:pBdr/>
@@ -37019,9 +36818,9 @@
       </w:tcPr>
     </w:tblStylePr>
   </w:style>
-  <w:style w:type="table" w:styleId="1692" w:customStyle="1">
+  <w:style w:type="table" w:styleId="1696" w:customStyle="1">
     <w:name w:val="Grid Table 5 Dark - Accent 2"/>
-    <w:basedOn w:val="1639"/>
+    <w:basedOn w:val="1643"/>
     <w:uiPriority w:val="99"/>
     <w:pPr>
       <w:pBdr/>
@@ -37246,9 +37045,9 @@
       </w:tcPr>
     </w:tblStylePr>
   </w:style>
-  <w:style w:type="table" w:styleId="1693" w:customStyle="1">
+  <w:style w:type="table" w:styleId="1697" w:customStyle="1">
     <w:name w:val="Grid Table 5 Dark - Accent 3"/>
-    <w:basedOn w:val="1639"/>
+    <w:basedOn w:val="1643"/>
     <w:uiPriority w:val="99"/>
     <w:pPr>
       <w:pBdr/>
@@ -37473,9 +37272,9 @@
       </w:tcPr>
     </w:tblStylePr>
   </w:style>
-  <w:style w:type="table" w:styleId="1694" w:customStyle="1">
+  <w:style w:type="table" w:styleId="1698" w:customStyle="1">
     <w:name w:val="Grid Table 5 Dark- Accent 4"/>
-    <w:basedOn w:val="1639"/>
+    <w:basedOn w:val="1643"/>
     <w:uiPriority w:val="99"/>
     <w:pPr>
       <w:pBdr/>
@@ -37700,9 +37499,9 @@
       </w:tcPr>
     </w:tblStylePr>
   </w:style>
-  <w:style w:type="table" w:styleId="1695" w:customStyle="1">
+  <w:style w:type="table" w:styleId="1699" w:customStyle="1">
     <w:name w:val="Grid Table 5 Dark - Accent 5"/>
-    <w:basedOn w:val="1639"/>
+    <w:basedOn w:val="1643"/>
     <w:uiPriority w:val="99"/>
     <w:pPr>
       <w:pBdr/>
@@ -37927,9 +37726,9 @@
       </w:tcPr>
     </w:tblStylePr>
   </w:style>
-  <w:style w:type="table" w:styleId="1696" w:customStyle="1">
+  <w:style w:type="table" w:styleId="1700" w:customStyle="1">
     <w:name w:val="Grid Table 5 Dark - Accent 6"/>
-    <w:basedOn w:val="1639"/>
+    <w:basedOn w:val="1643"/>
     <w:uiPriority w:val="99"/>
     <w:pPr>
       <w:pBdr/>
@@ -38154,9 +37953,9 @@
       </w:tcPr>
     </w:tblStylePr>
   </w:style>
-  <w:style w:type="table" w:styleId="1697">
+  <w:style w:type="table" w:styleId="1701">
     <w:name w:val="Grid Table 6 Colorful"/>
-    <w:basedOn w:val="1639"/>
+    <w:basedOn w:val="1643"/>
     <w:uiPriority w:val="99"/>
     <w:pPr>
       <w:pBdr/>
@@ -38378,9 +38177,9 @@
       </w:tcPr>
     </w:tblStylePr>
   </w:style>
-  <w:style w:type="table" w:styleId="1698" w:customStyle="1">
+  <w:style w:type="table" w:styleId="1702" w:customStyle="1">
     <w:name w:val="Grid Table 6 Colorful - Accent 1"/>
-    <w:basedOn w:val="1639"/>
+    <w:basedOn w:val="1643"/>
     <w:uiPriority w:val="99"/>
     <w:pPr>
       <w:pBdr/>
@@ -38602,9 +38401,9 @@
       </w:tcPr>
     </w:tblStylePr>
   </w:style>
-  <w:style w:type="table" w:styleId="1699" w:customStyle="1">
+  <w:style w:type="table" w:styleId="1703" w:customStyle="1">
     <w:name w:val="Grid Table 6 Colorful - Accent 2"/>
-    <w:basedOn w:val="1639"/>
+    <w:basedOn w:val="1643"/>
     <w:uiPriority w:val="99"/>
     <w:pPr>
       <w:pBdr/>
@@ -38826,9 +38625,9 @@
       </w:tcPr>
     </w:tblStylePr>
   </w:style>
-  <w:style w:type="table" w:styleId="1700" w:customStyle="1">
+  <w:style w:type="table" w:styleId="1704" w:customStyle="1">
     <w:name w:val="Grid Table 6 Colorful - Accent 3"/>
-    <w:basedOn w:val="1639"/>
+    <w:basedOn w:val="1643"/>
     <w:uiPriority w:val="99"/>
     <w:pPr>
       <w:pBdr/>
@@ -39050,9 +38849,9 @@
       </w:tcPr>
     </w:tblStylePr>
   </w:style>
-  <w:style w:type="table" w:styleId="1701" w:customStyle="1">
+  <w:style w:type="table" w:styleId="1705" w:customStyle="1">
     <w:name w:val="Grid Table 6 Colorful - Accent 4"/>
-    <w:basedOn w:val="1639"/>
+    <w:basedOn w:val="1643"/>
     <w:uiPriority w:val="99"/>
     <w:pPr>
       <w:pBdr/>
@@ -39274,9 +39073,9 @@
       </w:tcPr>
     </w:tblStylePr>
   </w:style>
-  <w:style w:type="table" w:styleId="1702" w:customStyle="1">
+  <w:style w:type="table" w:styleId="1706" w:customStyle="1">
     <w:name w:val="Grid Table 6 Colorful - Accent 5"/>
-    <w:basedOn w:val="1639"/>
+    <w:basedOn w:val="1643"/>
     <w:uiPriority w:val="99"/>
     <w:pPr>
       <w:pBdr/>
@@ -39498,9 +39297,9 @@
       </w:tcPr>
     </w:tblStylePr>
   </w:style>
-  <w:style w:type="table" w:styleId="1703" w:customStyle="1">
+  <w:style w:type="table" w:styleId="1707" w:customStyle="1">
     <w:name w:val="Grid Table 6 Colorful - Accent 6"/>
-    <w:basedOn w:val="1639"/>
+    <w:basedOn w:val="1643"/>
     <w:uiPriority w:val="99"/>
     <w:pPr>
       <w:pBdr/>
@@ -39722,9 +39521,9 @@
       </w:tcPr>
     </w:tblStylePr>
   </w:style>
-  <w:style w:type="table" w:styleId="1704">
+  <w:style w:type="table" w:styleId="1708">
     <w:name w:val="Grid Table 7 Colorful"/>
-    <w:basedOn w:val="1639"/>
+    <w:basedOn w:val="1643"/>
     <w:uiPriority w:val="99"/>
     <w:pPr>
       <w:pBdr/>
@@ -39975,9 +39774,9 @@
       </w:tcPr>
     </w:tblStylePr>
   </w:style>
-  <w:style w:type="table" w:styleId="1705" w:customStyle="1">
+  <w:style w:type="table" w:styleId="1709" w:customStyle="1">
     <w:name w:val="Grid Table 7 Colorful - Accent 1"/>
-    <w:basedOn w:val="1639"/>
+    <w:basedOn w:val="1643"/>
     <w:uiPriority w:val="99"/>
     <w:pPr>
       <w:pBdr/>
@@ -40228,9 +40027,9 @@
       </w:tcPr>
     </w:tblStylePr>
   </w:style>
-  <w:style w:type="table" w:styleId="1706" w:customStyle="1">
+  <w:style w:type="table" w:styleId="1710" w:customStyle="1">
     <w:name w:val="Grid Table 7 Colorful - Accent 2"/>
-    <w:basedOn w:val="1639"/>
+    <w:basedOn w:val="1643"/>
     <w:uiPriority w:val="99"/>
     <w:pPr>
       <w:pBdr/>
@@ -40481,9 +40280,9 @@
       </w:tcPr>
     </w:tblStylePr>
   </w:style>
-  <w:style w:type="table" w:styleId="1707" w:customStyle="1">
+  <w:style w:type="table" w:styleId="1711" w:customStyle="1">
     <w:name w:val="Grid Table 7 Colorful - Accent 3"/>
-    <w:basedOn w:val="1639"/>
+    <w:basedOn w:val="1643"/>
     <w:uiPriority w:val="99"/>
     <w:pPr>
       <w:pBdr/>
@@ -40734,9 +40533,9 @@
       </w:tcPr>
     </w:tblStylePr>
   </w:style>
-  <w:style w:type="table" w:styleId="1708" w:customStyle="1">
+  <w:style w:type="table" w:styleId="1712" w:customStyle="1">
     <w:name w:val="Grid Table 7 Colorful - Accent 4"/>
-    <w:basedOn w:val="1639"/>
+    <w:basedOn w:val="1643"/>
     <w:uiPriority w:val="99"/>
     <w:pPr>
       <w:pBdr/>
@@ -40987,9 +40786,9 @@
       </w:tcPr>
     </w:tblStylePr>
   </w:style>
-  <w:style w:type="table" w:styleId="1709" w:customStyle="1">
+  <w:style w:type="table" w:styleId="1713" w:customStyle="1">
     <w:name w:val="Grid Table 7 Colorful - Accent 5"/>
-    <w:basedOn w:val="1639"/>
+    <w:basedOn w:val="1643"/>
     <w:uiPriority w:val="99"/>
     <w:pPr>
       <w:pBdr/>
@@ -41240,9 +41039,9 @@
       </w:tcPr>
     </w:tblStylePr>
   </w:style>
-  <w:style w:type="table" w:styleId="1710" w:customStyle="1">
+  <w:style w:type="table" w:styleId="1714" w:customStyle="1">
     <w:name w:val="Grid Table 7 Colorful - Accent 6"/>
-    <w:basedOn w:val="1639"/>
+    <w:basedOn w:val="1643"/>
     <w:uiPriority w:val="99"/>
     <w:pPr>
       <w:pBdr/>
@@ -41493,9 +41292,9 @@
       </w:tcPr>
     </w:tblStylePr>
   </w:style>
-  <w:style w:type="table" w:styleId="1711">
+  <w:style w:type="table" w:styleId="1715">
     <w:name w:val="List Table 1 Light"/>
-    <w:basedOn w:val="1639"/>
+    <w:basedOn w:val="1643"/>
     <w:uiPriority w:val="99"/>
     <w:pPr>
       <w:pBdr/>
@@ -41708,9 +41507,9 @@
       </w:tcPr>
     </w:tblStylePr>
   </w:style>
-  <w:style w:type="table" w:styleId="1712" w:customStyle="1">
+  <w:style w:type="table" w:styleId="1716" w:customStyle="1">
     <w:name w:val="List Table 1 Light - Accent 1"/>
-    <w:basedOn w:val="1639"/>
+    <w:basedOn w:val="1643"/>
     <w:uiPriority w:val="99"/>
     <w:pPr>
       <w:pBdr/>
@@ -41923,9 +41722,9 @@
       </w:tcPr>
     </w:tblStylePr>
   </w:style>
-  <w:style w:type="table" w:styleId="1713" w:customStyle="1">
+  <w:style w:type="table" w:styleId="1717" w:customStyle="1">
     <w:name w:val="List Table 1 Light - Accent 2"/>
-    <w:basedOn w:val="1639"/>
+    <w:basedOn w:val="1643"/>
     <w:uiPriority w:val="99"/>
     <w:pPr>
       <w:pBdr/>
@@ -42138,9 +41937,9 @@
       </w:tcPr>
     </w:tblStylePr>
   </w:style>
-  <w:style w:type="table" w:styleId="1714" w:customStyle="1">
+  <w:style w:type="table" w:styleId="1718" w:customStyle="1">
     <w:name w:val="List Table 1 Light - Accent 3"/>
-    <w:basedOn w:val="1639"/>
+    <w:basedOn w:val="1643"/>
     <w:uiPriority w:val="99"/>
     <w:pPr>
       <w:pBdr/>
@@ -42353,9 +42152,9 @@
       </w:tcPr>
     </w:tblStylePr>
   </w:style>
-  <w:style w:type="table" w:styleId="1715" w:customStyle="1">
+  <w:style w:type="table" w:styleId="1719" w:customStyle="1">
     <w:name w:val="List Table 1 Light - Accent 4"/>
-    <w:basedOn w:val="1639"/>
+    <w:basedOn w:val="1643"/>
     <w:uiPriority w:val="99"/>
     <w:pPr>
       <w:pBdr/>
@@ -42568,9 +42367,9 @@
       </w:tcPr>
     </w:tblStylePr>
   </w:style>
-  <w:style w:type="table" w:styleId="1716" w:customStyle="1">
+  <w:style w:type="table" w:styleId="1720" w:customStyle="1">
     <w:name w:val="List Table 1 Light - Accent 5"/>
-    <w:basedOn w:val="1639"/>
+    <w:basedOn w:val="1643"/>
     <w:uiPriority w:val="99"/>
     <w:pPr>
       <w:pBdr/>
@@ -42783,9 +42582,9 @@
       </w:tcPr>
     </w:tblStylePr>
   </w:style>
-  <w:style w:type="table" w:styleId="1717" w:customStyle="1">
+  <w:style w:type="table" w:styleId="1721" w:customStyle="1">
     <w:name w:val="List Table 1 Light - Accent 6"/>
-    <w:basedOn w:val="1639"/>
+    <w:basedOn w:val="1643"/>
     <w:uiPriority w:val="99"/>
     <w:pPr>
       <w:pBdr/>
@@ -42998,9 +42797,9 @@
       </w:tcPr>
     </w:tblStylePr>
   </w:style>
-  <w:style w:type="table" w:styleId="1718">
+  <w:style w:type="table" w:styleId="1722">
     <w:name w:val="List Table 2"/>
-    <w:basedOn w:val="1639"/>
+    <w:basedOn w:val="1643"/>
     <w:uiPriority w:val="99"/>
     <w:pPr>
       <w:pBdr/>
@@ -43235,9 +43034,9 @@
       </w:tcPr>
     </w:tblStylePr>
   </w:style>
-  <w:style w:type="table" w:styleId="1719" w:customStyle="1">
+  <w:style w:type="table" w:styleId="1723" w:customStyle="1">
     <w:name w:val="List Table 2 - Accent 1"/>
-    <w:basedOn w:val="1639"/>
+    <w:basedOn w:val="1643"/>
     <w:uiPriority w:val="99"/>
     <w:pPr>
       <w:pBdr/>
@@ -43472,9 +43271,9 @@
       </w:tcPr>
     </w:tblStylePr>
   </w:style>
-  <w:style w:type="table" w:styleId="1720" w:customStyle="1">
+  <w:style w:type="table" w:styleId="1724" w:customStyle="1">
     <w:name w:val="List Table 2 - Accent 2"/>
-    <w:basedOn w:val="1639"/>
+    <w:basedOn w:val="1643"/>
     <w:uiPriority w:val="99"/>
     <w:pPr>
       <w:pBdr/>
@@ -43709,9 +43508,9 @@
       </w:tcPr>
     </w:tblStylePr>
   </w:style>
-  <w:style w:type="table" w:styleId="1721" w:customStyle="1">
+  <w:style w:type="table" w:styleId="1725" w:customStyle="1">
     <w:name w:val="List Table 2 - Accent 3"/>
-    <w:basedOn w:val="1639"/>
+    <w:basedOn w:val="1643"/>
     <w:uiPriority w:val="99"/>
     <w:pPr>
       <w:pBdr/>
@@ -43946,9 +43745,9 @@
       </w:tcPr>
     </w:tblStylePr>
   </w:style>
-  <w:style w:type="table" w:styleId="1722" w:customStyle="1">
+  <w:style w:type="table" w:styleId="1726" w:customStyle="1">
     <w:name w:val="List Table 2 - Accent 4"/>
-    <w:basedOn w:val="1639"/>
+    <w:basedOn w:val="1643"/>
     <w:uiPriority w:val="99"/>
     <w:pPr>
       <w:pBdr/>
@@ -44183,9 +43982,9 @@
       </w:tcPr>
     </w:tblStylePr>
   </w:style>
-  <w:style w:type="table" w:styleId="1723" w:customStyle="1">
+  <w:style w:type="table" w:styleId="1727" w:customStyle="1">
     <w:name w:val="List Table 2 - Accent 5"/>
-    <w:basedOn w:val="1639"/>
+    <w:basedOn w:val="1643"/>
     <w:uiPriority w:val="99"/>
     <w:pPr>
       <w:pBdr/>
@@ -44420,9 +44219,9 @@
       </w:tcPr>
     </w:tblStylePr>
   </w:style>
-  <w:style w:type="table" w:styleId="1724" w:customStyle="1">
+  <w:style w:type="table" w:styleId="1728" w:customStyle="1">
     <w:name w:val="List Table 2 - Accent 6"/>
-    <w:basedOn w:val="1639"/>
+    <w:basedOn w:val="1643"/>
     <w:uiPriority w:val="99"/>
     <w:pPr>
       <w:pBdr/>
@@ -44657,9 +44456,9 @@
       </w:tcPr>
     </w:tblStylePr>
   </w:style>
-  <w:style w:type="table" w:styleId="1725">
+  <w:style w:type="table" w:styleId="1729">
     <w:name w:val="List Table 3"/>
-    <w:basedOn w:val="1639"/>
+    <w:basedOn w:val="1643"/>
     <w:uiPriority w:val="99"/>
     <w:pPr>
       <w:pBdr/>
@@ -44884,9 +44683,9 @@
       </w:tcPr>
     </w:tblStylePr>
   </w:style>
-  <w:style w:type="table" w:styleId="1726" w:customStyle="1">
+  <w:style w:type="table" w:styleId="1730" w:customStyle="1">
     <w:name w:val="List Table 3 - Accent 1"/>
-    <w:basedOn w:val="1639"/>
+    <w:basedOn w:val="1643"/>
     <w:uiPriority w:val="99"/>
     <w:pPr>
       <w:pBdr/>
@@ -45111,9 +44910,9 @@
       </w:tcPr>
     </w:tblStylePr>
   </w:style>
-  <w:style w:type="table" w:styleId="1727" w:customStyle="1">
+  <w:style w:type="table" w:styleId="1731" w:customStyle="1">
     <w:name w:val="List Table 3 - Accent 2"/>
-    <w:basedOn w:val="1639"/>
+    <w:basedOn w:val="1643"/>
     <w:uiPriority w:val="99"/>
     <w:pPr>
       <w:pBdr/>
@@ -45338,9 +45137,9 @@
       </w:tcPr>
     </w:tblStylePr>
   </w:style>
-  <w:style w:type="table" w:styleId="1728" w:customStyle="1">
+  <w:style w:type="table" w:styleId="1732" w:customStyle="1">
     <w:name w:val="List Table 3 - Accent 3"/>
-    <w:basedOn w:val="1639"/>
+    <w:basedOn w:val="1643"/>
     <w:uiPriority w:val="99"/>
     <w:pPr>
       <w:pBdr/>
@@ -45565,9 +45364,9 @@
       </w:tcPr>
     </w:tblStylePr>
   </w:style>
-  <w:style w:type="table" w:styleId="1729" w:customStyle="1">
+  <w:style w:type="table" w:styleId="1733" w:customStyle="1">
     <w:name w:val="List Table 3 - Accent 4"/>
-    <w:basedOn w:val="1639"/>
+    <w:basedOn w:val="1643"/>
     <w:uiPriority w:val="99"/>
     <w:pPr>
       <w:pBdr/>
@@ -45792,9 +45591,9 @@
       </w:tcPr>
     </w:tblStylePr>
   </w:style>
-  <w:style w:type="table" w:styleId="1730" w:customStyle="1">
+  <w:style w:type="table" w:styleId="1734" w:customStyle="1">
     <w:name w:val="List Table 3 - Accent 5"/>
-    <w:basedOn w:val="1639"/>
+    <w:basedOn w:val="1643"/>
     <w:uiPriority w:val="99"/>
     <w:pPr>
       <w:pBdr/>
@@ -46019,9 +45818,9 @@
       </w:tcPr>
     </w:tblStylePr>
   </w:style>
-  <w:style w:type="table" w:styleId="1731" w:customStyle="1">
+  <w:style w:type="table" w:styleId="1735" w:customStyle="1">
     <w:name w:val="List Table 3 - Accent 6"/>
-    <w:basedOn w:val="1639"/>
+    <w:basedOn w:val="1643"/>
     <w:uiPriority w:val="99"/>
     <w:pPr>
       <w:pBdr/>
@@ -46246,9 +46045,9 @@
       </w:tcPr>
     </w:tblStylePr>
   </w:style>
-  <w:style w:type="table" w:styleId="1732">
+  <w:style w:type="table" w:styleId="1736">
     <w:name w:val="List Table 4"/>
-    <w:basedOn w:val="1639"/>
+    <w:basedOn w:val="1643"/>
     <w:uiPriority w:val="99"/>
     <w:pPr>
       <w:pBdr/>
@@ -46470,9 +46269,9 @@
       </w:tcPr>
     </w:tblStylePr>
   </w:style>
-  <w:style w:type="table" w:styleId="1733" w:customStyle="1">
+  <w:style w:type="table" w:styleId="1737" w:customStyle="1">
     <w:name w:val="List Table 4 - Accent 1"/>
-    <w:basedOn w:val="1639"/>
+    <w:basedOn w:val="1643"/>
     <w:uiPriority w:val="99"/>
     <w:pPr>
       <w:pBdr/>
@@ -46694,9 +46493,9 @@
       </w:tcPr>
     </w:tblStylePr>
   </w:style>
-  <w:style w:type="table" w:styleId="1734" w:customStyle="1">
+  <w:style w:type="table" w:styleId="1738" w:customStyle="1">
     <w:name w:val="List Table 4 - Accent 2"/>
-    <w:basedOn w:val="1639"/>
+    <w:basedOn w:val="1643"/>
     <w:uiPriority w:val="99"/>
     <w:pPr>
       <w:pBdr/>
@@ -46918,9 +46717,9 @@
       </w:tcPr>
     </w:tblStylePr>
   </w:style>
-  <w:style w:type="table" w:styleId="1735" w:customStyle="1">
+  <w:style w:type="table" w:styleId="1739" w:customStyle="1">
     <w:name w:val="List Table 4 - Accent 3"/>
-    <w:basedOn w:val="1639"/>
+    <w:basedOn w:val="1643"/>
     <w:uiPriority w:val="99"/>
     <w:pPr>
       <w:pBdr/>
@@ -47142,9 +46941,9 @@
       </w:tcPr>
     </w:tblStylePr>
   </w:style>
-  <w:style w:type="table" w:styleId="1736" w:customStyle="1">
+  <w:style w:type="table" w:styleId="1740" w:customStyle="1">
     <w:name w:val="List Table 4 - Accent 4"/>
-    <w:basedOn w:val="1639"/>
+    <w:basedOn w:val="1643"/>
     <w:uiPriority w:val="99"/>
     <w:pPr>
       <w:pBdr/>
@@ -47366,9 +47165,9 @@
       </w:tcPr>
     </w:tblStylePr>
   </w:style>
-  <w:style w:type="table" w:styleId="1737" w:customStyle="1">
+  <w:style w:type="table" w:styleId="1741" w:customStyle="1">
     <w:name w:val="List Table 4 - Accent 5"/>
-    <w:basedOn w:val="1639"/>
+    <w:basedOn w:val="1643"/>
     <w:uiPriority w:val="99"/>
     <w:pPr>
       <w:pBdr/>
@@ -47590,9 +47389,9 @@
       </w:tcPr>
     </w:tblStylePr>
   </w:style>
-  <w:style w:type="table" w:styleId="1738" w:customStyle="1">
+  <w:style w:type="table" w:styleId="1742" w:customStyle="1">
     <w:name w:val="List Table 4 - Accent 6"/>
-    <w:basedOn w:val="1639"/>
+    <w:basedOn w:val="1643"/>
     <w:uiPriority w:val="99"/>
     <w:pPr>
       <w:pBdr/>
@@ -47814,9 +47613,9 @@
       </w:tcPr>
     </w:tblStylePr>
   </w:style>
-  <w:style w:type="table" w:styleId="1739">
+  <w:style w:type="table" w:styleId="1743">
     <w:name w:val="List Table 5 Dark"/>
-    <w:basedOn w:val="1639"/>
+    <w:basedOn w:val="1643"/>
     <w:uiPriority w:val="99"/>
     <w:pPr>
       <w:pBdr/>
@@ -48050,9 +47849,9 @@
       </w:tcPr>
     </w:tblStylePr>
   </w:style>
-  <w:style w:type="table" w:styleId="1740" w:customStyle="1">
+  <w:style w:type="table" w:styleId="1744" w:customStyle="1">
     <w:name w:val="List Table 5 Dark - Accent 1"/>
-    <w:basedOn w:val="1639"/>
+    <w:basedOn w:val="1643"/>
     <w:uiPriority w:val="99"/>
     <w:pPr>
       <w:pBdr/>
@@ -48286,9 +48085,9 @@
       </w:tcPr>
     </w:tblStylePr>
   </w:style>
-  <w:style w:type="table" w:styleId="1741" w:customStyle="1">
+  <w:style w:type="table" w:styleId="1745" w:customStyle="1">
     <w:name w:val="List Table 5 Dark - Accent 2"/>
-    <w:basedOn w:val="1639"/>
+    <w:basedOn w:val="1643"/>
     <w:uiPriority w:val="99"/>
     <w:pPr>
       <w:pBdr/>
@@ -48522,9 +48321,9 @@
       </w:tcPr>
     </w:tblStylePr>
   </w:style>
-  <w:style w:type="table" w:styleId="1742" w:customStyle="1">
+  <w:style w:type="table" w:styleId="1746" w:customStyle="1">
     <w:name w:val="List Table 5 Dark - Accent 3"/>
-    <w:basedOn w:val="1639"/>
+    <w:basedOn w:val="1643"/>
     <w:uiPriority w:val="99"/>
     <w:pPr>
       <w:pBdr/>
@@ -48758,9 +48557,9 @@
       </w:tcPr>
     </w:tblStylePr>
   </w:style>
-  <w:style w:type="table" w:styleId="1743" w:customStyle="1">
+  <w:style w:type="table" w:styleId="1747" w:customStyle="1">
     <w:name w:val="List Table 5 Dark - Accent 4"/>
-    <w:basedOn w:val="1639"/>
+    <w:basedOn w:val="1643"/>
     <w:uiPriority w:val="99"/>
     <w:pPr>
       <w:pBdr/>
@@ -48994,9 +48793,9 @@
       </w:tcPr>
     </w:tblStylePr>
   </w:style>
-  <w:style w:type="table" w:styleId="1744" w:customStyle="1">
+  <w:style w:type="table" w:styleId="1748" w:customStyle="1">
     <w:name w:val="List Table 5 Dark - Accent 5"/>
-    <w:basedOn w:val="1639"/>
+    <w:basedOn w:val="1643"/>
     <w:uiPriority w:val="99"/>
     <w:pPr>
       <w:pBdr/>
@@ -49230,9 +49029,9 @@
       </w:tcPr>
     </w:tblStylePr>
   </w:style>
-  <w:style w:type="table" w:styleId="1745" w:customStyle="1">
+  <w:style w:type="table" w:styleId="1749" w:customStyle="1">
     <w:name w:val="List Table 5 Dark - Accent 6"/>
-    <w:basedOn w:val="1639"/>
+    <w:basedOn w:val="1643"/>
     <w:uiPriority w:val="99"/>
     <w:pPr>
       <w:pBdr/>
@@ -49466,9 +49265,9 @@
       </w:tcPr>
     </w:tblStylePr>
   </w:style>
-  <w:style w:type="table" w:styleId="1746">
+  <w:style w:type="table" w:styleId="1750">
     <w:name w:val="List Table 6 Colorful"/>
-    <w:basedOn w:val="1639"/>
+    <w:basedOn w:val="1643"/>
     <w:uiPriority w:val="99"/>
     <w:pPr>
       <w:pBdr/>
@@ -49688,9 +49487,9 @@
       </w:tcPr>
     </w:tblStylePr>
   </w:style>
-  <w:style w:type="table" w:styleId="1747" w:customStyle="1">
+  <w:style w:type="table" w:styleId="1751" w:customStyle="1">
     <w:name w:val="List Table 6 Colorful - Accent 1"/>
-    <w:basedOn w:val="1639"/>
+    <w:basedOn w:val="1643"/>
     <w:uiPriority w:val="99"/>
     <w:pPr>
       <w:pBdr/>
@@ -49910,9 +49709,9 @@
       </w:tcPr>
     </w:tblStylePr>
   </w:style>
-  <w:style w:type="table" w:styleId="1748" w:customStyle="1">
+  <w:style w:type="table" w:styleId="1752" w:customStyle="1">
     <w:name w:val="List Table 6 Colorful - Accent 2"/>
-    <w:basedOn w:val="1639"/>
+    <w:basedOn w:val="1643"/>
     <w:uiPriority w:val="99"/>
     <w:pPr>
       <w:pBdr/>
@@ -50132,9 +49931,9 @@
       </w:tcPr>
     </w:tblStylePr>
   </w:style>
-  <w:style w:type="table" w:styleId="1749" w:customStyle="1">
+  <w:style w:type="table" w:styleId="1753" w:customStyle="1">
     <w:name w:val="List Table 6 Colorful - Accent 3"/>
-    <w:basedOn w:val="1639"/>
+    <w:basedOn w:val="1643"/>
     <w:uiPriority w:val="99"/>
     <w:pPr>
       <w:pBdr/>
@@ -50354,9 +50153,9 @@
       </w:tcPr>
     </w:tblStylePr>
   </w:style>
-  <w:style w:type="table" w:styleId="1750" w:customStyle="1">
+  <w:style w:type="table" w:styleId="1754" w:customStyle="1">
     <w:name w:val="List Table 6 Colorful - Accent 4"/>
-    <w:basedOn w:val="1639"/>
+    <w:basedOn w:val="1643"/>
     <w:uiPriority w:val="99"/>
     <w:pPr>
       <w:pBdr/>
@@ -50576,9 +50375,9 @@
       </w:tcPr>
     </w:tblStylePr>
   </w:style>
-  <w:style w:type="table" w:styleId="1751" w:customStyle="1">
+  <w:style w:type="table" w:styleId="1755" w:customStyle="1">
     <w:name w:val="List Table 6 Colorful - Accent 5"/>
-    <w:basedOn w:val="1639"/>
+    <w:basedOn w:val="1643"/>
     <w:uiPriority w:val="99"/>
     <w:pPr>
       <w:pBdr/>
@@ -50798,9 +50597,9 @@
       </w:tcPr>
     </w:tblStylePr>
   </w:style>
-  <w:style w:type="table" w:styleId="1752" w:customStyle="1">
+  <w:style w:type="table" w:styleId="1756" w:customStyle="1">
     <w:name w:val="List Table 6 Colorful - Accent 6"/>
-    <w:basedOn w:val="1639"/>
+    <w:basedOn w:val="1643"/>
     <w:uiPriority w:val="99"/>
     <w:pPr>
       <w:pBdr/>
@@ -51020,9 +50819,9 @@
       </w:tcPr>
     </w:tblStylePr>
   </w:style>
-  <w:style w:type="table" w:styleId="1753">
+  <w:style w:type="table" w:styleId="1757">
     <w:name w:val="List Table 7 Colorful"/>
-    <w:basedOn w:val="1639"/>
+    <w:basedOn w:val="1643"/>
     <w:uiPriority w:val="99"/>
     <w:pPr>
       <w:pBdr/>
@@ -51270,9 +51069,9 @@
       </w:tcPr>
     </w:tblStylePr>
   </w:style>
-  <w:style w:type="table" w:styleId="1754" w:customStyle="1">
+  <w:style w:type="table" w:styleId="1758" w:customStyle="1">
     <w:name w:val="List Table 7 Colorful - Accent 1"/>
-    <w:basedOn w:val="1639"/>
+    <w:basedOn w:val="1643"/>
     <w:uiPriority w:val="99"/>
     <w:pPr>
       <w:pBdr/>
@@ -51520,9 +51319,9 @@
       </w:tcPr>
     </w:tblStylePr>
   </w:style>
-  <w:style w:type="table" w:styleId="1755" w:customStyle="1">
+  <w:style w:type="table" w:styleId="1759" w:customStyle="1">
     <w:name w:val="List Table 7 Colorful - Accent 2"/>
-    <w:basedOn w:val="1639"/>
+    <w:basedOn w:val="1643"/>
     <w:uiPriority w:val="99"/>
     <w:pPr>
       <w:pBdr/>
@@ -51770,9 +51569,9 @@
       </w:tcPr>
     </w:tblStylePr>
   </w:style>
-  <w:style w:type="table" w:styleId="1756" w:customStyle="1">
+  <w:style w:type="table" w:styleId="1760" w:customStyle="1">
     <w:name w:val="List Table 7 Colorful - Accent 3"/>
-    <w:basedOn w:val="1639"/>
+    <w:basedOn w:val="1643"/>
     <w:uiPriority w:val="99"/>
     <w:pPr>
       <w:pBdr/>
@@ -52020,9 +51819,9 @@
       </w:tcPr>
     </w:tblStylePr>
   </w:style>
-  <w:style w:type="table" w:styleId="1757" w:customStyle="1">
+  <w:style w:type="table" w:styleId="1761" w:customStyle="1">
     <w:name w:val="List Table 7 Colorful - Accent 4"/>
-    <w:basedOn w:val="1639"/>
+    <w:basedOn w:val="1643"/>
     <w:uiPriority w:val="99"/>
     <w:pPr>
       <w:pBdr/>
@@ -52270,9 +52069,9 @@
       </w:tcPr>
     </w:tblStylePr>
   </w:style>
-  <w:style w:type="table" w:styleId="1758" w:customStyle="1">
+  <w:style w:type="table" w:styleId="1762" w:customStyle="1">
     <w:name w:val="List Table 7 Colorful - Accent 5"/>
-    <w:basedOn w:val="1639"/>
+    <w:basedOn w:val="1643"/>
     <w:uiPriority w:val="99"/>
     <w:pPr>
       <w:pBdr/>
@@ -52520,9 +52319,9 @@
       </w:tcPr>
     </w:tblStylePr>
   </w:style>
-  <w:style w:type="table" w:styleId="1759" w:customStyle="1">
+  <w:style w:type="table" w:styleId="1763" w:customStyle="1">
     <w:name w:val="List Table 7 Colorful - Accent 6"/>
-    <w:basedOn w:val="1639"/>
+    <w:basedOn w:val="1643"/>
     <w:uiPriority w:val="99"/>
     <w:pPr>
       <w:pBdr/>
@@ -52770,9 +52569,9 @@
       </w:tcPr>
     </w:tblStylePr>
   </w:style>
-  <w:style w:type="table" w:styleId="1760" w:customStyle="1">
+  <w:style w:type="table" w:styleId="1764" w:customStyle="1">
     <w:name w:val="Lined - Accent"/>
-    <w:basedOn w:val="1639"/>
+    <w:basedOn w:val="1643"/>
     <w:uiPriority w:val="99"/>
     <w:pPr>
       <w:pBdr/>
@@ -53006,9 +52805,9 @@
       </w:tcPr>
     </w:tblStylePr>
   </w:style>
-  <w:style w:type="table" w:styleId="1761" w:customStyle="1">
+  <w:style w:type="table" w:styleId="1765" w:customStyle="1">
     <w:name w:val="Lined - Accent 1"/>
-    <w:basedOn w:val="1639"/>
+    <w:basedOn w:val="1643"/>
     <w:uiPriority w:val="99"/>
     <w:pPr>
       <w:pBdr/>
@@ -53242,9 +53041,9 @@
       </w:tcPr>
     </w:tblStylePr>
   </w:style>
-  <w:style w:type="table" w:styleId="1762" w:customStyle="1">
+  <w:style w:type="table" w:styleId="1766" w:customStyle="1">
     <w:name w:val="Lined - Accent 2"/>
-    <w:basedOn w:val="1639"/>
+    <w:basedOn w:val="1643"/>
     <w:uiPriority w:val="99"/>
     <w:pPr>
       <w:pBdr/>
@@ -53478,9 +53277,9 @@
       </w:tcPr>
     </w:tblStylePr>
   </w:style>
-  <w:style w:type="table" w:styleId="1763" w:customStyle="1">
+  <w:style w:type="table" w:styleId="1767" w:customStyle="1">
     <w:name w:val="Lined - Accent 3"/>
-    <w:basedOn w:val="1639"/>
+    <w:basedOn w:val="1643"/>
     <w:uiPriority w:val="99"/>
     <w:pPr>
       <w:pBdr/>
@@ -53714,9 +53513,9 @@
       </w:tcPr>
     </w:tblStylePr>
   </w:style>
-  <w:style w:type="table" w:styleId="1764" w:customStyle="1">
+  <w:style w:type="table" w:styleId="1768" w:customStyle="1">
     <w:name w:val="Lined - Accent 4"/>
-    <w:basedOn w:val="1639"/>
+    <w:basedOn w:val="1643"/>
     <w:uiPriority w:val="99"/>
     <w:pPr>
       <w:pBdr/>
@@ -53950,9 +53749,9 @@
       </w:tcPr>
     </w:tblStylePr>
   </w:style>
-  <w:style w:type="table" w:styleId="1765" w:customStyle="1">
+  <w:style w:type="table" w:styleId="1769" w:customStyle="1">
     <w:name w:val="Lined - Accent 5"/>
-    <w:basedOn w:val="1639"/>
+    <w:basedOn w:val="1643"/>
     <w:uiPriority w:val="99"/>
     <w:pPr>
       <w:pBdr/>
@@ -54186,9 +53985,9 @@
       </w:tcPr>
     </w:tblStylePr>
   </w:style>
-  <w:style w:type="table" w:styleId="1766" w:customStyle="1">
+  <w:style w:type="table" w:styleId="1770" w:customStyle="1">
     <w:name w:val="Lined - Accent 6"/>
-    <w:basedOn w:val="1639"/>
+    <w:basedOn w:val="1643"/>
     <w:uiPriority w:val="99"/>
     <w:pPr>
       <w:pBdr/>
@@ -54422,9 +54221,9 @@
       </w:tcPr>
     </w:tblStylePr>
   </w:style>
-  <w:style w:type="table" w:styleId="1767" w:customStyle="1">
+  <w:style w:type="table" w:styleId="1771" w:customStyle="1">
     <w:name w:val="Bordered &amp; Lined - Accent"/>
-    <w:basedOn w:val="1639"/>
+    <w:basedOn w:val="1643"/>
     <w:uiPriority w:val="99"/>
     <w:pPr>
       <w:pBdr/>
@@ -54665,9 +54464,9 @@
       </w:tcPr>
     </w:tblStylePr>
   </w:style>
-  <w:style w:type="table" w:styleId="1768" w:customStyle="1">
+  <w:style w:type="table" w:styleId="1772" w:customStyle="1">
     <w:name w:val="Bordered &amp; Lined - Accent 1"/>
-    <w:basedOn w:val="1639"/>
+    <w:basedOn w:val="1643"/>
     <w:uiPriority w:val="99"/>
     <w:pPr>
       <w:pBdr/>
@@ -54908,9 +54707,9 @@
       </w:tcPr>
     </w:tblStylePr>
   </w:style>
-  <w:style w:type="table" w:styleId="1769" w:customStyle="1">
+  <w:style w:type="table" w:styleId="1773" w:customStyle="1">
     <w:name w:val="Bordered &amp; Lined - Accent 2"/>
-    <w:basedOn w:val="1639"/>
+    <w:basedOn w:val="1643"/>
     <w:uiPriority w:val="99"/>
     <w:pPr>
       <w:pBdr/>
@@ -55151,9 +54950,9 @@
       </w:tcPr>
     </w:tblStylePr>
   </w:style>
-  <w:style w:type="table" w:styleId="1770" w:customStyle="1">
+  <w:style w:type="table" w:styleId="1774" w:customStyle="1">
     <w:name w:val="Bordered &amp; Lined - Accent 3"/>
-    <w:basedOn w:val="1639"/>
+    <w:basedOn w:val="1643"/>
     <w:uiPriority w:val="99"/>
     <w:pPr>
       <w:pBdr/>
@@ -55394,9 +55193,9 @@
       </w:tcPr>
     </w:tblStylePr>
   </w:style>
-  <w:style w:type="table" w:styleId="1771" w:customStyle="1">
+  <w:style w:type="table" w:styleId="1775" w:customStyle="1">
     <w:name w:val="Bordered &amp; Lined - Accent 4"/>
-    <w:basedOn w:val="1639"/>
+    <w:basedOn w:val="1643"/>
     <w:uiPriority w:val="99"/>
     <w:pPr>
       <w:pBdr/>
@@ -55637,9 +55436,9 @@
       </w:tcPr>
     </w:tblStylePr>
   </w:style>
-  <w:style w:type="table" w:styleId="1772" w:customStyle="1">
+  <w:style w:type="table" w:styleId="1776" w:customStyle="1">
     <w:name w:val="Bordered &amp; Lined - Accent 5"/>
-    <w:basedOn w:val="1639"/>
+    <w:basedOn w:val="1643"/>
     <w:uiPriority w:val="99"/>
     <w:pPr>
       <w:pBdr/>
@@ -55880,9 +55679,9 @@
       </w:tcPr>
     </w:tblStylePr>
   </w:style>
-  <w:style w:type="table" w:styleId="1773" w:customStyle="1">
+  <w:style w:type="table" w:styleId="1777" w:customStyle="1">
     <w:name w:val="Bordered &amp; Lined - Accent 6"/>
-    <w:basedOn w:val="1639"/>
+    <w:basedOn w:val="1643"/>
     <w:uiPriority w:val="99"/>
     <w:pPr>
       <w:pBdr/>
@@ -56123,9 +55922,9 @@
       </w:tcPr>
     </w:tblStylePr>
   </w:style>
-  <w:style w:type="table" w:styleId="1774" w:customStyle="1">
+  <w:style w:type="table" w:styleId="1778" w:customStyle="1">
     <w:name w:val="Bordered"/>
-    <w:basedOn w:val="1639"/>
+    <w:basedOn w:val="1643"/>
     <w:uiPriority w:val="99"/>
     <w:pPr>
       <w:pBdr/>
@@ -56353,9 +56152,9 @@
       </w:tcPr>
     </w:tblStylePr>
   </w:style>
-  <w:style w:type="table" w:styleId="1775" w:customStyle="1">
+  <w:style w:type="table" w:styleId="1779" w:customStyle="1">
     <w:name w:val="Bordered - Accent 1"/>
-    <w:basedOn w:val="1639"/>
+    <w:basedOn w:val="1643"/>
     <w:uiPriority w:val="99"/>
     <w:pPr>
       <w:pBdr/>
@@ -56583,9 +56382,9 @@
       </w:tcPr>
     </w:tblStylePr>
   </w:style>
-  <w:style w:type="table" w:styleId="1776" w:customStyle="1">
+  <w:style w:type="table" w:styleId="1780" w:customStyle="1">
     <w:name w:val="Bordered - Accent 2"/>
-    <w:basedOn w:val="1639"/>
+    <w:basedOn w:val="1643"/>
     <w:uiPriority w:val="99"/>
     <w:pPr>
       <w:pBdr/>
@@ -56813,9 +56612,9 @@
       </w:tcPr>
     </w:tblStylePr>
   </w:style>
-  <w:style w:type="table" w:styleId="1777" w:customStyle="1">
+  <w:style w:type="table" w:styleId="1781" w:customStyle="1">
     <w:name w:val="Bordered - Accent 3"/>
-    <w:basedOn w:val="1639"/>
+    <w:basedOn w:val="1643"/>
     <w:uiPriority w:val="99"/>
     <w:pPr>
       <w:pBdr/>
@@ -57043,9 +56842,9 @@
       </w:tcPr>
     </w:tblStylePr>
   </w:style>
-  <w:style w:type="table" w:styleId="1778" w:customStyle="1">
+  <w:style w:type="table" w:styleId="1782" w:customStyle="1">
     <w:name w:val="Bordered - Accent 4"/>
-    <w:basedOn w:val="1639"/>
+    <w:basedOn w:val="1643"/>
     <w:uiPriority w:val="99"/>
     <w:pPr>
       <w:pBdr/>
@@ -57273,9 +57072,9 @@
       </w:tcPr>
     </w:tblStylePr>
   </w:style>
-  <w:style w:type="table" w:styleId="1779" w:customStyle="1">
+  <w:style w:type="table" w:styleId="1783" w:customStyle="1">
     <w:name w:val="Bordered - Accent 5"/>
-    <w:basedOn w:val="1639"/>
+    <w:basedOn w:val="1643"/>
     <w:uiPriority w:val="99"/>
     <w:pPr>
       <w:pBdr/>
@@ -57503,9 +57302,9 @@
       </w:tcPr>
     </w:tblStylePr>
   </w:style>
-  <w:style w:type="table" w:styleId="1780" w:customStyle="1">
+  <w:style w:type="table" w:styleId="1784" w:customStyle="1">
     <w:name w:val="Bordered - Accent 6"/>
-    <w:basedOn w:val="1639"/>
+    <w:basedOn w:val="1643"/>
     <w:uiPriority w:val="99"/>
     <w:pPr>
       <w:pBdr/>
@@ -57733,10 +57532,10 @@
       </w:tcPr>
     </w:tblStylePr>
   </w:style>
-  <w:style w:type="character" w:styleId="1781" w:customStyle="1">
+  <w:style w:type="character" w:styleId="1785" w:customStyle="1">
     <w:name w:val="Título 1 Char"/>
-    <w:basedOn w:val="1638"/>
-    <w:link w:val="1629"/>
+    <w:basedOn w:val="1642"/>
+    <w:link w:val="1633"/>
     <w:uiPriority w:val="9"/>
     <w:pPr>
       <w:pBdr/>
@@ -57750,10 +57549,10 @@
       <w:szCs w:val="40"/>
     </w:rPr>
   </w:style>
-  <w:style w:type="character" w:styleId="1782" w:customStyle="1">
+  <w:style w:type="character" w:styleId="1786" w:customStyle="1">
     <w:name w:val="Título 2 Char"/>
-    <w:basedOn w:val="1638"/>
-    <w:link w:val="1630"/>
+    <w:basedOn w:val="1642"/>
+    <w:link w:val="1634"/>
     <w:uiPriority w:val="9"/>
     <w:pPr>
       <w:pBdr/>
@@ -57767,10 +57566,10 @@
       <w:szCs w:val="32"/>
     </w:rPr>
   </w:style>
-  <w:style w:type="character" w:styleId="1783" w:customStyle="1">
+  <w:style w:type="character" w:styleId="1787" w:customStyle="1">
     <w:name w:val="Título 3 Char"/>
-    <w:basedOn w:val="1638"/>
-    <w:link w:val="1631"/>
+    <w:basedOn w:val="1642"/>
+    <w:link w:val="1635"/>
     <w:pPr>
       <w:pBdr/>
       <w:spacing/>
@@ -57784,10 +57583,10 @@
       <w:szCs w:val="26"/>
     </w:rPr>
   </w:style>
-  <w:style w:type="character" w:styleId="1784" w:customStyle="1">
+  <w:style w:type="character" w:styleId="1788" w:customStyle="1">
     <w:name w:val="Título 4 Char"/>
-    <w:basedOn w:val="1638"/>
-    <w:link w:val="1632"/>
+    <w:basedOn w:val="1642"/>
+    <w:link w:val="1636"/>
     <w:uiPriority w:val="9"/>
     <w:pPr>
       <w:pBdr/>
@@ -57801,10 +57600,10 @@
       <w:color w:val="365f91" w:themeColor="accent1" w:themeShade="BF"/>
     </w:rPr>
   </w:style>
-  <w:style w:type="character" w:styleId="1785" w:customStyle="1">
+  <w:style w:type="character" w:styleId="1789" w:customStyle="1">
     <w:name w:val="Título 5 Char"/>
-    <w:basedOn w:val="1638"/>
-    <w:link w:val="1633"/>
+    <w:basedOn w:val="1642"/>
+    <w:link w:val="1637"/>
     <w:uiPriority w:val="9"/>
     <w:pPr>
       <w:pBdr/>
@@ -57816,10 +57615,10 @@
       <w:color w:val="365f91" w:themeColor="accent1" w:themeShade="BF"/>
     </w:rPr>
   </w:style>
-  <w:style w:type="character" w:styleId="1786" w:customStyle="1">
+  <w:style w:type="character" w:styleId="1790" w:customStyle="1">
     <w:name w:val="Título 6 Char"/>
-    <w:basedOn w:val="1638"/>
-    <w:link w:val="1634"/>
+    <w:basedOn w:val="1642"/>
+    <w:link w:val="1638"/>
     <w:uiPriority w:val="9"/>
     <w:pPr>
       <w:pBdr/>
@@ -57833,10 +57632,10 @@
       <w:color w:val="595959" w:themeColor="text1" w:themeTint="A6"/>
     </w:rPr>
   </w:style>
-  <w:style w:type="character" w:styleId="1787" w:customStyle="1">
+  <w:style w:type="character" w:styleId="1791" w:customStyle="1">
     <w:name w:val="Título 7 Char"/>
-    <w:basedOn w:val="1638"/>
-    <w:link w:val="1635"/>
+    <w:basedOn w:val="1642"/>
+    <w:link w:val="1639"/>
     <w:uiPriority w:val="9"/>
     <w:pPr>
       <w:pBdr/>
@@ -57848,10 +57647,10 @@
       <w:color w:val="595959" w:themeColor="text1" w:themeTint="A6"/>
     </w:rPr>
   </w:style>
-  <w:style w:type="character" w:styleId="1788" w:customStyle="1">
+  <w:style w:type="character" w:styleId="1792" w:customStyle="1">
     <w:name w:val="Título 8 Char"/>
-    <w:basedOn w:val="1638"/>
-    <w:link w:val="1636"/>
+    <w:basedOn w:val="1642"/>
+    <w:link w:val="1640"/>
     <w:uiPriority w:val="9"/>
     <w:pPr>
       <w:pBdr/>
@@ -57865,10 +57664,10 @@
       <w:color w:val="272727" w:themeColor="text1" w:themeTint="D8"/>
     </w:rPr>
   </w:style>
-  <w:style w:type="character" w:styleId="1789" w:customStyle="1">
+  <w:style w:type="character" w:styleId="1793" w:customStyle="1">
     <w:name w:val="Título 9 Char"/>
-    <w:basedOn w:val="1638"/>
-    <w:link w:val="1637"/>
+    <w:basedOn w:val="1642"/>
+    <w:link w:val="1641"/>
     <w:uiPriority w:val="9"/>
     <w:pPr>
       <w:pBdr/>
@@ -57882,11 +57681,11 @@
       <w:color w:val="272727" w:themeColor="text1" w:themeTint="D8"/>
     </w:rPr>
   </w:style>
-  <w:style w:type="paragraph" w:styleId="1790">
+  <w:style w:type="paragraph" w:styleId="1794">
     <w:name w:val="Title"/>
-    <w:basedOn w:val="1628"/>
-    <w:next w:val="1628"/>
-    <w:link w:val="1791"/>
+    <w:basedOn w:val="1632"/>
+    <w:next w:val="1632"/>
+    <w:link w:val="1795"/>
     <w:uiPriority w:val="10"/>
     <w:qFormat/>
     <w:pPr>
@@ -57902,10 +57701,10 @@
       <w:szCs w:val="56"/>
     </w:rPr>
   </w:style>
-  <w:style w:type="character" w:styleId="1791" w:customStyle="1">
+  <w:style w:type="character" w:styleId="1795" w:customStyle="1">
     <w:name w:val="Título Char"/>
-    <w:basedOn w:val="1638"/>
-    <w:link w:val="1790"/>
+    <w:basedOn w:val="1642"/>
+    <w:link w:val="1794"/>
     <w:uiPriority w:val="10"/>
     <w:pPr>
       <w:pBdr/>
@@ -57919,11 +57718,11 @@
       <w:szCs w:val="56"/>
     </w:rPr>
   </w:style>
-  <w:style w:type="paragraph" w:styleId="1792">
+  <w:style w:type="paragraph" w:styleId="1796">
     <w:name w:val="Subtitle"/>
-    <w:basedOn w:val="1628"/>
-    <w:next w:val="1628"/>
-    <w:link w:val="1793"/>
+    <w:basedOn w:val="1632"/>
+    <w:next w:val="1632"/>
+    <w:link w:val="1797"/>
     <w:uiPriority w:val="11"/>
     <w:qFormat/>
     <w:pPr>
@@ -57941,10 +57740,10 @@
       <w:szCs w:val="28"/>
     </w:rPr>
   </w:style>
-  <w:style w:type="character" w:styleId="1793" w:customStyle="1">
+  <w:style w:type="character" w:styleId="1797" w:customStyle="1">
     <w:name w:val="Subtítulo Char"/>
-    <w:basedOn w:val="1638"/>
-    <w:link w:val="1792"/>
+    <w:basedOn w:val="1642"/>
+    <w:link w:val="1796"/>
     <w:uiPriority w:val="11"/>
     <w:pPr>
       <w:pBdr/>
@@ -57958,11 +57757,11 @@
       <w:szCs w:val="28"/>
     </w:rPr>
   </w:style>
-  <w:style w:type="paragraph" w:styleId="1794">
+  <w:style w:type="paragraph" w:styleId="1798">
     <w:name w:val="Quote"/>
-    <w:basedOn w:val="1628"/>
-    <w:next w:val="1628"/>
-    <w:link w:val="1795"/>
+    <w:basedOn w:val="1632"/>
+    <w:next w:val="1632"/>
+    <w:link w:val="1799"/>
     <w:uiPriority w:val="29"/>
     <w:qFormat/>
     <w:pPr>
@@ -57977,10 +57776,10 @@
       <w:color w:val="404040" w:themeColor="text1" w:themeTint="BF"/>
     </w:rPr>
   </w:style>
-  <w:style w:type="character" w:styleId="1795" w:customStyle="1">
+  <w:style w:type="character" w:styleId="1799" w:customStyle="1">
     <w:name w:val="Citação Char"/>
-    <w:basedOn w:val="1638"/>
-    <w:link w:val="1794"/>
+    <w:basedOn w:val="1642"/>
+    <w:link w:val="1798"/>
     <w:uiPriority w:val="29"/>
     <w:pPr>
       <w:pBdr/>
@@ -57993,9 +57792,9 @@
       <w:color w:val="404040" w:themeColor="text1" w:themeTint="BF"/>
     </w:rPr>
   </w:style>
-  <w:style w:type="character" w:styleId="1796">
+  <w:style w:type="character" w:styleId="1800">
     <w:name w:val="Intense Emphasis"/>
-    <w:basedOn w:val="1638"/>
+    <w:basedOn w:val="1642"/>
     <w:uiPriority w:val="21"/>
     <w:qFormat/>
     <w:pPr>
@@ -58009,11 +57808,11 @@
       <w:color w:val="365f91" w:themeColor="accent1" w:themeShade="BF"/>
     </w:rPr>
   </w:style>
-  <w:style w:type="paragraph" w:styleId="1797">
+  <w:style w:type="paragraph" w:styleId="1801">
     <w:name w:val="Intense Quote"/>
-    <w:basedOn w:val="1628"/>
-    <w:next w:val="1628"/>
-    <w:link w:val="1798"/>
+    <w:basedOn w:val="1632"/>
+    <w:next w:val="1632"/>
+    <w:link w:val="1802"/>
     <w:uiPriority w:val="30"/>
     <w:qFormat/>
     <w:pPr>
@@ -58031,10 +57830,10 @@
       <w:color w:val="365f91" w:themeColor="accent1" w:themeShade="BF"/>
     </w:rPr>
   </w:style>
-  <w:style w:type="character" w:styleId="1798" w:customStyle="1">
+  <w:style w:type="character" w:styleId="1802" w:customStyle="1">
     <w:name w:val="Citação Intensa Char"/>
-    <w:basedOn w:val="1638"/>
-    <w:link w:val="1797"/>
+    <w:basedOn w:val="1642"/>
+    <w:link w:val="1801"/>
     <w:uiPriority w:val="30"/>
     <w:pPr>
       <w:pBdr/>
@@ -58047,9 +57846,9 @@
       <w:color w:val="365f91" w:themeColor="accent1" w:themeShade="BF"/>
     </w:rPr>
   </w:style>
-  <w:style w:type="character" w:styleId="1799">
+  <w:style w:type="character" w:styleId="1803">
     <w:name w:val="Intense Reference"/>
-    <w:basedOn w:val="1638"/>
+    <w:basedOn w:val="1642"/>
     <w:uiPriority w:val="32"/>
     <w:qFormat/>
     <w:pPr>
@@ -58065,9 +57864,9 @@
       <w:spacing w:val="5"/>
     </w:rPr>
   </w:style>
-  <w:style w:type="character" w:styleId="1800">
+  <w:style w:type="character" w:styleId="1804">
     <w:name w:val="Subtle Emphasis"/>
-    <w:basedOn w:val="1638"/>
+    <w:basedOn w:val="1642"/>
     <w:uiPriority w:val="19"/>
     <w:qFormat/>
     <w:pPr>
@@ -58081,9 +57880,9 @@
       <w:color w:val="404040" w:themeColor="text1" w:themeTint="BF"/>
     </w:rPr>
   </w:style>
-  <w:style w:type="character" w:styleId="1801">
+  <w:style w:type="character" w:styleId="1805">
     <w:name w:val="Emphasis"/>
-    <w:basedOn w:val="1638"/>
+    <w:basedOn w:val="1642"/>
     <w:uiPriority w:val="20"/>
     <w:qFormat/>
     <w:pPr>
@@ -58096,9 +57895,9 @@
       <w:iCs/>
     </w:rPr>
   </w:style>
-  <w:style w:type="character" w:styleId="1802">
+  <w:style w:type="character" w:styleId="1806">
     <w:name w:val="Subtle Reference"/>
-    <w:basedOn w:val="1638"/>
+    <w:basedOn w:val="1642"/>
     <w:uiPriority w:val="31"/>
     <w:qFormat/>
     <w:pPr>
@@ -58111,9 +57910,9 @@
       <w:color w:val="5a5a5a" w:themeColor="text1" w:themeTint="A5"/>
     </w:rPr>
   </w:style>
-  <w:style w:type="character" w:styleId="1803">
+  <w:style w:type="character" w:styleId="1807">
     <w:name w:val="Book Title"/>
-    <w:basedOn w:val="1638"/>
+    <w:basedOn w:val="1642"/>
     <w:uiPriority w:val="33"/>
     <w:qFormat/>
     <w:pPr>
@@ -58129,9 +57928,9 @@
       <w:spacing w:val="5"/>
     </w:rPr>
   </w:style>
-  <w:style w:type="character" w:styleId="1804" w:customStyle="1">
+  <w:style w:type="character" w:styleId="1808" w:customStyle="1">
     <w:name w:val="Header Char"/>
-    <w:basedOn w:val="1638"/>
+    <w:basedOn w:val="1642"/>
     <w:uiPriority w:val="99"/>
     <w:pPr>
       <w:pBdr/>
@@ -58139,9 +57938,9 @@
       <w:ind/>
     </w:pPr>
   </w:style>
-  <w:style w:type="character" w:styleId="1805" w:customStyle="1">
+  <w:style w:type="character" w:styleId="1809" w:customStyle="1">
     <w:name w:val="Footer Char"/>
-    <w:basedOn w:val="1638"/>
+    <w:basedOn w:val="1642"/>
     <w:uiPriority w:val="99"/>
     <w:pPr>
       <w:pBdr/>
@@ -58149,10 +57948,10 @@
       <w:ind/>
     </w:pPr>
   </w:style>
-  <w:style w:type="paragraph" w:styleId="1806">
+  <w:style w:type="paragraph" w:styleId="1810">
     <w:name w:val="footnote text"/>
-    <w:basedOn w:val="1628"/>
-    <w:link w:val="1807"/>
+    <w:basedOn w:val="1632"/>
+    <w:link w:val="1811"/>
     <w:uiPriority w:val="99"/>
     <w:semiHidden/>
     <w:unhideWhenUsed/>
@@ -58166,10 +57965,10 @@
       <w:szCs w:val="20"/>
     </w:rPr>
   </w:style>
-  <w:style w:type="character" w:styleId="1807" w:customStyle="1">
+  <w:style w:type="character" w:styleId="1811" w:customStyle="1">
     <w:name w:val="Texto de nota de rodapé Char"/>
-    <w:basedOn w:val="1638"/>
-    <w:link w:val="1806"/>
+    <w:basedOn w:val="1642"/>
+    <w:link w:val="1810"/>
     <w:uiPriority w:val="99"/>
     <w:semiHidden/>
     <w:pPr>
@@ -58182,9 +57981,9 @@
       <w:szCs w:val="20"/>
     </w:rPr>
   </w:style>
-  <w:style w:type="character" w:styleId="1808">
+  <w:style w:type="character" w:styleId="1812">
     <w:name w:val="footnote reference"/>
-    <w:basedOn w:val="1638"/>
+    <w:basedOn w:val="1642"/>
     <w:uiPriority w:val="99"/>
     <w:semiHidden/>
     <w:unhideWhenUsed/>
@@ -58197,10 +57996,10 @@
       <w:vertAlign w:val="superscript"/>
     </w:rPr>
   </w:style>
-  <w:style w:type="paragraph" w:styleId="1809">
+  <w:style w:type="paragraph" w:styleId="1813">
     <w:name w:val="endnote text"/>
-    <w:basedOn w:val="1628"/>
-    <w:link w:val="1810"/>
+    <w:basedOn w:val="1632"/>
+    <w:link w:val="1814"/>
     <w:uiPriority w:val="99"/>
     <w:semiHidden/>
     <w:unhideWhenUsed/>
@@ -58214,10 +58013,10 @@
       <w:szCs w:val="20"/>
     </w:rPr>
   </w:style>
-  <w:style w:type="character" w:styleId="1810" w:customStyle="1">
+  <w:style w:type="character" w:styleId="1814" w:customStyle="1">
     <w:name w:val="Texto de nota de fim Char"/>
-    <w:basedOn w:val="1638"/>
-    <w:link w:val="1809"/>
+    <w:basedOn w:val="1642"/>
+    <w:link w:val="1813"/>
     <w:uiPriority w:val="99"/>
     <w:semiHidden/>
     <w:pPr>
@@ -58230,9 +58029,9 @@
       <w:szCs w:val="20"/>
     </w:rPr>
   </w:style>
-  <w:style w:type="character" w:styleId="1811">
+  <w:style w:type="character" w:styleId="1815">
     <w:name w:val="endnote reference"/>
-    <w:basedOn w:val="1638"/>
+    <w:basedOn w:val="1642"/>
     <w:uiPriority w:val="99"/>
     <w:semiHidden/>
     <w:unhideWhenUsed/>
@@ -58245,9 +58044,9 @@
       <w:vertAlign w:val="superscript"/>
     </w:rPr>
   </w:style>
-  <w:style w:type="character" w:styleId="1812">
+  <w:style w:type="character" w:styleId="1816">
     <w:name w:val="Placeholder Text"/>
-    <w:basedOn w:val="1638"/>
+    <w:basedOn w:val="1642"/>
     <w:uiPriority w:val="99"/>
     <w:semiHidden/>
     <w:pPr>
@@ -58259,7 +58058,7 @@
       <w:color w:val="666666"/>
     </w:rPr>
   </w:style>
-  <w:style w:type="paragraph" w:styleId="1813">
+  <w:style w:type="paragraph" w:styleId="1817">
     <w:name w:val="TOC Heading"/>
     <w:uiPriority w:val="39"/>
     <w:unhideWhenUsed/>
@@ -58269,9 +58068,9 @@
       <w:ind/>
     </w:pPr>
   </w:style>
-  <w:style w:type="paragraph" w:styleId="1814">
+  <w:style w:type="paragraph" w:styleId="1818">
     <w:name w:val="HTML Preformatted"/>
-    <w:basedOn w:val="1628"/>
+    <w:basedOn w:val="1632"/>
     <w:semiHidden/>
     <w:pPr>
       <w:pBdr/>
@@ -58303,7 +58102,7 @@
       <w:szCs w:val="20"/>
     </w:rPr>
   </w:style>
-  <w:style w:type="paragraph" w:styleId="1815" w:customStyle="1">
+  <w:style w:type="paragraph" w:styleId="1819" w:customStyle="1">
     <w:name w:val="Default"/>
     <w:pPr>
       <w:pBdr/>
@@ -58317,10 +58116,10 @@
       <w:szCs w:val="24"/>
     </w:rPr>
   </w:style>
-  <w:style w:type="paragraph" w:styleId="1816">
+  <w:style w:type="paragraph" w:styleId="1820">
     <w:name w:val="Footer"/>
-    <w:basedOn w:val="1628"/>
-    <w:link w:val="1837"/>
+    <w:basedOn w:val="1632"/>
+    <w:link w:val="1841"/>
     <w:uiPriority w:val="99"/>
     <w:pPr>
       <w:pBdr/>
@@ -58332,9 +58131,9 @@
       <w:ind/>
     </w:pPr>
   </w:style>
-  <w:style w:type="character" w:styleId="1817">
+  <w:style w:type="character" w:styleId="1821">
     <w:name w:val="page number"/>
-    <w:basedOn w:val="1638"/>
+    <w:basedOn w:val="1642"/>
     <w:semiHidden/>
     <w:pPr>
       <w:pBdr/>
@@ -58342,10 +58141,10 @@
       <w:ind/>
     </w:pPr>
   </w:style>
-  <w:style w:type="paragraph" w:styleId="1818">
+  <w:style w:type="paragraph" w:styleId="1822">
     <w:name w:val="Header"/>
-    <w:basedOn w:val="1628"/>
-    <w:link w:val="1834"/>
+    <w:basedOn w:val="1632"/>
+    <w:link w:val="1838"/>
     <w:uiPriority w:val="99"/>
     <w:pPr>
       <w:pBdr/>
@@ -58357,10 +58156,10 @@
       <w:ind/>
     </w:pPr>
   </w:style>
-  <w:style w:type="paragraph" w:styleId="1819">
+  <w:style w:type="paragraph" w:styleId="1823">
     <w:name w:val="toc 1"/>
-    <w:basedOn w:val="1628"/>
-    <w:next w:val="1628"/>
+    <w:basedOn w:val="1632"/>
+    <w:next w:val="1632"/>
     <w:uiPriority w:val="39"/>
     <w:pPr>
       <w:pBdr/>
@@ -58371,10 +58170,10 @@
       <w:b/>
     </w:rPr>
   </w:style>
-  <w:style w:type="paragraph" w:styleId="1820">
+  <w:style w:type="paragraph" w:styleId="1824">
     <w:name w:val="toc 2"/>
-    <w:basedOn w:val="1628"/>
-    <w:next w:val="1628"/>
+    <w:basedOn w:val="1632"/>
+    <w:next w:val="1632"/>
     <w:uiPriority w:val="39"/>
     <w:pPr>
       <w:pBdr/>
@@ -58382,10 +58181,10 @@
       <w:ind w:left="240"/>
     </w:pPr>
   </w:style>
-  <w:style w:type="paragraph" w:styleId="1821">
+  <w:style w:type="paragraph" w:styleId="1825">
     <w:name w:val="toc 3"/>
-    <w:basedOn w:val="1628"/>
-    <w:next w:val="1628"/>
+    <w:basedOn w:val="1632"/>
+    <w:next w:val="1632"/>
     <w:uiPriority w:val="39"/>
     <w:pPr>
       <w:pBdr/>
@@ -58396,9 +58195,9 @@
       <w:b/>
     </w:rPr>
   </w:style>
-  <w:style w:type="character" w:styleId="1822">
+  <w:style w:type="character" w:styleId="1826">
     <w:name w:val="Hyperlink"/>
-    <w:basedOn w:val="1638"/>
+    <w:basedOn w:val="1642"/>
     <w:uiPriority w:val="99"/>
     <w:pPr>
       <w:pBdr/>
@@ -58410,9 +58209,9 @@
       <w:u w:val="single"/>
     </w:rPr>
   </w:style>
-  <w:style w:type="character" w:styleId="1823">
+  <w:style w:type="character" w:styleId="1827">
     <w:name w:val="FollowedHyperlink"/>
-    <w:basedOn w:val="1638"/>
+    <w:basedOn w:val="1642"/>
     <w:semiHidden/>
     <w:pPr>
       <w:pBdr/>
@@ -58424,9 +58223,9 @@
       <w:u w:val="single"/>
     </w:rPr>
   </w:style>
-  <w:style w:type="paragraph" w:styleId="1824" w:customStyle="1">
+  <w:style w:type="paragraph" w:styleId="1828" w:customStyle="1">
     <w:name w:val="Estilo Fonte 12+Negrito+Centralizado"/>
-    <w:basedOn w:val="1628"/>
+    <w:basedOn w:val="1632"/>
     <w:pPr>
       <w:pBdr/>
       <w:spacing/>
@@ -58439,9 +58238,9 @@
       <w:szCs w:val="20"/>
     </w:rPr>
   </w:style>
-  <w:style w:type="paragraph" w:styleId="1825" w:customStyle="1">
+  <w:style w:type="paragraph" w:styleId="1829" w:customStyle="1">
     <w:name w:val="CAPA"/>
-    <w:basedOn w:val="1628"/>
+    <w:basedOn w:val="1632"/>
     <w:pPr>
       <w:pBdr/>
       <w:spacing w:line="240" w:lineRule="auto"/>
@@ -58454,10 +58253,10 @@
       <w:szCs w:val="20"/>
     </w:rPr>
   </w:style>
-  <w:style w:type="paragraph" w:styleId="1826">
+  <w:style w:type="paragraph" w:styleId="1830">
     <w:name w:val="toc 4"/>
-    <w:basedOn w:val="1628"/>
-    <w:next w:val="1628"/>
+    <w:basedOn w:val="1632"/>
+    <w:next w:val="1632"/>
     <w:semiHidden/>
     <w:pPr>
       <w:pBdr/>
@@ -58466,10 +58265,10 @@
       <w:jc w:val="left"/>
     </w:pPr>
   </w:style>
-  <w:style w:type="paragraph" w:styleId="1827">
+  <w:style w:type="paragraph" w:styleId="1831">
     <w:name w:val="toc 5"/>
-    <w:basedOn w:val="1628"/>
-    <w:next w:val="1628"/>
+    <w:basedOn w:val="1632"/>
+    <w:next w:val="1632"/>
     <w:semiHidden/>
     <w:pPr>
       <w:pBdr/>
@@ -58478,10 +58277,10 @@
       <w:jc w:val="left"/>
     </w:pPr>
   </w:style>
-  <w:style w:type="paragraph" w:styleId="1828">
+  <w:style w:type="paragraph" w:styleId="1832">
     <w:name w:val="toc 6"/>
-    <w:basedOn w:val="1628"/>
-    <w:next w:val="1628"/>
+    <w:basedOn w:val="1632"/>
+    <w:next w:val="1632"/>
     <w:semiHidden/>
     <w:pPr>
       <w:pBdr/>
@@ -58490,10 +58289,10 @@
       <w:jc w:val="left"/>
     </w:pPr>
   </w:style>
-  <w:style w:type="paragraph" w:styleId="1829">
+  <w:style w:type="paragraph" w:styleId="1833">
     <w:name w:val="toc 7"/>
-    <w:basedOn w:val="1628"/>
-    <w:next w:val="1628"/>
+    <w:basedOn w:val="1632"/>
+    <w:next w:val="1632"/>
     <w:semiHidden/>
     <w:pPr>
       <w:pBdr/>
@@ -58502,10 +58301,10 @@
       <w:jc w:val="left"/>
     </w:pPr>
   </w:style>
-  <w:style w:type="paragraph" w:styleId="1830">
+  <w:style w:type="paragraph" w:styleId="1834">
     <w:name w:val="toc 8"/>
-    <w:basedOn w:val="1628"/>
-    <w:next w:val="1628"/>
+    <w:basedOn w:val="1632"/>
+    <w:next w:val="1632"/>
     <w:semiHidden/>
     <w:pPr>
       <w:pBdr/>
@@ -58514,10 +58313,10 @@
       <w:jc w:val="left"/>
     </w:pPr>
   </w:style>
-  <w:style w:type="paragraph" w:styleId="1831">
+  <w:style w:type="paragraph" w:styleId="1835">
     <w:name w:val="toc 9"/>
-    <w:basedOn w:val="1628"/>
-    <w:next w:val="1628"/>
+    <w:basedOn w:val="1632"/>
+    <w:next w:val="1632"/>
     <w:semiHidden/>
     <w:pPr>
       <w:pBdr/>
@@ -58526,7 +58325,7 @@
       <w:jc w:val="left"/>
     </w:pPr>
   </w:style>
-  <w:style w:type="paragraph" w:styleId="1832">
+  <w:style w:type="paragraph" w:styleId="1836">
     <w:name w:val="No Spacing"/>
     <w:uiPriority w:val="1"/>
     <w:qFormat/>
@@ -58541,9 +58340,9 @@
       <w:szCs w:val="24"/>
     </w:rPr>
   </w:style>
-  <w:style w:type="table" w:styleId="1833">
+  <w:style w:type="table" w:styleId="1837">
     <w:name w:val="Table Grid"/>
-    <w:basedOn w:val="1639"/>
+    <w:basedOn w:val="1643"/>
     <w:uiPriority w:val="59"/>
     <w:pPr>
       <w:pBdr/>
@@ -58733,10 +58532,10 @@
       </w:tcPr>
     </w:tblStylePr>
   </w:style>
-  <w:style w:type="character" w:styleId="1834" w:customStyle="1">
+  <w:style w:type="character" w:styleId="1838" w:customStyle="1">
     <w:name w:val="Cabeçalho Char"/>
-    <w:basedOn w:val="1638"/>
-    <w:link w:val="1818"/>
+    <w:basedOn w:val="1642"/>
+    <w:link w:val="1822"/>
     <w:uiPriority w:val="99"/>
     <w:pPr>
       <w:pBdr/>
@@ -58748,10 +58547,10 @@
       <w:szCs w:val="22"/>
     </w:rPr>
   </w:style>
-  <w:style w:type="paragraph" w:styleId="1835">
+  <w:style w:type="paragraph" w:styleId="1839">
     <w:name w:val="Balloon Text"/>
-    <w:basedOn w:val="1628"/>
-    <w:link w:val="1836"/>
+    <w:basedOn w:val="1632"/>
+    <w:link w:val="1840"/>
     <w:uiPriority w:val="99"/>
     <w:semiHidden/>
     <w:unhideWhenUsed/>
@@ -58766,10 +58565,10 @@
       <w:szCs w:val="16"/>
     </w:rPr>
   </w:style>
-  <w:style w:type="character" w:styleId="1836" w:customStyle="1">
+  <w:style w:type="character" w:styleId="1840" w:customStyle="1">
     <w:name w:val="Texto de balão Char"/>
-    <w:basedOn w:val="1638"/>
-    <w:link w:val="1835"/>
+    <w:basedOn w:val="1642"/>
+    <w:link w:val="1839"/>
     <w:uiPriority w:val="99"/>
     <w:semiHidden/>
     <w:pPr>
@@ -58783,10 +58582,10 @@
       <w:szCs w:val="16"/>
     </w:rPr>
   </w:style>
-  <w:style w:type="character" w:styleId="1837" w:customStyle="1">
+  <w:style w:type="character" w:styleId="1841" w:customStyle="1">
     <w:name w:val="Rodapé Char"/>
-    <w:basedOn w:val="1638"/>
-    <w:link w:val="1816"/>
+    <w:basedOn w:val="1642"/>
+    <w:link w:val="1820"/>
     <w:uiPriority w:val="99"/>
     <w:pPr>
       <w:pBdr/>
@@ -58798,9 +58597,9 @@
       <w:szCs w:val="22"/>
     </w:rPr>
   </w:style>
-  <w:style w:type="character" w:styleId="1838">
+  <w:style w:type="character" w:styleId="1842">
     <w:name w:val="Strong"/>
-    <w:basedOn w:val="1638"/>
+    <w:basedOn w:val="1642"/>
     <w:uiPriority w:val="22"/>
     <w:qFormat/>
     <w:pPr>
@@ -58814,9 +58613,9 @@
       <w:sz w:val="20"/>
     </w:rPr>
   </w:style>
-  <w:style w:type="paragraph" w:styleId="1839">
+  <w:style w:type="paragraph" w:styleId="1843">
     <w:name w:val="List Paragraph"/>
-    <w:basedOn w:val="1628"/>
+    <w:basedOn w:val="1632"/>
     <w:uiPriority w:val="34"/>
     <w:qFormat/>
     <w:pPr>
@@ -58826,10 +58625,10 @@
       <w:contextualSpacing w:val="true"/>
     </w:pPr>
   </w:style>
-  <w:style w:type="paragraph" w:styleId="1840">
+  <w:style w:type="paragraph" w:styleId="1844">
     <w:name w:val="Caption"/>
-    <w:basedOn w:val="1628"/>
-    <w:next w:val="1628"/>
+    <w:basedOn w:val="1632"/>
+    <w:next w:val="1632"/>
     <w:uiPriority w:val="35"/>
     <w:unhideWhenUsed/>
     <w:qFormat/>
@@ -58844,10 +58643,10 @@
       <w:szCs w:val="18"/>
     </w:rPr>
   </w:style>
-  <w:style w:type="paragraph" w:styleId="1841">
+  <w:style w:type="paragraph" w:styleId="1845">
     <w:name w:val="table of figures"/>
-    <w:basedOn w:val="1628"/>
-    <w:next w:val="1628"/>
+    <w:basedOn w:val="1632"/>
+    <w:next w:val="1632"/>
     <w:uiPriority w:val="99"/>
     <w:unhideWhenUsed/>
     <w:pPr>
@@ -58859,9 +58658,9 @@
       <w:caps/>
     </w:rPr>
   </w:style>
-  <w:style w:type="character" w:styleId="1842" w:customStyle="1">
+  <w:style w:type="character" w:styleId="1846" w:customStyle="1">
     <w:name w:val="Menção Pendente1"/>
-    <w:basedOn w:val="1638"/>
+    <w:basedOn w:val="1642"/>
     <w:uiPriority w:val="99"/>
     <w:semiHidden/>
     <w:unhideWhenUsed/>
